--- a/capstonepaper/Chapter3_vs_Current_System_Comparison.docx
+++ b/capstonepaper/Chapter3_vs_Current_System_Comparison.docx
@@ -30,7 +30,9 @@
         </w:rPr>
         <w:t>Project: Anihan Technical School - Student Records Management System (SRMS)</w:t>
         <w:br/>
-        <w:t>Document generated: May 21, 2026</w:t>
+        <w:t>Document generated: May 22, 2026  (revised - now sourced from the ITR Paper, with exact section + page citations)</w:t>
+        <w:br/>
+        <w:t>Chapter 3 source: Group1_ITR_Paper.pdf (the standalone Chapter-3.pdf is no longer used)</w:t>
         <w:br/>
         <w:t>Scope: Tech stack, architecture, database, use cases, and functional/non-functional requirements</w:t>
       </w:r>
@@ -54,7 +56,17 @@
           <w:i w:val="0"/>
           <w:sz w:val="22"/>
         </w:rPr>
-        <w:t>This document compares the system design described in Chapter 3 (System Analysis, System Design, and Project Details) against the Anihan SRMS as it is actually built. It is intended to help align the capstone paper with the delivered software.</w:t>
+        <w:t>This document compares the system design described in Chapter 3 of the ITR Paper (Group1_ITR_Paper.pdf - "Research Methodology and Technical Background") against the Anihan SRMS as it is actually built. It is intended to help align the capstone paper with the delivered software.</w:t>
+      </w:r>
+    </w:p>
+    <w:p>
+      <w:r>
+        <w:rPr>
+          <w:b w:val="0"/>
+          <w:i/>
+          <w:sz w:val="22"/>
+        </w:rPr>
+        <w:t>Source note: This revision is based entirely on Chapter 3 as it appears in the ITR Paper. The earlier standalone Chapter-3.pdf has been set aside; where the two differ, the ITR Paper is treated as the current version. Notably, the ITR Paper's Chapter 3 already corrects two earlier errors - it now names Java 25 / Spring Boot (not Python) and names MySQL.</w:t>
       </w:r>
     </w:p>
     <w:p>
@@ -64,7 +76,17 @@
           <w:i w:val="0"/>
           <w:sz w:val="22"/>
         </w:rPr>
-        <w:t>Method: Chapter 3 was read in full. The current system was examined through its source tree (Java/Spring Boot packages, JPA entities, controllers, security configuration), the canonical database schema (schema.sql), the live MySQL database, and the project memory-bank. The comparison is targeted - it maps every claim, diagram, and table in Chapter 3 to what the code and database actually contain, without an exhaustive line-by-line read of every Java file.</w:t>
+        <w:t>Method: Chapter 3 of the ITR Paper was read in full (PDF pages 26-82; printed pages 19-75). The current system was examined through its source tree (Java/Spring Boot packages, JPA entities, controllers, security configuration), the canonical database schema (schema.sql), the live MySQL database, and the project memory-bank.</w:t>
+      </w:r>
+    </w:p>
+    <w:p>
+      <w:r>
+        <w:rPr>
+          <w:b w:val="0"/>
+          <w:i/>
+          <w:sz w:val="22"/>
+        </w:rPr>
+        <w:t>Page citations: Each row's "Chapter 3 Location" gives the section/figure/table and the page. Two page numbers are shown - "PDF p.X" is the page as a PDF viewer counts it; "printed p.Y" is the number printed in the page footer of the paper. Use whichever matches how you are reading the document.</w:t>
       </w:r>
     </w:p>
     <w:p>
@@ -84,7 +106,7 @@
           <w:i w:val="0"/>
           <w:sz w:val="22"/>
         </w:rPr>
-        <w:t>Summary of findings: The implemented system is broadly faithful to Chapter 3's intent - the MVC architecture, the four user roles, the central StudentRecord entity, role-based access, audit logging, batch document handling, and the on-premise deployment model are all present. However, there are significant differences in the technology stack, the database schema (table names, several new tables, expanded columns), authentication design, and numerous detail-level mismatches in the data dictionary and requirements. These are catalogued by category below.</w:t>
+        <w:t>Summary of findings: The ITR Paper's Chapter 3 is closer to the built system than the earlier draft - the technology stack is now stated correctly. The remaining differences are concentrated in the database design (Section 3.2.7 ERD and Section 3.2.8 data dictionary), the in-memory data-structures table (3.2.3), authentication and role design, the development environment (NetBeans vs. the actual IDE), and several detail-level requirement mismatches. These are catalogued by category below.</w:t>
       </w:r>
     </w:p>
     <w:p>
@@ -105,7 +127,7 @@
           <w:i w:val="0"/>
           <w:sz w:val="22"/>
         </w:rPr>
-        <w:t>This is the single largest discrepancy. Chapter 3 names Python as the coding language; the system is built entirely on Java and Spring Boot.</w:t>
+        <w:t>The ITR Paper's Coding section now correctly names Java and Spring Boot. The remaining stack differences are minor, except the development environment.</w:t>
       </w:r>
     </w:p>
     <w:tbl>
@@ -116,21 +138,22 @@
         <w:tblLook w:firstColumn="1" w:firstRow="1" w:lastColumn="0" w:lastRow="0" w:noHBand="0" w:noVBand="1" w:val="04A0"/>
       </w:tblPr>
       <w:tblGrid>
-        <w:gridCol w:w="2160"/>
-        <w:gridCol w:w="2160"/>
-        <w:gridCol w:w="2160"/>
-        <w:gridCol w:w="2160"/>
+        <w:gridCol w:w="1728"/>
+        <w:gridCol w:w="1728"/>
+        <w:gridCol w:w="1728"/>
+        <w:gridCol w:w="1728"/>
+        <w:gridCol w:w="1728"/>
       </w:tblGrid>
       <w:tr>
         <w:tc>
           <w:tcPr>
-            <w:tcW w:type="dxa" w:w="1656"/>
+            <w:tcW w:type="dxa" w:w="1296"/>
           </w:tcPr>
           <w:p>
             <w:r>
               <w:rPr>
                 <w:b/>
-                <w:sz w:val="18"/>
+                <w:sz w:val="17"/>
               </w:rPr>
               <w:t>Aspect</w:t>
             </w:r>
@@ -138,27 +161,41 @@
         </w:tc>
         <w:tc>
           <w:tcPr>
-            <w:tcW w:type="dxa" w:w="2808"/>
+            <w:tcW w:type="dxa" w:w="2232"/>
           </w:tcPr>
           <w:p>
             <w:r>
               <w:rPr>
                 <w:b/>
-                <w:sz w:val="18"/>
-              </w:rPr>
-              <w:t>Chapter 3 States</w:t>
-            </w:r>
-          </w:p>
-        </w:tc>
-        <w:tc>
-          <w:tcPr>
-            <w:tcW w:type="dxa" w:w="2808"/>
+                <w:sz w:val="17"/>
+              </w:rPr>
+              <w:t>Chapter 3 Location (section &amp; page)</w:t>
+            </w:r>
+          </w:p>
+        </w:tc>
+        <w:tc>
+          <w:tcPr>
+            <w:tcW w:type="dxa" w:w="2160"/>
           </w:tcPr>
           <w:p>
             <w:r>
               <w:rPr>
                 <w:b/>
-                <w:sz w:val="18"/>
+                <w:sz w:val="17"/>
+              </w:rPr>
+              <w:t>Chapter 3 (ITR Paper) States</w:t>
+            </w:r>
+          </w:p>
+        </w:tc>
+        <w:tc>
+          <w:tcPr>
+            <w:tcW w:type="dxa" w:w="2232"/>
+          </w:tcPr>
+          <w:p>
+            <w:r>
+              <w:rPr>
+                <w:b/>
+                <w:sz w:val="17"/>
               </w:rPr>
               <w:t>Current System</w:t>
             </w:r>
@@ -166,13 +203,13 @@
         </w:tc>
         <w:tc>
           <w:tcPr>
-            <w:tcW w:type="dxa" w:w="2880"/>
+            <w:tcW w:type="dxa" w:w="2160"/>
           </w:tcPr>
           <w:p>
             <w:r>
               <w:rPr>
                 <w:b/>
-                <w:sz w:val="18"/>
+                <w:sz w:val="17"/>
               </w:rPr>
               <w:t>Difference / Note</w:t>
             </w:r>
@@ -182,13 +219,13 @@
       <w:tr>
         <w:tc>
           <w:tcPr>
-            <w:tcW w:type="dxa" w:w="1656"/>
+            <w:tcW w:type="dxa" w:w="1296"/>
           </w:tcPr>
           <w:p>
             <w:r>
               <w:rPr>
                 <w:b/>
-                <w:sz w:val="18"/>
+                <w:sz w:val="17"/>
               </w:rPr>
               <w:t>Programming language</w:t>
             </w:r>
@@ -196,40 +233,54 @@
         </w:tc>
         <w:tc>
           <w:tcPr>
-            <w:tcW w:type="dxa" w:w="2808"/>
-          </w:tcPr>
-          <w:p>
-            <w:r>
-              <w:rPr>
-                <w:sz w:val="18"/>
-              </w:rPr>
-              <w:t>Section 3.3.1 (Coding): "The project will make use of Python."</w:t>
-            </w:r>
-          </w:p>
-        </w:tc>
-        <w:tc>
-          <w:tcPr>
-            <w:tcW w:type="dxa" w:w="2808"/>
-          </w:tcPr>
-          <w:p>
-            <w:r>
-              <w:rPr>
-                <w:sz w:val="18"/>
-              </w:rPr>
-              <w:t>Java 25 (LTS). No Python in the application codebase.</w:t>
-            </w:r>
-          </w:p>
-        </w:tc>
-        <w:tc>
-          <w:tcPr>
-            <w:tcW w:type="dxa" w:w="2880"/>
-          </w:tcPr>
-          <w:p>
-            <w:r>
-              <w:rPr>
-                <w:sz w:val="18"/>
-              </w:rPr>
-              <w:t>Major contradiction. Chapter 3 must be corrected to state Java 25.</w:t>
+            <w:tcW w:type="dxa" w:w="2232"/>
+          </w:tcPr>
+          <w:p>
+            <w:r>
+              <w:rPr>
+                <w:b/>
+                <w:sz w:val="17"/>
+              </w:rPr>
+              <w:t>Section 3.3.1.4 Coding (PDF p.70-71 / printed p.63-64)</w:t>
+            </w:r>
+          </w:p>
+        </w:tc>
+        <w:tc>
+          <w:tcPr>
+            <w:tcW w:type="dxa" w:w="2160"/>
+          </w:tcPr>
+          <w:p>
+            <w:r>
+              <w:rPr>
+                <w:sz w:val="17"/>
+              </w:rPr>
+              <w:t>"Coding will make use of Java 25, an object-oriented programming language, for the backend... Springboot 4.0.4, Spring Security 7, Spring Validation, and Spring Data JPA frameworks."</w:t>
+            </w:r>
+          </w:p>
+        </w:tc>
+        <w:tc>
+          <w:tcPr>
+            <w:tcW w:type="dxa" w:w="2232"/>
+          </w:tcPr>
+          <w:p>
+            <w:r>
+              <w:rPr>
+                <w:sz w:val="17"/>
+              </w:rPr>
+              <w:t>Java 25 (LTS), Spring Boot 4.0.4, Spring Security 7, Spring Validation, Spring Data JPA.</w:t>
+            </w:r>
+          </w:p>
+        </w:tc>
+        <w:tc>
+          <w:tcPr>
+            <w:tcW w:type="dxa" w:w="2160"/>
+          </w:tcPr>
+          <w:p>
+            <w:r>
+              <w:rPr>
+                <w:sz w:val="17"/>
+              </w:rPr>
+              <w:t>NOW CONSISTENT. The ITR Paper corrected the earlier "Python" error. No change needed here.</w:t>
             </w:r>
           </w:p>
         </w:tc>
@@ -237,54 +288,68 @@
       <w:tr>
         <w:tc>
           <w:tcPr>
-            <w:tcW w:type="dxa" w:w="1656"/>
+            <w:tcW w:type="dxa" w:w="1296"/>
           </w:tcPr>
           <w:p>
             <w:r>
               <w:rPr>
                 <w:b/>
-                <w:sz w:val="18"/>
-              </w:rPr>
-              <w:t>Application framework</w:t>
-            </w:r>
-          </w:p>
-        </w:tc>
-        <w:tc>
-          <w:tcPr>
-            <w:tcW w:type="dxa" w:w="2808"/>
-          </w:tcPr>
-          <w:p>
-            <w:r>
-              <w:rPr>
-                <w:sz w:val="18"/>
-              </w:rPr>
-              <w:t>Not named. Chapter 3 only describes a generic MVC web application.</w:t>
-            </w:r>
-          </w:p>
-        </w:tc>
-        <w:tc>
-          <w:tcPr>
-            <w:tcW w:type="dxa" w:w="2808"/>
-          </w:tcPr>
-          <w:p>
-            <w:r>
-              <w:rPr>
-                <w:sz w:val="18"/>
-              </w:rPr>
-              <w:t>Spring Boot 4.0.4, Spring Security 7, Spring Validation, Spring Data JPA.</w:t>
-            </w:r>
-          </w:p>
-        </w:tc>
-        <w:tc>
-          <w:tcPr>
-            <w:tcW w:type="dxa" w:w="2880"/>
-          </w:tcPr>
-          <w:p>
-            <w:r>
-              <w:rPr>
-                <w:sz w:val="18"/>
-              </w:rPr>
-              <w:t>Chapter 3 should name the Spring Boot stack explicitly.</w:t>
+                <w:sz w:val="17"/>
+              </w:rPr>
+              <w:t>Database engine</w:t>
+            </w:r>
+          </w:p>
+        </w:tc>
+        <w:tc>
+          <w:tcPr>
+            <w:tcW w:type="dxa" w:w="2232"/>
+          </w:tcPr>
+          <w:p>
+            <w:r>
+              <w:rPr>
+                <w:b/>
+                <w:sz w:val="17"/>
+              </w:rPr>
+              <w:t>Section 3.3.1.4 Coding (PDF p.71 / printed p.64)</w:t>
+            </w:r>
+          </w:p>
+        </w:tc>
+        <w:tc>
+          <w:tcPr>
+            <w:tcW w:type="dxa" w:w="2160"/>
+          </w:tcPr>
+          <w:p>
+            <w:r>
+              <w:rPr>
+                <w:sz w:val="17"/>
+              </w:rPr>
+              <w:t>"MySQL will serve as the database platform for its scalability, security, and suitability to the client's existing infrastructure."</w:t>
+            </w:r>
+          </w:p>
+        </w:tc>
+        <w:tc>
+          <w:tcPr>
+            <w:tcW w:type="dxa" w:w="2232"/>
+          </w:tcPr>
+          <w:p>
+            <w:r>
+              <w:rPr>
+                <w:sz w:val="17"/>
+              </w:rPr>
+              <w:t>MySQL 8, running in Docker.</w:t>
+            </w:r>
+          </w:p>
+        </w:tc>
+        <w:tc>
+          <w:tcPr>
+            <w:tcW w:type="dxa" w:w="2160"/>
+          </w:tcPr>
+          <w:p>
+            <w:r>
+              <w:rPr>
+                <w:sz w:val="17"/>
+              </w:rPr>
+              <w:t>Consistent. The paper could add the version (MySQL 8) and that it runs in Docker.</w:t>
             </w:r>
           </w:p>
         </w:tc>
@@ -292,54 +357,68 @@
       <w:tr>
         <w:tc>
           <w:tcPr>
-            <w:tcW w:type="dxa" w:w="1656"/>
+            <w:tcW w:type="dxa" w:w="1296"/>
           </w:tcPr>
           <w:p>
             <w:r>
               <w:rPr>
                 <w:b/>
-                <w:sz w:val="18"/>
-              </w:rPr>
-              <w:t>Build tool</w:t>
-            </w:r>
-          </w:p>
-        </w:tc>
-        <w:tc>
-          <w:tcPr>
-            <w:tcW w:type="dxa" w:w="2808"/>
-          </w:tcPr>
-          <w:p>
-            <w:r>
-              <w:rPr>
-                <w:sz w:val="18"/>
-              </w:rPr>
-              <w:t>Not named.</w:t>
-            </w:r>
-          </w:p>
-        </w:tc>
-        <w:tc>
-          <w:tcPr>
-            <w:tcW w:type="dxa" w:w="2808"/>
-          </w:tcPr>
-          <w:p>
-            <w:r>
-              <w:rPr>
-                <w:sz w:val="18"/>
-              </w:rPr>
-              <w:t>Gradle 9.4.1 with the Kotlin DSL (build.gradle.kts).</w:t>
-            </w:r>
-          </w:p>
-        </w:tc>
-        <w:tc>
-          <w:tcPr>
-            <w:tcW w:type="dxa" w:w="2880"/>
-          </w:tcPr>
-          <w:p>
-            <w:r>
-              <w:rPr>
-                <w:sz w:val="18"/>
-              </w:rPr>
-              <w:t>Add to Chapter 3 tech description.</w:t>
+                <w:sz w:val="17"/>
+              </w:rPr>
+              <w:t>Development environment (IDE)</w:t>
+            </w:r>
+          </w:p>
+        </w:tc>
+        <w:tc>
+          <w:tcPr>
+            <w:tcW w:type="dxa" w:w="2232"/>
+          </w:tcPr>
+          <w:p>
+            <w:r>
+              <w:rPr>
+                <w:b/>
+                <w:sz w:val="17"/>
+              </w:rPr>
+              <w:t>Section 3.3.1.4 Coding (PDF p.71 / printed p.64)</w:t>
+            </w:r>
+          </w:p>
+        </w:tc>
+        <w:tc>
+          <w:tcPr>
+            <w:tcW w:type="dxa" w:w="2160"/>
+          </w:tcPr>
+          <w:p>
+            <w:r>
+              <w:rPr>
+                <w:sz w:val="17"/>
+              </w:rPr>
+              <w:t>"The project will make use of NetBeans as the development environment for the backend and frontend."</w:t>
+            </w:r>
+          </w:p>
+        </w:tc>
+        <w:tc>
+          <w:tcPr>
+            <w:tcW w:type="dxa" w:w="2232"/>
+          </w:tcPr>
+          <w:p>
+            <w:r>
+              <w:rPr>
+                <w:sz w:val="17"/>
+              </w:rPr>
+              <w:t>The project is developed in VS Code / the Antigravity IDE (per techContext.md). The build is Gradle (Kotlin DSL), not a NetBeans project.</w:t>
+            </w:r>
+          </w:p>
+        </w:tc>
+        <w:tc>
+          <w:tcPr>
+            <w:tcW w:type="dxa" w:w="2160"/>
+          </w:tcPr>
+          <w:p>
+            <w:r>
+              <w:rPr>
+                <w:sz w:val="17"/>
+              </w:rPr>
+              <w:t>Discrepancy. Correct the IDE name, or remove the specific IDE claim.</w:t>
             </w:r>
           </w:p>
         </w:tc>
@@ -347,54 +426,68 @@
       <w:tr>
         <w:tc>
           <w:tcPr>
-            <w:tcW w:type="dxa" w:w="1656"/>
+            <w:tcW w:type="dxa" w:w="1296"/>
           </w:tcPr>
           <w:p>
             <w:r>
               <w:rPr>
                 <w:b/>
-                <w:sz w:val="18"/>
-              </w:rPr>
-              <w:t>Front-end</w:t>
-            </w:r>
-          </w:p>
-        </w:tc>
-        <w:tc>
-          <w:tcPr>
-            <w:tcW w:type="dxa" w:w="2808"/>
-          </w:tcPr>
-          <w:p>
-            <w:r>
-              <w:rPr>
-                <w:sz w:val="18"/>
-              </w:rPr>
-              <w:t>"web pages, forms, and dashboards created using HTML, CSS, and JavaScript."</w:t>
-            </w:r>
-          </w:p>
-        </w:tc>
-        <w:tc>
-          <w:tcPr>
-            <w:tcW w:type="dxa" w:w="2808"/>
-          </w:tcPr>
-          <w:p>
-            <w:r>
-              <w:rPr>
-                <w:sz w:val="18"/>
-              </w:rPr>
-              <w:t>HTML5, CSS3, JavaScript (ES2024), Bootstrap 5.3, DataTables 2, jQuery 4.0 - all served locally (no CDN).</w:t>
-            </w:r>
-          </w:p>
-        </w:tc>
-        <w:tc>
-          <w:tcPr>
-            <w:tcW w:type="dxa" w:w="2880"/>
-          </w:tcPr>
-          <w:p>
-            <w:r>
-              <w:rPr>
-                <w:sz w:val="18"/>
-              </w:rPr>
-              <w:t>Largely consistent. Chapter 3 omits Bootstrap, DataTables, and jQuery.</w:t>
+                <w:sz w:val="17"/>
+              </w:rPr>
+              <w:t>Build tool</w:t>
+            </w:r>
+          </w:p>
+        </w:tc>
+        <w:tc>
+          <w:tcPr>
+            <w:tcW w:type="dxa" w:w="2232"/>
+          </w:tcPr>
+          <w:p>
+            <w:r>
+              <w:rPr>
+                <w:b/>
+                <w:sz w:val="17"/>
+              </w:rPr>
+              <w:t>Section 3.3.1.4 Coding (PDF p.70-71 / printed p.63-64)</w:t>
+            </w:r>
+          </w:p>
+        </w:tc>
+        <w:tc>
+          <w:tcPr>
+            <w:tcW w:type="dxa" w:w="2160"/>
+          </w:tcPr>
+          <w:p>
+            <w:r>
+              <w:rPr>
+                <w:sz w:val="17"/>
+              </w:rPr>
+              <w:t>Not named (no build tool is mentioned).</w:t>
+            </w:r>
+          </w:p>
+        </w:tc>
+        <w:tc>
+          <w:tcPr>
+            <w:tcW w:type="dxa" w:w="2232"/>
+          </w:tcPr>
+          <w:p>
+            <w:r>
+              <w:rPr>
+                <w:sz w:val="17"/>
+              </w:rPr>
+              <w:t>Gradle 9.4.1 with the Kotlin DSL (build.gradle.kts).</w:t>
+            </w:r>
+          </w:p>
+        </w:tc>
+        <w:tc>
+          <w:tcPr>
+            <w:tcW w:type="dxa" w:w="2160"/>
+          </w:tcPr>
+          <w:p>
+            <w:r>
+              <w:rPr>
+                <w:sz w:val="17"/>
+              </w:rPr>
+              <w:t>Add Gradle (Kotlin DSL) to the Coding section.</w:t>
             </w:r>
           </w:p>
         </w:tc>
@@ -402,54 +495,68 @@
       <w:tr>
         <w:tc>
           <w:tcPr>
-            <w:tcW w:type="dxa" w:w="1656"/>
+            <w:tcW w:type="dxa" w:w="1296"/>
           </w:tcPr>
           <w:p>
             <w:r>
               <w:rPr>
                 <w:b/>
-                <w:sz w:val="18"/>
-              </w:rPr>
-              <w:t>Database engine</w:t>
-            </w:r>
-          </w:p>
-        </w:tc>
-        <w:tc>
-          <w:tcPr>
-            <w:tcW w:type="dxa" w:w="2808"/>
-          </w:tcPr>
-          <w:p>
-            <w:r>
-              <w:rPr>
-                <w:sz w:val="18"/>
-              </w:rPr>
-              <w:t>Not named (a relational database is implied by the ERD and data dictionary).</w:t>
-            </w:r>
-          </w:p>
-        </w:tc>
-        <w:tc>
-          <w:tcPr>
-            <w:tcW w:type="dxa" w:w="2808"/>
-          </w:tcPr>
-          <w:p>
-            <w:r>
-              <w:rPr>
-                <w:sz w:val="18"/>
-              </w:rPr>
-              <w:t>MySQL 8, running in Docker.</w:t>
-            </w:r>
-          </w:p>
-        </w:tc>
-        <w:tc>
-          <w:tcPr>
-            <w:tcW w:type="dxa" w:w="2880"/>
-          </w:tcPr>
-          <w:p>
-            <w:r>
-              <w:rPr>
-                <w:sz w:val="18"/>
-              </w:rPr>
-              <w:t>Chapter 3 should name MySQL 8.</w:t>
+                <w:sz w:val="17"/>
+              </w:rPr>
+              <w:t>Version control</w:t>
+            </w:r>
+          </w:p>
+        </w:tc>
+        <w:tc>
+          <w:tcPr>
+            <w:tcW w:type="dxa" w:w="2232"/>
+          </w:tcPr>
+          <w:p>
+            <w:r>
+              <w:rPr>
+                <w:b/>
+                <w:sz w:val="17"/>
+              </w:rPr>
+              <w:t>Section 3.3.1.4 Coding (PDF p.71 / printed p.64)</w:t>
+            </w:r>
+          </w:p>
+        </w:tc>
+        <w:tc>
+          <w:tcPr>
+            <w:tcW w:type="dxa" w:w="2160"/>
+          </w:tcPr>
+          <w:p>
+            <w:r>
+              <w:rPr>
+                <w:sz w:val="17"/>
+              </w:rPr>
+              <w:t>"GitHub will be used for collaboration between the developers, version control, issue tracking, and documentation."</w:t>
+            </w:r>
+          </w:p>
+        </w:tc>
+        <w:tc>
+          <w:tcPr>
+            <w:tcW w:type="dxa" w:w="2232"/>
+          </w:tcPr>
+          <w:p>
+            <w:r>
+              <w:rPr>
+                <w:sz w:val="17"/>
+              </w:rPr>
+              <w:t>Consistent - Git/GitHub is used.</w:t>
+            </w:r>
+          </w:p>
+        </w:tc>
+        <w:tc>
+          <w:tcPr>
+            <w:tcW w:type="dxa" w:w="2160"/>
+          </w:tcPr>
+          <w:p>
+            <w:r>
+              <w:rPr>
+                <w:sz w:val="17"/>
+              </w:rPr>
+              <w:t>Consistent.</w:t>
             </w:r>
           </w:p>
         </w:tc>
@@ -457,39 +564,122 @@
       <w:tr>
         <w:tc>
           <w:tcPr>
-            <w:tcW w:type="dxa" w:w="1656"/>
+            <w:tcW w:type="dxa" w:w="1296"/>
           </w:tcPr>
           <w:p>
             <w:r>
               <w:rPr>
                 <w:b/>
-                <w:sz w:val="18"/>
-              </w:rPr>
-              <w:t>Data access</w:t>
-            </w:r>
-          </w:p>
-        </w:tc>
-        <w:tc>
-          <w:tcPr>
-            <w:tcW w:type="dxa" w:w="2808"/>
-          </w:tcPr>
-          <w:p>
-            <w:r>
-              <w:rPr>
-                <w:sz w:val="18"/>
-              </w:rPr>
-              <w:t>Chapter 3 describes in-memory structures: HashMap&lt;String,Student&gt;, HashMap&lt;String,User&gt;, ArrayList&lt;Student&gt;, ArrayList&lt;TranscriptOfRecords&gt;, etc.</w:t>
-            </w:r>
-          </w:p>
-        </w:tc>
-        <w:tc>
-          <w:tcPr>
-            <w:tcW w:type="dxa" w:w="2808"/>
-          </w:tcPr>
-          <w:p>
-            <w:r>
-              <w:rPr>
-                <w:sz w:val="18"/>
+                <w:sz w:val="17"/>
+              </w:rPr>
+              <w:t>Front-end</w:t>
+            </w:r>
+          </w:p>
+        </w:tc>
+        <w:tc>
+          <w:tcPr>
+            <w:tcW w:type="dxa" w:w="2232"/>
+          </w:tcPr>
+          <w:p>
+            <w:r>
+              <w:rPr>
+                <w:b/>
+                <w:sz w:val="17"/>
+              </w:rPr>
+              <w:t>Section 3.2.2 Internal Design (PDF p.38 / printed p.31); Section 3.3.1.4 Coding (PDF p.71 / printed p.64)</w:t>
+            </w:r>
+          </w:p>
+        </w:tc>
+        <w:tc>
+          <w:tcPr>
+            <w:tcW w:type="dxa" w:w="2160"/>
+          </w:tcPr>
+          <w:p>
+            <w:r>
+              <w:rPr>
+                <w:sz w:val="17"/>
+              </w:rPr>
+              <w:t>"web pages, forms, and dashboards created using HTML, CSS, and JavaScript."</w:t>
+            </w:r>
+          </w:p>
+        </w:tc>
+        <w:tc>
+          <w:tcPr>
+            <w:tcW w:type="dxa" w:w="2232"/>
+          </w:tcPr>
+          <w:p>
+            <w:r>
+              <w:rPr>
+                <w:sz w:val="17"/>
+              </w:rPr>
+              <w:t>HTML5, CSS3, JavaScript (ES2024), Bootstrap 5.3, DataTables 2, jQuery 4.0 - all served locally (no CDN).</w:t>
+            </w:r>
+          </w:p>
+        </w:tc>
+        <w:tc>
+          <w:tcPr>
+            <w:tcW w:type="dxa" w:w="2160"/>
+          </w:tcPr>
+          <w:p>
+            <w:r>
+              <w:rPr>
+                <w:sz w:val="17"/>
+              </w:rPr>
+              <w:t>Largely consistent. Chapter 3 omits Bootstrap, DataTables, and jQuery.</w:t>
+            </w:r>
+          </w:p>
+        </w:tc>
+      </w:tr>
+      <w:tr>
+        <w:tc>
+          <w:tcPr>
+            <w:tcW w:type="dxa" w:w="1296"/>
+          </w:tcPr>
+          <w:p>
+            <w:r>
+              <w:rPr>
+                <w:b/>
+                <w:sz w:val="17"/>
+              </w:rPr>
+              <w:t>Data access / persistence</w:t>
+            </w:r>
+          </w:p>
+        </w:tc>
+        <w:tc>
+          <w:tcPr>
+            <w:tcW w:type="dxa" w:w="2232"/>
+          </w:tcPr>
+          <w:p>
+            <w:r>
+              <w:rPr>
+                <w:b/>
+                <w:sz w:val="17"/>
+              </w:rPr>
+              <w:t>Section 3.2.3 Data Structures of the Program, Table 3.2.3.1 (PDF p.39-41 / printed p.32-34)</w:t>
+            </w:r>
+          </w:p>
+        </w:tc>
+        <w:tc>
+          <w:tcPr>
+            <w:tcW w:type="dxa" w:w="2160"/>
+          </w:tcPr>
+          <w:p>
+            <w:r>
+              <w:rPr>
+                <w:sz w:val="17"/>
+              </w:rPr>
+              <w:t>Describes in-memory structures: HashMap&lt;String,Students&gt;, HashMap&lt;String,User&gt;, ArrayList&lt;Student&gt;, ArrayList&lt;TranscriptOfRecords&gt;, ArrayList&lt;ErrorLog&gt;, etc.</w:t>
+            </w:r>
+          </w:p>
+        </w:tc>
+        <w:tc>
+          <w:tcPr>
+            <w:tcW w:type="dxa" w:w="2232"/>
+          </w:tcPr>
+          <w:p>
+            <w:r>
+              <w:rPr>
+                <w:sz w:val="17"/>
               </w:rPr>
               <w:t>Spring Data JPA repositories backed by MySQL tables. No application-managed hash maps or array lists for primary storage.</w:t>
             </w:r>
@@ -497,14 +687,14 @@
         </w:tc>
         <w:tc>
           <w:tcPr>
-            <w:tcW w:type="dxa" w:w="2880"/>
-          </w:tcPr>
-          <w:p>
-            <w:r>
-              <w:rPr>
-                <w:sz w:val="18"/>
-              </w:rPr>
-              <w:t>The "Data Structures of the Program" table (Table 3.2.1) describes a design that was not implemented this way. Persistence is delegated to JPA/MySQL.</w:t>
+            <w:tcW w:type="dxa" w:w="2160"/>
+          </w:tcPr>
+          <w:p>
+            <w:r>
+              <w:rPr>
+                <w:sz w:val="17"/>
+              </w:rPr>
+              <w:t>Table 3.2.3.1 describes a design that was not implemented this way. Persistence is delegated to JPA/MySQL.</w:t>
             </w:r>
           </w:p>
         </w:tc>
@@ -529,7 +719,7 @@
           <w:i w:val="0"/>
           <w:sz w:val="22"/>
         </w:rPr>
-        <w:t>The architectural intent of Chapter 3 - MVC with separation of concerns - is honoured. The differences are in the concrete layering and in-memory design.</w:t>
+        <w:t>The architectural intent - MVC with separation of concerns - is honoured. The differences are in the concrete layering and the in-memory design.</w:t>
       </w:r>
     </w:p>
     <w:tbl>
@@ -540,21 +730,22 @@
         <w:tblLook w:firstColumn="1" w:firstRow="1" w:lastColumn="0" w:lastRow="0" w:noHBand="0" w:noVBand="1" w:val="04A0"/>
       </w:tblPr>
       <w:tblGrid>
-        <w:gridCol w:w="2160"/>
-        <w:gridCol w:w="2160"/>
-        <w:gridCol w:w="2160"/>
-        <w:gridCol w:w="2160"/>
+        <w:gridCol w:w="1728"/>
+        <w:gridCol w:w="1728"/>
+        <w:gridCol w:w="1728"/>
+        <w:gridCol w:w="1728"/>
+        <w:gridCol w:w="1728"/>
       </w:tblGrid>
       <w:tr>
         <w:tc>
           <w:tcPr>
-            <w:tcW w:type="dxa" w:w="1656"/>
+            <w:tcW w:type="dxa" w:w="1296"/>
           </w:tcPr>
           <w:p>
             <w:r>
               <w:rPr>
                 <w:b/>
-                <w:sz w:val="18"/>
+                <w:sz w:val="17"/>
               </w:rPr>
               <w:t>Aspect</w:t>
             </w:r>
@@ -562,27 +753,41 @@
         </w:tc>
         <w:tc>
           <w:tcPr>
-            <w:tcW w:type="dxa" w:w="2808"/>
+            <w:tcW w:type="dxa" w:w="2232"/>
           </w:tcPr>
           <w:p>
             <w:r>
               <w:rPr>
                 <w:b/>
-                <w:sz w:val="18"/>
-              </w:rPr>
-              <w:t>Chapter 3 States</w:t>
-            </w:r>
-          </w:p>
-        </w:tc>
-        <w:tc>
-          <w:tcPr>
-            <w:tcW w:type="dxa" w:w="2808"/>
+                <w:sz w:val="17"/>
+              </w:rPr>
+              <w:t>Chapter 3 Location (section &amp; page)</w:t>
+            </w:r>
+          </w:p>
+        </w:tc>
+        <w:tc>
+          <w:tcPr>
+            <w:tcW w:type="dxa" w:w="2160"/>
           </w:tcPr>
           <w:p>
             <w:r>
               <w:rPr>
                 <w:b/>
-                <w:sz w:val="18"/>
+                <w:sz w:val="17"/>
+              </w:rPr>
+              <w:t>Chapter 3 (ITR Paper) States</w:t>
+            </w:r>
+          </w:p>
+        </w:tc>
+        <w:tc>
+          <w:tcPr>
+            <w:tcW w:type="dxa" w:w="2232"/>
+          </w:tcPr>
+          <w:p>
+            <w:r>
+              <w:rPr>
+                <w:b/>
+                <w:sz w:val="17"/>
               </w:rPr>
               <w:t>Current System</w:t>
             </w:r>
@@ -590,13 +795,13 @@
         </w:tc>
         <w:tc>
           <w:tcPr>
-            <w:tcW w:type="dxa" w:w="2880"/>
+            <w:tcW w:type="dxa" w:w="2160"/>
           </w:tcPr>
           <w:p>
             <w:r>
               <w:rPr>
                 <w:b/>
-                <w:sz w:val="18"/>
+                <w:sz w:val="17"/>
               </w:rPr>
               <w:t>Difference / Note</w:t>
             </w:r>
@@ -606,13 +811,13 @@
       <w:tr>
         <w:tc>
           <w:tcPr>
-            <w:tcW w:type="dxa" w:w="1656"/>
+            <w:tcW w:type="dxa" w:w="1296"/>
           </w:tcPr>
           <w:p>
             <w:r>
               <w:rPr>
                 <w:b/>
-                <w:sz w:val="18"/>
+                <w:sz w:val="17"/>
               </w:rPr>
               <w:t>Architecture pattern</w:t>
             </w:r>
@@ -620,25 +825,39 @@
         </w:tc>
         <w:tc>
           <w:tcPr>
-            <w:tcW w:type="dxa" w:w="2808"/>
-          </w:tcPr>
-          <w:p>
-            <w:r>
-              <w:rPr>
-                <w:sz w:val="18"/>
-              </w:rPr>
-              <w:t>Section 3.2.2: Model-View-Controller (MVC), three interconnected components.</w:t>
-            </w:r>
-          </w:p>
-        </w:tc>
-        <w:tc>
-          <w:tcPr>
-            <w:tcW w:type="dxa" w:w="2808"/>
-          </w:tcPr>
-          <w:p>
-            <w:r>
-              <w:rPr>
-                <w:sz w:val="18"/>
+            <w:tcW w:type="dxa" w:w="2232"/>
+          </w:tcPr>
+          <w:p>
+            <w:r>
+              <w:rPr>
+                <w:b/>
+                <w:sz w:val="17"/>
+              </w:rPr>
+              <w:t>Section 3.2.2 Internal Design (PDF p.38 / printed p.31)</w:t>
+            </w:r>
+          </w:p>
+        </w:tc>
+        <w:tc>
+          <w:tcPr>
+            <w:tcW w:type="dxa" w:w="2160"/>
+          </w:tcPr>
+          <w:p>
+            <w:r>
+              <w:rPr>
+                <w:sz w:val="17"/>
+              </w:rPr>
+              <w:t>Model-View-Controller (MVC), three interconnected components.</w:t>
+            </w:r>
+          </w:p>
+        </w:tc>
+        <w:tc>
+          <w:tcPr>
+            <w:tcW w:type="dxa" w:w="2232"/>
+          </w:tcPr>
+          <w:p>
+            <w:r>
+              <w:rPr>
+                <w:sz w:val="17"/>
               </w:rPr>
               <w:t>Strict layered MVC: Controller -&gt; Service -&gt; Repository -&gt; Model (JPA Entity), with DTOs for request/response shapes.</w:t>
             </w:r>
@@ -646,12 +865,12 @@
         </w:tc>
         <w:tc>
           <w:tcPr>
-            <w:tcW w:type="dxa" w:w="2880"/>
-          </w:tcPr>
-          <w:p>
-            <w:r>
-              <w:rPr>
-                <w:sz w:val="18"/>
+            <w:tcW w:type="dxa" w:w="2160"/>
+          </w:tcPr>
+          <w:p>
+            <w:r>
+              <w:rPr>
+                <w:sz w:val="17"/>
               </w:rPr>
               <w:t>Consistent. The implemented system adds an explicit Service layer and DTO layer that Chapter 3 does not mention.</w:t>
             </w:r>
@@ -661,13 +880,13 @@
       <w:tr>
         <w:tc>
           <w:tcPr>
-            <w:tcW w:type="dxa" w:w="1656"/>
+            <w:tcW w:type="dxa" w:w="1296"/>
           </w:tcPr>
           <w:p>
             <w:r>
               <w:rPr>
                 <w:b/>
-                <w:sz w:val="18"/>
+                <w:sz w:val="17"/>
               </w:rPr>
               <w:t>TOR / Permanent Record generation</w:t>
             </w:r>
@@ -675,38 +894,52 @@
         </w:tc>
         <w:tc>
           <w:tcPr>
-            <w:tcW w:type="dxa" w:w="2808"/>
-          </w:tcPr>
-          <w:p>
-            <w:r>
-              <w:rPr>
-                <w:sz w:val="18"/>
-              </w:rPr>
-              <w:t>TranscriptOfRecords and PermanentRecord object classes; EncodableDocument subclass; encodeData(studentData). Sequence diagrams 3.2.8 / 3.2.12 show encoding documents.</w:t>
-            </w:r>
-          </w:p>
-        </w:tc>
-        <w:tc>
-          <w:tcPr>
-            <w:tcW w:type="dxa" w:w="2808"/>
-          </w:tcPr>
-          <w:p>
-            <w:r>
-              <w:rPr>
-                <w:sz w:val="18"/>
-              </w:rPr>
-              <w:t>Not implemented as document-generation classes. There is a Document entity (BLOB storage) and a planned encodeStudentDocsPerBatch() flow, but TOR / Permanent Record generation is on the roadmap, not built.</w:t>
-            </w:r>
-          </w:p>
-        </w:tc>
-        <w:tc>
-          <w:tcPr>
-            <w:tcW w:type="dxa" w:w="2880"/>
-          </w:tcPr>
-          <w:p>
-            <w:r>
-              <w:rPr>
-                <w:sz w:val="18"/>
+            <w:tcW w:type="dxa" w:w="2232"/>
+          </w:tcPr>
+          <w:p>
+            <w:r>
+              <w:rPr>
+                <w:b/>
+                <w:sz w:val="17"/>
+              </w:rPr>
+              <w:t>Section 3.2.3 Table 3.2.3.1 (TranscriptOfRecords, PermanentRecord rows, PDF p.39 / printed p.32); Section 3.2.5 Class Diagram Figure 3.2.5.1 (EncodableDocument, PDF p.44 / printed p.37); Sequence diagrams Figure 3.2.6.3 (PDF p.48 / printed p.41) and Figure 3.2.6.7 (PDF p.52 / printed p.45)</w:t>
+            </w:r>
+          </w:p>
+        </w:tc>
+        <w:tc>
+          <w:tcPr>
+            <w:tcW w:type="dxa" w:w="2160"/>
+          </w:tcPr>
+          <w:p>
+            <w:r>
+              <w:rPr>
+                <w:sz w:val="17"/>
+              </w:rPr>
+              <w:t>TranscriptOfRecords and PermanentRecord object classes; EncodableDocument subclass; encodeData(studentData).</w:t>
+            </w:r>
+          </w:p>
+        </w:tc>
+        <w:tc>
+          <w:tcPr>
+            <w:tcW w:type="dxa" w:w="2232"/>
+          </w:tcPr>
+          <w:p>
+            <w:r>
+              <w:rPr>
+                <w:sz w:val="17"/>
+              </w:rPr>
+              <w:t>Not implemented as document-generation classes. There is a Document entity (BLOB storage), but TOR / Permanent Record generation is on the roadmap.</w:t>
+            </w:r>
+          </w:p>
+        </w:tc>
+        <w:tc>
+          <w:tcPr>
+            <w:tcW w:type="dxa" w:w="2160"/>
+          </w:tcPr>
+          <w:p>
+            <w:r>
+              <w:rPr>
+                <w:sz w:val="17"/>
               </w:rPr>
               <w:t>Chapter 3 over-states this capability. Note it as planned/future work.</w:t>
             </w:r>
@@ -716,13 +949,13 @@
       <w:tr>
         <w:tc>
           <w:tcPr>
-            <w:tcW w:type="dxa" w:w="1656"/>
+            <w:tcW w:type="dxa" w:w="1296"/>
           </w:tcPr>
           <w:p>
             <w:r>
               <w:rPr>
                 <w:b/>
-                <w:sz w:val="18"/>
+                <w:sz w:val="17"/>
               </w:rPr>
               <w:t>In-memory data structures</w:t>
             </w:r>
@@ -730,25 +963,39 @@
         </w:tc>
         <w:tc>
           <w:tcPr>
-            <w:tcW w:type="dxa" w:w="2808"/>
-          </w:tcPr>
-          <w:p>
-            <w:r>
-              <w:rPr>
-                <w:sz w:val="18"/>
-              </w:rPr>
-              <w:t>Table 3.2.1 lists hash maps and array lists (and an ErrorLog list) as program data structures.</w:t>
-            </w:r>
-          </w:p>
-        </w:tc>
-        <w:tc>
-          <w:tcPr>
-            <w:tcW w:type="dxa" w:w="2808"/>
-          </w:tcPr>
-          <w:p>
-            <w:r>
-              <w:rPr>
-                <w:sz w:val="18"/>
+            <w:tcW w:type="dxa" w:w="2232"/>
+          </w:tcPr>
+          <w:p>
+            <w:r>
+              <w:rPr>
+                <w:b/>
+                <w:sz w:val="17"/>
+              </w:rPr>
+              <w:t>Section 3.2.3 Data Structures of the Program, Table 3.2.3.1 (PDF p.39-41 / printed p.32-34)</w:t>
+            </w:r>
+          </w:p>
+        </w:tc>
+        <w:tc>
+          <w:tcPr>
+            <w:tcW w:type="dxa" w:w="2160"/>
+          </w:tcPr>
+          <w:p>
+            <w:r>
+              <w:rPr>
+                <w:sz w:val="17"/>
+              </w:rPr>
+              <w:t>Table 3.2.3.1 lists hash maps and array lists (and an ErrorLog list) as program data structures.</w:t>
+            </w:r>
+          </w:p>
+        </w:tc>
+        <w:tc>
+          <w:tcPr>
+            <w:tcW w:type="dxa" w:w="2232"/>
+          </w:tcPr>
+          <w:p>
+            <w:r>
+              <w:rPr>
+                <w:sz w:val="17"/>
               </w:rPr>
               <w:t>Not present. Lookups are SQL queries via repositories; error logging is via SLF4J and the system_logs table.</w:t>
             </w:r>
@@ -756,14 +1003,14 @@
         </w:tc>
         <w:tc>
           <w:tcPr>
-            <w:tcW w:type="dxa" w:w="2880"/>
-          </w:tcPr>
-          <w:p>
-            <w:r>
-              <w:rPr>
-                <w:sz w:val="18"/>
-              </w:rPr>
-              <w:t>Table 3.2.1 should be revised or reframed as conceptual, not literal.</w:t>
+            <w:tcW w:type="dxa" w:w="2160"/>
+          </w:tcPr>
+          <w:p>
+            <w:r>
+              <w:rPr>
+                <w:sz w:val="17"/>
+              </w:rPr>
+              <w:t>Table 3.2.3.1 should be revised or reframed as conceptual, not literal.</w:t>
             </w:r>
           </w:p>
         </w:tc>
@@ -771,13 +1018,13 @@
       <w:tr>
         <w:tc>
           <w:tcPr>
-            <w:tcW w:type="dxa" w:w="1656"/>
+            <w:tcW w:type="dxa" w:w="1296"/>
           </w:tcPr>
           <w:p>
             <w:r>
               <w:rPr>
                 <w:b/>
-                <w:sz w:val="18"/>
+                <w:sz w:val="17"/>
               </w:rPr>
               <w:t>Error logging</w:t>
             </w:r>
@@ -785,12 +1032,26 @@
         </w:tc>
         <w:tc>
           <w:tcPr>
-            <w:tcW w:type="dxa" w:w="2808"/>
-          </w:tcPr>
-          <w:p>
-            <w:r>
-              <w:rPr>
-                <w:sz w:val="18"/>
+            <w:tcW w:type="dxa" w:w="2232"/>
+          </w:tcPr>
+          <w:p>
+            <w:r>
+              <w:rPr>
+                <w:b/>
+                <w:sz w:val="17"/>
+              </w:rPr>
+              <w:t>Section 3.2.3 Table 3.2.3.1, ArrayList&lt;ErrorLog&gt; row (PDF p.40 / printed p.33)</w:t>
+            </w:r>
+          </w:p>
+        </w:tc>
+        <w:tc>
+          <w:tcPr>
+            <w:tcW w:type="dxa" w:w="2160"/>
+          </w:tcPr>
+          <w:p>
+            <w:r>
+              <w:rPr>
+                <w:sz w:val="17"/>
               </w:rPr>
               <w:t>ArrayList&lt;ErrorLog&gt; for chronological error logs.</w:t>
             </w:r>
@@ -798,12 +1059,12 @@
         </w:tc>
         <w:tc>
           <w:tcPr>
-            <w:tcW w:type="dxa" w:w="2808"/>
-          </w:tcPr>
-          <w:p>
-            <w:r>
-              <w:rPr>
-                <w:sz w:val="18"/>
+            <w:tcW w:type="dxa" w:w="2232"/>
+          </w:tcPr>
+          <w:p>
+            <w:r>
+              <w:rPr>
+                <w:sz w:val="17"/>
               </w:rPr>
               <w:t>SLF4J logging to server logs; GlobalExceptionHandler centralises error responses. No ErrorLog table or list.</w:t>
             </w:r>
@@ -811,12 +1072,12 @@
         </w:tc>
         <w:tc>
           <w:tcPr>
-            <w:tcW w:type="dxa" w:w="2880"/>
-          </w:tcPr>
-          <w:p>
-            <w:r>
-              <w:rPr>
-                <w:sz w:val="18"/>
+            <w:tcW w:type="dxa" w:w="2160"/>
+          </w:tcPr>
+          <w:p>
+            <w:r>
+              <w:rPr>
+                <w:sz w:val="17"/>
               </w:rPr>
               <w:t>Update Chapter 3 to describe SLF4J + GlobalExceptionHandler.</w:t>
             </w:r>
@@ -843,7 +1104,7 @@
           <w:i w:val="0"/>
           <w:sz w:val="22"/>
         </w:rPr>
-        <w:t>The database has evolved well beyond the Chapter 3 ERD (Figure 3.2.14) and data dictionary (Tables 3.2.2 - 3.2.16). Chapter 3 documents 16 tables; the current system has 19.</w:t>
+        <w:t>The database has evolved beyond the ITR Paper's ERD (Section 3.2.7, Figure 3.2.7.1) and data dictionary (Section 3.2.8, Tables 3.2.8.1 - 3.2.8.15). Chapter 3 documents 15 tables; the current system has 19.</w:t>
       </w:r>
     </w:p>
     <w:p>
@@ -865,21 +1126,22 @@
         <w:tblLook w:firstColumn="1" w:firstRow="1" w:lastColumn="0" w:lastRow="0" w:noHBand="0" w:noVBand="1" w:val="04A0"/>
       </w:tblPr>
       <w:tblGrid>
-        <w:gridCol w:w="2160"/>
-        <w:gridCol w:w="2160"/>
-        <w:gridCol w:w="2160"/>
-        <w:gridCol w:w="2160"/>
+        <w:gridCol w:w="1728"/>
+        <w:gridCol w:w="1728"/>
+        <w:gridCol w:w="1728"/>
+        <w:gridCol w:w="1728"/>
+        <w:gridCol w:w="1728"/>
       </w:tblGrid>
       <w:tr>
         <w:tc>
           <w:tcPr>
-            <w:tcW w:type="dxa" w:w="1656"/>
+            <w:tcW w:type="dxa" w:w="1296"/>
           </w:tcPr>
           <w:p>
             <w:r>
               <w:rPr>
                 <w:b/>
-                <w:sz w:val="18"/>
+                <w:sz w:val="17"/>
               </w:rPr>
               <w:t>Aspect</w:t>
             </w:r>
@@ -887,27 +1149,41 @@
         </w:tc>
         <w:tc>
           <w:tcPr>
-            <w:tcW w:type="dxa" w:w="2808"/>
+            <w:tcW w:type="dxa" w:w="2232"/>
           </w:tcPr>
           <w:p>
             <w:r>
               <w:rPr>
                 <w:b/>
-                <w:sz w:val="18"/>
-              </w:rPr>
-              <w:t>Chapter 3 States</w:t>
-            </w:r>
-          </w:p>
-        </w:tc>
-        <w:tc>
-          <w:tcPr>
-            <w:tcW w:type="dxa" w:w="2808"/>
+                <w:sz w:val="17"/>
+              </w:rPr>
+              <w:t>Chapter 3 Location (section &amp; page)</w:t>
+            </w:r>
+          </w:p>
+        </w:tc>
+        <w:tc>
+          <w:tcPr>
+            <w:tcW w:type="dxa" w:w="2160"/>
           </w:tcPr>
           <w:p>
             <w:r>
               <w:rPr>
                 <w:b/>
-                <w:sz w:val="18"/>
+                <w:sz w:val="17"/>
+              </w:rPr>
+              <w:t>Chapter 3 (ITR Paper) States</w:t>
+            </w:r>
+          </w:p>
+        </w:tc>
+        <w:tc>
+          <w:tcPr>
+            <w:tcW w:type="dxa" w:w="2232"/>
+          </w:tcPr>
+          <w:p>
+            <w:r>
+              <w:rPr>
+                <w:b/>
+                <w:sz w:val="17"/>
               </w:rPr>
               <w:t>Current System</w:t>
             </w:r>
@@ -915,13 +1191,13 @@
         </w:tc>
         <w:tc>
           <w:tcPr>
-            <w:tcW w:type="dxa" w:w="2880"/>
+            <w:tcW w:type="dxa" w:w="2160"/>
           </w:tcPr>
           <w:p>
             <w:r>
               <w:rPr>
                 <w:b/>
-                <w:sz w:val="18"/>
+                <w:sz w:val="17"/>
               </w:rPr>
               <w:t>Difference / Note</w:t>
             </w:r>
@@ -931,13 +1207,13 @@
       <w:tr>
         <w:tc>
           <w:tcPr>
-            <w:tcW w:type="dxa" w:w="1656"/>
+            <w:tcW w:type="dxa" w:w="1296"/>
           </w:tcPr>
           <w:p>
             <w:r>
               <w:rPr>
                 <w:b/>
-                <w:sz w:val="18"/>
+                <w:sz w:val="17"/>
               </w:rPr>
               <w:t>Activity log table</w:t>
             </w:r>
@@ -945,12 +1221,26 @@
         </w:tc>
         <w:tc>
           <w:tcPr>
-            <w:tcW w:type="dxa" w:w="2808"/>
-          </w:tcPr>
-          <w:p>
-            <w:r>
-              <w:rPr>
-                <w:sz w:val="18"/>
+            <w:tcW w:type="dxa" w:w="2232"/>
+          </w:tcPr>
+          <w:p>
+            <w:r>
+              <w:rPr>
+                <w:b/>
+                <w:sz w:val="17"/>
+              </w:rPr>
+              <w:t>Section 3.2.7 ERD Figure 3.2.7.1 (PDF p.54 / printed p.47); Section 3.2.8 data dictionary Table 3.2.8.14 "log" (PDF p.62 / printed p.55)</w:t>
+            </w:r>
+          </w:p>
+        </w:tc>
+        <w:tc>
+          <w:tcPr>
+            <w:tcW w:type="dxa" w:w="2160"/>
+          </w:tcPr>
+          <w:p>
+            <w:r>
+              <w:rPr>
+                <w:sz w:val="17"/>
               </w:rPr>
               <w:t>Table named "log" with fields: log_id, event, user_id, log_time, log_date.</w:t>
             </w:r>
@@ -958,12 +1248,12 @@
         </w:tc>
         <w:tc>
           <w:tcPr>
-            <w:tcW w:type="dxa" w:w="2808"/>
-          </w:tcPr>
-          <w:p>
-            <w:r>
-              <w:rPr>
-                <w:sz w:val="18"/>
+            <w:tcW w:type="dxa" w:w="2232"/>
+          </w:tcPr>
+          <w:p>
+            <w:r>
+              <w:rPr>
+                <w:sz w:val="17"/>
               </w:rPr>
               <w:t>Table named "system_logs" with fields: log_id, user_id, username, role, action, ip_address, timestamp.</w:t>
             </w:r>
@@ -971,12 +1261,12 @@
         </w:tc>
         <w:tc>
           <w:tcPr>
-            <w:tcW w:type="dxa" w:w="2880"/>
-          </w:tcPr>
-          <w:p>
-            <w:r>
-              <w:rPr>
-                <w:sz w:val="18"/>
+            <w:tcW w:type="dxa" w:w="2160"/>
+          </w:tcPr>
+          <w:p>
+            <w:r>
+              <w:rPr>
+                <w:sz w:val="17"/>
               </w:rPr>
               <w:t>Renamed and restructured. system_logs adds username, role, and ip_address, and uses a single timestamp instead of separate date/time.</w:t>
             </w:r>
@@ -986,13 +1276,13 @@
       <w:tr>
         <w:tc>
           <w:tcPr>
-            <w:tcW w:type="dxa" w:w="1656"/>
+            <w:tcW w:type="dxa" w:w="1296"/>
           </w:tcPr>
           <w:p>
             <w:r>
               <w:rPr>
                 <w:b/>
-                <w:sz w:val="18"/>
+                <w:sz w:val="17"/>
               </w:rPr>
               <w:t>Previous schooling</w:t>
             </w:r>
@@ -1000,12 +1290,26 @@
         </w:tc>
         <w:tc>
           <w:tcPr>
-            <w:tcW w:type="dxa" w:w="2808"/>
-          </w:tcPr>
-          <w:p>
-            <w:r>
-              <w:rPr>
-                <w:sz w:val="18"/>
+            <w:tcW w:type="dxa" w:w="2232"/>
+          </w:tcPr>
+          <w:p>
+            <w:r>
+              <w:rPr>
+                <w:b/>
+                <w:sz w:val="17"/>
+              </w:rPr>
+              <w:t>Section 3.2.7 ERD Figure 3.2.7.1 (PDF p.54 / printed p.47); Section 3.2.8 data dictionary Table 3.2.8.15 "previous_school" (PDF p.62-63 / printed p.55-56)</w:t>
+            </w:r>
+          </w:p>
+        </w:tc>
+        <w:tc>
+          <w:tcPr>
+            <w:tcW w:type="dxa" w:w="2160"/>
+          </w:tcPr>
+          <w:p>
+            <w:r>
+              <w:rPr>
+                <w:sz w:val="17"/>
               </w:rPr>
               <w:t>Table named "previous_school" (school_id, student_id, educational_level, school, address, start_level_year, end_level_year, end_date).</w:t>
             </w:r>
@@ -1013,12 +1317,12 @@
         </w:tc>
         <w:tc>
           <w:tcPr>
-            <w:tcW w:type="dxa" w:w="2808"/>
-          </w:tcPr>
-          <w:p>
-            <w:r>
-              <w:rPr>
-                <w:sz w:val="18"/>
+            <w:tcW w:type="dxa" w:w="2232"/>
+          </w:tcPr>
+          <w:p>
+            <w:r>
+              <w:rPr>
+                <w:sz w:val="17"/>
               </w:rPr>
               <w:t>Table named "student_education" (education_id, student_id, level, school_name, school_address, grade_year, semester, ended_year).</w:t>
             </w:r>
@@ -1026,12 +1330,12 @@
         </w:tc>
         <w:tc>
           <w:tcPr>
-            <w:tcW w:type="dxa" w:w="2880"/>
-          </w:tcPr>
-          <w:p>
-            <w:r>
-              <w:rPr>
-                <w:sz w:val="18"/>
+            <w:tcW w:type="dxa" w:w="2160"/>
+          </w:tcPr>
+          <w:p>
+            <w:r>
+              <w:rPr>
+                <w:sz w:val="17"/>
               </w:rPr>
               <w:t>Renamed and restructured. Different column names and set.</w:t>
             </w:r>
@@ -1041,13 +1345,13 @@
       <w:tr>
         <w:tc>
           <w:tcPr>
-            <w:tcW w:type="dxa" w:w="1656"/>
+            <w:tcW w:type="dxa" w:w="1296"/>
           </w:tcPr>
           <w:p>
             <w:r>
               <w:rPr>
                 <w:b/>
-                <w:sz w:val="18"/>
+                <w:sz w:val="17"/>
               </w:rPr>
               <w:t>Qualification assessment</w:t>
             </w:r>
@@ -1055,12 +1359,26 @@
         </w:tc>
         <w:tc>
           <w:tcPr>
-            <w:tcW w:type="dxa" w:w="2808"/>
-          </w:tcPr>
-          <w:p>
-            <w:r>
-              <w:rPr>
-                <w:sz w:val="18"/>
+            <w:tcW w:type="dxa" w:w="2232"/>
+          </w:tcPr>
+          <w:p>
+            <w:r>
+              <w:rPr>
+                <w:b/>
+                <w:sz w:val="17"/>
+              </w:rPr>
+              <w:t>Section 3.2.7 ERD Figure 3.2.7.1 (PDF p.54 / printed p.47); Section 3.2.8 data dictionary Table 3.2.8.10 "qualification_assessment" (PDF p.60 / printed p.53)</w:t>
+            </w:r>
+          </w:p>
+        </w:tc>
+        <w:tc>
+          <w:tcPr>
+            <w:tcW w:type="dxa" w:w="2160"/>
+          </w:tcPr>
+          <w:p>
+            <w:r>
+              <w:rPr>
+                <w:sz w:val="17"/>
               </w:rPr>
               <w:t>Table "qualification_assessment" (assessment_id, qualification_code, student_id, user_id, assessment, result, dates).</w:t>
             </w:r>
@@ -1068,12 +1386,12 @@
         </w:tc>
         <w:tc>
           <w:tcPr>
-            <w:tcW w:type="dxa" w:w="2808"/>
-          </w:tcPr>
-          <w:p>
-            <w:r>
-              <w:rPr>
-                <w:sz w:val="18"/>
+            <w:tcW w:type="dxa" w:w="2232"/>
+          </w:tcPr>
+          <w:p>
+            <w:r>
+              <w:rPr>
+                <w:sz w:val="17"/>
               </w:rPr>
               <w:t>No such table. Replaced by per-student TESDA tracking in student_tesda_qualifications.</w:t>
             </w:r>
@@ -1081,12 +1399,12 @@
         </w:tc>
         <w:tc>
           <w:tcPr>
-            <w:tcW w:type="dxa" w:w="2880"/>
-          </w:tcPr>
-          <w:p>
-            <w:r>
-              <w:rPr>
-                <w:sz w:val="18"/>
+            <w:tcW w:type="dxa" w:w="2160"/>
+          </w:tcPr>
+          <w:p>
+            <w:r>
+              <w:rPr>
+                <w:sz w:val="17"/>
               </w:rPr>
               <w:t>Drop qualification_assessment from Chapter 3; document student_tesda_qualifications instead.</w:t>
             </w:r>
@@ -1096,13 +1414,13 @@
       <w:tr>
         <w:tc>
           <w:tcPr>
-            <w:tcW w:type="dxa" w:w="1656"/>
+            <w:tcW w:type="dxa" w:w="1296"/>
           </w:tcPr>
           <w:p>
             <w:r>
               <w:rPr>
                 <w:b/>
-                <w:sz w:val="18"/>
+                <w:sz w:val="17"/>
               </w:rPr>
               <w:t>Classes table</w:t>
             </w:r>
@@ -1110,12 +1428,26 @@
         </w:tc>
         <w:tc>
           <w:tcPr>
-            <w:tcW w:type="dxa" w:w="2808"/>
-          </w:tcPr>
-          <w:p>
-            <w:r>
-              <w:rPr>
-                <w:sz w:val="18"/>
+            <w:tcW w:type="dxa" w:w="2232"/>
+          </w:tcPr>
+          <w:p>
+            <w:r>
+              <w:rPr>
+                <w:b/>
+                <w:sz w:val="17"/>
+              </w:rPr>
+              <w:t>Section 3.2.7 ERD Figure 3.2.7.1 (PDF p.54 / printed p.47); Section 3.2.8 data dictionary Table 3.2.8.12 "classes" (PDF p.61 / printed p.54)</w:t>
+            </w:r>
+          </w:p>
+        </w:tc>
+        <w:tc>
+          <w:tcPr>
+            <w:tcW w:type="dxa" w:w="2160"/>
+          </w:tcPr>
+          <w:p>
+            <w:r>
+              <w:rPr>
+                <w:sz w:val="17"/>
               </w:rPr>
               <w:t>Table "classes" with class_code (PK), section_code, subject_code, user_id.</w:t>
             </w:r>
@@ -1123,12 +1455,12 @@
         </w:tc>
         <w:tc>
           <w:tcPr>
-            <w:tcW w:type="dxa" w:w="2808"/>
-          </w:tcPr>
-          <w:p>
-            <w:r>
-              <w:rPr>
-                <w:sz w:val="18"/>
+            <w:tcW w:type="dxa" w:w="2232"/>
+          </w:tcPr>
+          <w:p>
+            <w:r>
+              <w:rPr>
+                <w:sz w:val="17"/>
               </w:rPr>
               <w:t>Table "classes" with class_id (PK), section_code, subject_code, trainer_id, semester, created_at.</w:t>
             </w:r>
@@ -1136,12 +1468,12 @@
         </w:tc>
         <w:tc>
           <w:tcPr>
-            <w:tcW w:type="dxa" w:w="2880"/>
-          </w:tcPr>
-          <w:p>
-            <w:r>
-              <w:rPr>
-                <w:sz w:val="18"/>
+            <w:tcW w:type="dxa" w:w="2160"/>
+          </w:tcPr>
+          <w:p>
+            <w:r>
+              <w:rPr>
+                <w:sz w:val="17"/>
               </w:rPr>
               <w:t>Adds semester and created_at; PK renamed class_code -&gt; class_id; trainer FK renamed user_id -&gt; trainer_id and is nullable.</w:t>
             </w:r>
@@ -1151,13 +1483,13 @@
       <w:tr>
         <w:tc>
           <w:tcPr>
-            <w:tcW w:type="dxa" w:w="1656"/>
+            <w:tcW w:type="dxa" w:w="1296"/>
           </w:tcPr>
           <w:p>
             <w:r>
               <w:rPr>
                 <w:b/>
-                <w:sz w:val="18"/>
+                <w:sz w:val="17"/>
               </w:rPr>
               <w:t>Class enrollment</w:t>
             </w:r>
@@ -1165,12 +1497,26 @@
         </w:tc>
         <w:tc>
           <w:tcPr>
-            <w:tcW w:type="dxa" w:w="2808"/>
-          </w:tcPr>
-          <w:p>
-            <w:r>
-              <w:rPr>
-                <w:sz w:val="18"/>
+            <w:tcW w:type="dxa" w:w="2232"/>
+          </w:tcPr>
+          <w:p>
+            <w:r>
+              <w:rPr>
+                <w:b/>
+                <w:sz w:val="17"/>
+              </w:rPr>
+              <w:t>Section 3.2.7 ERD Figure 3.2.7.1 (PDF p.54 / printed p.47) and Section 3.2.8 data dictionary (no such table)</w:t>
+            </w:r>
+          </w:p>
+        </w:tc>
+        <w:tc>
+          <w:tcPr>
+            <w:tcW w:type="dxa" w:w="2160"/>
+          </w:tcPr>
+          <w:p>
+            <w:r>
+              <w:rPr>
+                <w:sz w:val="17"/>
               </w:rPr>
               <w:t>Not present. Chapter 3 implies students attend a class via their section.</w:t>
             </w:r>
@@ -1178,12 +1524,12 @@
         </w:tc>
         <w:tc>
           <w:tcPr>
-            <w:tcW w:type="dxa" w:w="2808"/>
-          </w:tcPr>
-          <w:p>
-            <w:r>
-              <w:rPr>
-                <w:sz w:val="18"/>
+            <w:tcW w:type="dxa" w:w="2232"/>
+          </w:tcPr>
+          <w:p>
+            <w:r>
+              <w:rPr>
+                <w:sz w:val="17"/>
               </w:rPr>
               <w:t>New table "class_enrollments" (enrollment_id, class_id, student_id, enrolled_at) links individual students to classes.</w:t>
             </w:r>
@@ -1191,12 +1537,12 @@
         </w:tc>
         <w:tc>
           <w:tcPr>
-            <w:tcW w:type="dxa" w:w="2880"/>
-          </w:tcPr>
-          <w:p>
-            <w:r>
-              <w:rPr>
-                <w:sz w:val="18"/>
+            <w:tcW w:type="dxa" w:w="2160"/>
+          </w:tcPr>
+          <w:p>
+            <w:r>
+              <w:rPr>
+                <w:sz w:val="17"/>
               </w:rPr>
               <w:t>New table - add to ERD and data dictionary.</w:t>
             </w:r>
@@ -1206,13 +1552,13 @@
       <w:tr>
         <w:tc>
           <w:tcPr>
-            <w:tcW w:type="dxa" w:w="1656"/>
+            <w:tcW w:type="dxa" w:w="1296"/>
           </w:tcPr>
           <w:p>
             <w:r>
               <w:rPr>
                 <w:b/>
-                <w:sz w:val="18"/>
+                <w:sz w:val="17"/>
               </w:rPr>
               <w:t>OJT records</w:t>
             </w:r>
@@ -1220,12 +1566,26 @@
         </w:tc>
         <w:tc>
           <w:tcPr>
-            <w:tcW w:type="dxa" w:w="2808"/>
-          </w:tcPr>
-          <w:p>
-            <w:r>
-              <w:rPr>
-                <w:sz w:val="18"/>
+            <w:tcW w:type="dxa" w:w="2232"/>
+          </w:tcPr>
+          <w:p>
+            <w:r>
+              <w:rPr>
+                <w:b/>
+                <w:sz w:val="17"/>
+              </w:rPr>
+              <w:t>Section 3.2.7 ERD Figure 3.2.7.1 / Section 3.2.8 data dictionary (no such table)</w:t>
+            </w:r>
+          </w:p>
+        </w:tc>
+        <w:tc>
+          <w:tcPr>
+            <w:tcW w:type="dxa" w:w="2160"/>
+          </w:tcPr>
+          <w:p>
+            <w:r>
+              <w:rPr>
+                <w:sz w:val="17"/>
               </w:rPr>
               <w:t>Not present.</w:t>
             </w:r>
@@ -1233,12 +1593,12 @@
         </w:tc>
         <w:tc>
           <w:tcPr>
-            <w:tcW w:type="dxa" w:w="2808"/>
-          </w:tcPr>
-          <w:p>
-            <w:r>
-              <w:rPr>
-                <w:sz w:val="18"/>
+            <w:tcW w:type="dxa" w:w="2232"/>
+          </w:tcPr>
+          <w:p>
+            <w:r>
+              <w:rPr>
+                <w:sz w:val="17"/>
               </w:rPr>
               <w:t>New table "student_ojt" (ojt_id, student_id, company_name, company_address, hours_rendered).</w:t>
             </w:r>
@@ -1246,12 +1606,12 @@
         </w:tc>
         <w:tc>
           <w:tcPr>
-            <w:tcW w:type="dxa" w:w="2880"/>
-          </w:tcPr>
-          <w:p>
-            <w:r>
-              <w:rPr>
-                <w:sz w:val="18"/>
+            <w:tcW w:type="dxa" w:w="2160"/>
+          </w:tcPr>
+          <w:p>
+            <w:r>
+              <w:rPr>
+                <w:sz w:val="17"/>
               </w:rPr>
               <w:t>New table - add to ERD and data dictionary.</w:t>
             </w:r>
@@ -1261,13 +1621,13 @@
       <w:tr>
         <w:tc>
           <w:tcPr>
-            <w:tcW w:type="dxa" w:w="1656"/>
+            <w:tcW w:type="dxa" w:w="1296"/>
           </w:tcPr>
           <w:p>
             <w:r>
               <w:rPr>
                 <w:b/>
-                <w:sz w:val="18"/>
+                <w:sz w:val="17"/>
               </w:rPr>
               <w:t>TESDA qualifications</w:t>
             </w:r>
@@ -1275,25 +1635,39 @@
         </w:tc>
         <w:tc>
           <w:tcPr>
-            <w:tcW w:type="dxa" w:w="2808"/>
-          </w:tcPr>
-          <w:p>
-            <w:r>
-              <w:rPr>
-                <w:sz w:val="18"/>
-              </w:rPr>
-              <w:t>Not present (qualification_assessment partially covered this).</w:t>
-            </w:r>
-          </w:p>
-        </w:tc>
-        <w:tc>
-          <w:tcPr>
-            <w:tcW w:type="dxa" w:w="2808"/>
-          </w:tcPr>
-          <w:p>
-            <w:r>
-              <w:rPr>
-                <w:sz w:val="18"/>
+            <w:tcW w:type="dxa" w:w="2232"/>
+          </w:tcPr>
+          <w:p>
+            <w:r>
+              <w:rPr>
+                <w:b/>
+                <w:sz w:val="17"/>
+              </w:rPr>
+              <w:t>Section 3.2.7 ERD Figure 3.2.7.1 / Section 3.2.8 data dictionary (only Table 3.2.8.10 qualification_assessment partially covers this)</w:t>
+            </w:r>
+          </w:p>
+        </w:tc>
+        <w:tc>
+          <w:tcPr>
+            <w:tcW w:type="dxa" w:w="2160"/>
+          </w:tcPr>
+          <w:p>
+            <w:r>
+              <w:rPr>
+                <w:sz w:val="17"/>
+              </w:rPr>
+              <w:t>Not present as a per-student multi-slot table.</w:t>
+            </w:r>
+          </w:p>
+        </w:tc>
+        <w:tc>
+          <w:tcPr>
+            <w:tcW w:type="dxa" w:w="2232"/>
+          </w:tcPr>
+          <w:p>
+            <w:r>
+              <w:rPr>
+                <w:sz w:val="17"/>
               </w:rPr>
               <w:t>New table "student_tesda_qualifications" (qual_id, student_id, slot, title, center_address, assessment_date, result) - up to 3 slots per student.</w:t>
             </w:r>
@@ -1301,12 +1675,12 @@
         </w:tc>
         <w:tc>
           <w:tcPr>
-            <w:tcW w:type="dxa" w:w="2880"/>
-          </w:tcPr>
-          <w:p>
-            <w:r>
-              <w:rPr>
-                <w:sz w:val="18"/>
+            <w:tcW w:type="dxa" w:w="2160"/>
+          </w:tcPr>
+          <w:p>
+            <w:r>
+              <w:rPr>
+                <w:sz w:val="17"/>
               </w:rPr>
               <w:t>New table - add to ERD and data dictionary.</w:t>
             </w:r>
@@ -1316,13 +1690,13 @@
       <w:tr>
         <w:tc>
           <w:tcPr>
-            <w:tcW w:type="dxa" w:w="1656"/>
+            <w:tcW w:type="dxa" w:w="1296"/>
           </w:tcPr>
           <w:p>
             <w:r>
               <w:rPr>
                 <w:b/>
-                <w:sz w:val="18"/>
+                <w:sz w:val="17"/>
               </w:rPr>
               <w:t>School years at Anihan</w:t>
             </w:r>
@@ -1330,12 +1704,26 @@
         </w:tc>
         <w:tc>
           <w:tcPr>
-            <w:tcW w:type="dxa" w:w="2808"/>
-          </w:tcPr>
-          <w:p>
-            <w:r>
-              <w:rPr>
-                <w:sz w:val="18"/>
+            <w:tcW w:type="dxa" w:w="2232"/>
+          </w:tcPr>
+          <w:p>
+            <w:r>
+              <w:rPr>
+                <w:b/>
+                <w:sz w:val="17"/>
+              </w:rPr>
+              <w:t>Section 3.2.7 ERD Figure 3.2.7.1 / Section 3.2.8 data dictionary (no such table)</w:t>
+            </w:r>
+          </w:p>
+        </w:tc>
+        <w:tc>
+          <w:tcPr>
+            <w:tcW w:type="dxa" w:w="2160"/>
+          </w:tcPr>
+          <w:p>
+            <w:r>
+              <w:rPr>
+                <w:sz w:val="17"/>
               </w:rPr>
               <w:t>Not present.</w:t>
             </w:r>
@@ -1343,12 +1731,12 @@
         </w:tc>
         <w:tc>
           <w:tcPr>
-            <w:tcW w:type="dxa" w:w="2808"/>
-          </w:tcPr>
-          <w:p>
-            <w:r>
-              <w:rPr>
-                <w:sz w:val="18"/>
+            <w:tcW w:type="dxa" w:w="2232"/>
+          </w:tcPr>
+          <w:p>
+            <w:r>
+              <w:rPr>
+                <w:sz w:val="17"/>
               </w:rPr>
               <w:t>New table "student_school_years" (school_year_id, student_id, row_index, sy_start, sem_start, sy_end, sem_end, remarks).</w:t>
             </w:r>
@@ -1356,14 +1744,14 @@
         </w:tc>
         <w:tc>
           <w:tcPr>
-            <w:tcW w:type="dxa" w:w="2880"/>
-          </w:tcPr>
-          <w:p>
-            <w:r>
-              <w:rPr>
-                <w:sz w:val="18"/>
-              </w:rPr>
-              <w:t>New table. (Note: this section was removed from the student-facing wizard but the table and registrar-side editing remain.)</w:t>
+            <w:tcW w:type="dxa" w:w="2160"/>
+          </w:tcPr>
+          <w:p>
+            <w:r>
+              <w:rPr>
+                <w:sz w:val="17"/>
+              </w:rPr>
+              <w:t>New table. (Note: removed from the student-facing wizard but the table and registrar-side editing remain.)</w:t>
             </w:r>
           </w:p>
         </w:tc>
@@ -1371,13 +1759,13 @@
       <w:tr>
         <w:tc>
           <w:tcPr>
-            <w:tcW w:type="dxa" w:w="1656"/>
+            <w:tcW w:type="dxa" w:w="1296"/>
           </w:tcPr>
           <w:p>
             <w:r>
               <w:rPr>
                 <w:b/>
-                <w:sz w:val="18"/>
+                <w:sz w:val="17"/>
               </w:rPr>
               <w:t>Student file uploads</w:t>
             </w:r>
@@ -1385,12 +1773,26 @@
         </w:tc>
         <w:tc>
           <w:tcPr>
-            <w:tcW w:type="dxa" w:w="2808"/>
-          </w:tcPr>
-          <w:p>
-            <w:r>
-              <w:rPr>
-                <w:sz w:val="18"/>
+            <w:tcW w:type="dxa" w:w="2232"/>
+          </w:tcPr>
+          <w:p>
+            <w:r>
+              <w:rPr>
+                <w:b/>
+                <w:sz w:val="17"/>
+              </w:rPr>
+              <w:t>Section 3.2.7 ERD Figure 3.2.7.1 (PDF p.54 / printed p.47); Section 3.2.8 data dictionary Table 3.2.8.4 "documents" (PDF p.58 / printed p.51)</w:t>
+            </w:r>
+          </w:p>
+        </w:tc>
+        <w:tc>
+          <w:tcPr>
+            <w:tcW w:type="dxa" w:w="2160"/>
+          </w:tcPr>
+          <w:p>
+            <w:r>
+              <w:rPr>
+                <w:sz w:val="17"/>
               </w:rPr>
               <w:t>Documents stored only as BLOBs in the "documents" table.</w:t>
             </w:r>
@@ -1398,12 +1800,12 @@
         </w:tc>
         <w:tc>
           <w:tcPr>
-            <w:tcW w:type="dxa" w:w="2808"/>
-          </w:tcPr>
-          <w:p>
-            <w:r>
-              <w:rPr>
-                <w:sz w:val="18"/>
+            <w:tcW w:type="dxa" w:w="2232"/>
+          </w:tcPr>
+          <w:p>
+            <w:r>
+              <w:rPr>
+                <w:sz w:val="17"/>
               </w:rPr>
               <w:t>New table "student_uploads" (upload_id, student_id, kind, file_path, original_name, mime_type, size_bytes, uploaded_at) stores file metadata; files are kept on disk, not as BLOBs.</w:t>
             </w:r>
@@ -1411,12 +1813,12 @@
         </w:tc>
         <w:tc>
           <w:tcPr>
-            <w:tcW w:type="dxa" w:w="2880"/>
-          </w:tcPr>
-          <w:p>
-            <w:r>
-              <w:rPr>
-                <w:sz w:val="18"/>
+            <w:tcW w:type="dxa" w:w="2160"/>
+          </w:tcPr>
+          <w:p>
+            <w:r>
+              <w:rPr>
+                <w:sz w:val="17"/>
               </w:rPr>
               <w:t>New table - the system uses on-disk storage for ID photo / baptismal cert, in addition to the BLOB documents table.</w:t>
             </w:r>
@@ -1444,21 +1846,22 @@
         <w:tblLook w:firstColumn="1" w:firstRow="1" w:lastColumn="0" w:lastRow="0" w:noHBand="0" w:noVBand="1" w:val="04A0"/>
       </w:tblPr>
       <w:tblGrid>
-        <w:gridCol w:w="2160"/>
-        <w:gridCol w:w="2160"/>
-        <w:gridCol w:w="2160"/>
-        <w:gridCol w:w="2160"/>
+        <w:gridCol w:w="1728"/>
+        <w:gridCol w:w="1728"/>
+        <w:gridCol w:w="1728"/>
+        <w:gridCol w:w="1728"/>
+        <w:gridCol w:w="1728"/>
       </w:tblGrid>
       <w:tr>
         <w:tc>
           <w:tcPr>
-            <w:tcW w:type="dxa" w:w="1656"/>
+            <w:tcW w:type="dxa" w:w="1296"/>
           </w:tcPr>
           <w:p>
             <w:r>
               <w:rPr>
                 <w:b/>
-                <w:sz w:val="18"/>
+                <w:sz w:val="17"/>
               </w:rPr>
               <w:t>Aspect</w:t>
             </w:r>
@@ -1466,27 +1869,41 @@
         </w:tc>
         <w:tc>
           <w:tcPr>
-            <w:tcW w:type="dxa" w:w="2808"/>
+            <w:tcW w:type="dxa" w:w="2232"/>
           </w:tcPr>
           <w:p>
             <w:r>
               <w:rPr>
                 <w:b/>
-                <w:sz w:val="18"/>
-              </w:rPr>
-              <w:t>Chapter 3 States</w:t>
-            </w:r>
-          </w:p>
-        </w:tc>
-        <w:tc>
-          <w:tcPr>
-            <w:tcW w:type="dxa" w:w="2808"/>
+                <w:sz w:val="17"/>
+              </w:rPr>
+              <w:t>Chapter 3 Location (section &amp; page)</w:t>
+            </w:r>
+          </w:p>
+        </w:tc>
+        <w:tc>
+          <w:tcPr>
+            <w:tcW w:type="dxa" w:w="2160"/>
           </w:tcPr>
           <w:p>
             <w:r>
               <w:rPr>
                 <w:b/>
-                <w:sz w:val="18"/>
+                <w:sz w:val="17"/>
+              </w:rPr>
+              <w:t>Chapter 3 (ITR Paper) States</w:t>
+            </w:r>
+          </w:p>
+        </w:tc>
+        <w:tc>
+          <w:tcPr>
+            <w:tcW w:type="dxa" w:w="2232"/>
+          </w:tcPr>
+          <w:p>
+            <w:r>
+              <w:rPr>
+                <w:b/>
+                <w:sz w:val="17"/>
               </w:rPr>
               <w:t>Current System</w:t>
             </w:r>
@@ -1494,13 +1911,13 @@
         </w:tc>
         <w:tc>
           <w:tcPr>
-            <w:tcW w:type="dxa" w:w="2880"/>
+            <w:tcW w:type="dxa" w:w="2160"/>
           </w:tcPr>
           <w:p>
             <w:r>
               <w:rPr>
                 <w:b/>
-                <w:sz w:val="18"/>
+                <w:sz w:val="17"/>
               </w:rPr>
               <w:t>Difference / Note</w:t>
             </w:r>
@@ -1510,13 +1927,13 @@
       <w:tr>
         <w:tc>
           <w:tcPr>
-            <w:tcW w:type="dxa" w:w="1656"/>
+            <w:tcW w:type="dxa" w:w="1296"/>
           </w:tcPr>
           <w:p>
             <w:r>
               <w:rPr>
                 <w:b/>
-                <w:sz w:val="18"/>
+                <w:sz w:val="17"/>
               </w:rPr>
               <w:t>student_records</w:t>
             </w:r>
@@ -1524,38 +1941,52 @@
         </w:tc>
         <w:tc>
           <w:tcPr>
-            <w:tcW w:type="dxa" w:w="2808"/>
-          </w:tcPr>
-          <w:p>
-            <w:r>
-              <w:rPr>
-                <w:sz w:val="18"/>
-              </w:rPr>
-              <w:t>Data dictionary (Table 3.2.2/3) lists user_id as a FK to users; many fields NOT NULL (e.g. middle_name, birthdate, age, sex, email, religion).</w:t>
-            </w:r>
-          </w:p>
-        </w:tc>
-        <w:tc>
-          <w:tcPr>
-            <w:tcW w:type="dxa" w:w="2808"/>
-          </w:tcPr>
-          <w:p>
-            <w:r>
-              <w:rPr>
-                <w:sz w:val="18"/>
-              </w:rPr>
-              <w:t>No user_id column (students are not user accounts). record_id is the auto-increment PK; student_id is a unique business key. Most personal fields are NULLABLE (filled progressively in the enrollment wizard). Adds civil_status, temporary_address, enrollment_date, student_status.</w:t>
-            </w:r>
-          </w:p>
-        </w:tc>
-        <w:tc>
-          <w:tcPr>
-            <w:tcW w:type="dxa" w:w="2880"/>
-          </w:tcPr>
-          <w:p>
-            <w:r>
-              <w:rPr>
-                <w:sz w:val="18"/>
+            <w:tcW w:type="dxa" w:w="2232"/>
+          </w:tcPr>
+          <w:p>
+            <w:r>
+              <w:rPr>
+                <w:b/>
+                <w:sz w:val="17"/>
+              </w:rPr>
+              <w:t>Section 3.2.8 data dictionary Table 3.2.8.1 (PDF p.55-57 / printed p.48-50)</w:t>
+            </w:r>
+          </w:p>
+        </w:tc>
+        <w:tc>
+          <w:tcPr>
+            <w:tcW w:type="dxa" w:w="2160"/>
+          </w:tcPr>
+          <w:p>
+            <w:r>
+              <w:rPr>
+                <w:sz w:val="17"/>
+              </w:rPr>
+              <w:t>Lists user_id as a FK to users; many fields NOT NULL (e.g. middle_name, birthdate, age, sex, email, religion).</w:t>
+            </w:r>
+          </w:p>
+        </w:tc>
+        <w:tc>
+          <w:tcPr>
+            <w:tcW w:type="dxa" w:w="2232"/>
+          </w:tcPr>
+          <w:p>
+            <w:r>
+              <w:rPr>
+                <w:sz w:val="17"/>
+              </w:rPr>
+              <w:t>No user_id column (students are not user accounts). record_id is the auto-increment PK; student_id is a unique business key. Most personal fields are NULLABLE. Adds civil_status, temporary_address, enrollment_date, student_status.</w:t>
+            </w:r>
+          </w:p>
+        </w:tc>
+        <w:tc>
+          <w:tcPr>
+            <w:tcW w:type="dxa" w:w="2160"/>
+          </w:tcPr>
+          <w:p>
+            <w:r>
+              <w:rPr>
+                <w:sz w:val="17"/>
               </w:rPr>
               <w:t>Significant. The user_id FK does not exist; nullability is the opposite of the data dictionary for many fields.</w:t>
             </w:r>
@@ -1565,13 +1996,13 @@
       <w:tr>
         <w:tc>
           <w:tcPr>
-            <w:tcW w:type="dxa" w:w="1656"/>
+            <w:tcW w:type="dxa" w:w="1296"/>
           </w:tcPr>
           <w:p>
             <w:r>
               <w:rPr>
                 <w:b/>
-                <w:sz w:val="18"/>
+                <w:sz w:val="17"/>
               </w:rPr>
               <w:t>users</w:t>
             </w:r>
@@ -1579,12 +2010,26 @@
         </w:tc>
         <w:tc>
           <w:tcPr>
-            <w:tcW w:type="dxa" w:w="2808"/>
-          </w:tcPr>
-          <w:p>
-            <w:r>
-              <w:rPr>
-                <w:sz w:val="18"/>
+            <w:tcW w:type="dxa" w:w="2232"/>
+          </w:tcPr>
+          <w:p>
+            <w:r>
+              <w:rPr>
+                <w:b/>
+                <w:sz w:val="17"/>
+              </w:rPr>
+              <w:t>Section 3.2.8 data dictionary Table 3.2.8.13 "users" (PDF p.61 / printed p.54)</w:t>
+            </w:r>
+          </w:p>
+        </w:tc>
+        <w:tc>
+          <w:tcPr>
+            <w:tcW w:type="dxa" w:w="2160"/>
+          </w:tcPr>
+          <w:p>
+            <w:r>
+              <w:rPr>
+                <w:sz w:val="17"/>
               </w:rPr>
               <w:t>Fields: user_id, username, password, email, role.</w:t>
             </w:r>
@@ -1592,12 +2037,12 @@
         </w:tc>
         <w:tc>
           <w:tcPr>
-            <w:tcW w:type="dxa" w:w="2808"/>
-          </w:tcPr>
-          <w:p>
-            <w:r>
-              <w:rPr>
-                <w:sz w:val="18"/>
+            <w:tcW w:type="dxa" w:w="2232"/>
+          </w:tcPr>
+          <w:p>
+            <w:r>
+              <w:rPr>
+                <w:sz w:val="17"/>
               </w:rPr>
               <w:t>Adds lastname, firstname, middlename, birthdate, age, enabled, password_changed_at.</w:t>
             </w:r>
@@ -1605,12 +2050,12 @@
         </w:tc>
         <w:tc>
           <w:tcPr>
-            <w:tcW w:type="dxa" w:w="2880"/>
-          </w:tcPr>
-          <w:p>
-            <w:r>
-              <w:rPr>
-                <w:sz w:val="18"/>
+            <w:tcW w:type="dxa" w:w="2160"/>
+          </w:tcPr>
+          <w:p>
+            <w:r>
+              <w:rPr>
+                <w:sz w:val="17"/>
               </w:rPr>
               <w:t>The system stores full name, birthdate, an enabled flag (soft delete), and password-change tracking - none in Chapter 3.</w:t>
             </w:r>
@@ -1620,13 +2065,13 @@
       <w:tr>
         <w:tc>
           <w:tcPr>
-            <w:tcW w:type="dxa" w:w="1656"/>
+            <w:tcW w:type="dxa" w:w="1296"/>
           </w:tcPr>
           <w:p>
             <w:r>
               <w:rPr>
                 <w:b/>
-                <w:sz w:val="18"/>
+                <w:sz w:val="17"/>
               </w:rPr>
               <w:t>grades</w:t>
             </w:r>
@@ -1634,25 +2079,39 @@
         </w:tc>
         <w:tc>
           <w:tcPr>
-            <w:tcW w:type="dxa" w:w="2808"/>
-          </w:tcPr>
-          <w:p>
-            <w:r>
-              <w:rPr>
-                <w:sz w:val="18"/>
-              </w:rPr>
-              <w:t>Fields: grade_id, student_id, subject_code, final_grade, re_exam_grade, hours, remarks (6-7 columns).</w:t>
-            </w:r>
-          </w:p>
-        </w:tc>
-        <w:tc>
-          <w:tcPr>
-            <w:tcW w:type="dxa" w:w="2808"/>
-          </w:tcPr>
-          <w:p>
-            <w:r>
-              <w:rPr>
-                <w:sz w:val="18"/>
+            <w:tcW w:type="dxa" w:w="2232"/>
+          </w:tcPr>
+          <w:p>
+            <w:r>
+              <w:rPr>
+                <w:b/>
+                <w:sz w:val="17"/>
+              </w:rPr>
+              <w:t>Section 3.2.8 data dictionary Table 3.2.8.5 "grades" (PDF p.58-59 / printed p.51-52)</w:t>
+            </w:r>
+          </w:p>
+        </w:tc>
+        <w:tc>
+          <w:tcPr>
+            <w:tcW w:type="dxa" w:w="2160"/>
+          </w:tcPr>
+          <w:p>
+            <w:r>
+              <w:rPr>
+                <w:sz w:val="17"/>
+              </w:rPr>
+              <w:t>Fields: grade_id, student_id, subject_code, final_grade, re_exam_grade, hours, remarks.</w:t>
+            </w:r>
+          </w:p>
+        </w:tc>
+        <w:tc>
+          <w:tcPr>
+            <w:tcW w:type="dxa" w:w="2232"/>
+          </w:tcPr>
+          <w:p>
+            <w:r>
+              <w:rPr>
+                <w:sz w:val="17"/>
               </w:rPr>
               <w:t>Adds class_id, midterm_grade, finals_grade, locked, locked_at; final_grade and remarks are now nullable; "hours" is named hours_studied.</w:t>
             </w:r>
@@ -1660,12 +2119,12 @@
         </w:tc>
         <w:tc>
           <w:tcPr>
-            <w:tcW w:type="dxa" w:w="2880"/>
-          </w:tcPr>
-          <w:p>
-            <w:r>
-              <w:rPr>
-                <w:sz w:val="18"/>
+            <w:tcW w:type="dxa" w:w="2160"/>
+          </w:tcPr>
+          <w:p>
+            <w:r>
+              <w:rPr>
+                <w:sz w:val="17"/>
               </w:rPr>
               <w:t>Grades are now class-scoped with a midterm/finals split and a lock mechanism - a substantial expansion.</w:t>
             </w:r>
@@ -1675,13 +2134,13 @@
       <w:tr>
         <w:tc>
           <w:tcPr>
-            <w:tcW w:type="dxa" w:w="1656"/>
+            <w:tcW w:type="dxa" w:w="1296"/>
           </w:tcPr>
           <w:p>
             <w:r>
               <w:rPr>
                 <w:b/>
-                <w:sz w:val="18"/>
+                <w:sz w:val="17"/>
               </w:rPr>
               <w:t>batches</w:t>
             </w:r>
@@ -1689,12 +2148,26 @@
         </w:tc>
         <w:tc>
           <w:tcPr>
-            <w:tcW w:type="dxa" w:w="2808"/>
-          </w:tcPr>
-          <w:p>
-            <w:r>
-              <w:rPr>
-                <w:sz w:val="18"/>
+            <w:tcW w:type="dxa" w:w="2232"/>
+          </w:tcPr>
+          <w:p>
+            <w:r>
+              <w:rPr>
+                <w:b/>
+                <w:sz w:val="17"/>
+              </w:rPr>
+              <w:t>Section 3.2.8 data dictionary Table 3.2.8.7 "batches" (PDF p.59 / printed p.52)</w:t>
+            </w:r>
+          </w:p>
+        </w:tc>
+        <w:tc>
+          <w:tcPr>
+            <w:tcW w:type="dxa" w:w="2160"/>
+          </w:tcPr>
+          <w:p>
+            <w:r>
+              <w:rPr>
+                <w:sz w:val="17"/>
               </w:rPr>
               <w:t>batch_year typed as DATE, format (YYYY).</w:t>
             </w:r>
@@ -1702,12 +2175,12 @@
         </w:tc>
         <w:tc>
           <w:tcPr>
-            <w:tcW w:type="dxa" w:w="2808"/>
-          </w:tcPr>
-          <w:p>
-            <w:r>
-              <w:rPr>
-                <w:sz w:val="18"/>
+            <w:tcW w:type="dxa" w:w="2232"/>
+          </w:tcPr>
+          <w:p>
+            <w:r>
+              <w:rPr>
+                <w:sz w:val="17"/>
               </w:rPr>
               <w:t>batch_year typed as YEAR.</w:t>
             </w:r>
@@ -1715,12 +2188,12 @@
         </w:tc>
         <w:tc>
           <w:tcPr>
-            <w:tcW w:type="dxa" w:w="2880"/>
-          </w:tcPr>
-          <w:p>
-            <w:r>
-              <w:rPr>
-                <w:sz w:val="18"/>
+            <w:tcW w:type="dxa" w:w="2160"/>
+          </w:tcPr>
+          <w:p>
+            <w:r>
+              <w:rPr>
+                <w:sz w:val="17"/>
               </w:rPr>
               <w:t>Minor type difference; correct in Chapter 3.</w:t>
             </w:r>
@@ -1730,13 +2203,13 @@
       <w:tr>
         <w:tc>
           <w:tcPr>
-            <w:tcW w:type="dxa" w:w="1656"/>
+            <w:tcW w:type="dxa" w:w="1296"/>
           </w:tcPr>
           <w:p>
             <w:r>
               <w:rPr>
                 <w:b/>
-                <w:sz w:val="18"/>
+                <w:sz w:val="17"/>
               </w:rPr>
               <w:t>sections / classes PK type</w:t>
             </w:r>
@@ -1744,25 +2217,39 @@
         </w:tc>
         <w:tc>
           <w:tcPr>
-            <w:tcW w:type="dxa" w:w="2808"/>
-          </w:tcPr>
-          <w:p>
-            <w:r>
-              <w:rPr>
-                <w:sz w:val="18"/>
-              </w:rPr>
-              <w:t>section_code and class_code described as INT in the data dictionary.</w:t>
-            </w:r>
-          </w:p>
-        </w:tc>
-        <w:tc>
-          <w:tcPr>
-            <w:tcW w:type="dxa" w:w="2808"/>
-          </w:tcPr>
-          <w:p>
-            <w:r>
-              <w:rPr>
-                <w:sz w:val="18"/>
+            <w:tcW w:type="dxa" w:w="2232"/>
+          </w:tcPr>
+          <w:p>
+            <w:r>
+              <w:rPr>
+                <w:b/>
+                <w:sz w:val="17"/>
+              </w:rPr>
+              <w:t>Section 3.2.8 data dictionary Table 3.2.8.6 "sections" (PDF p.59 / printed p.52) and Table 3.2.8.12 "classes" (PDF p.61 / printed p.54)</w:t>
+            </w:r>
+          </w:p>
+        </w:tc>
+        <w:tc>
+          <w:tcPr>
+            <w:tcW w:type="dxa" w:w="2160"/>
+          </w:tcPr>
+          <w:p>
+            <w:r>
+              <w:rPr>
+                <w:sz w:val="17"/>
+              </w:rPr>
+              <w:t>section_code and class_code described as INT.</w:t>
+            </w:r>
+          </w:p>
+        </w:tc>
+        <w:tc>
+          <w:tcPr>
+            <w:tcW w:type="dxa" w:w="2232"/>
+          </w:tcPr>
+          <w:p>
+            <w:r>
+              <w:rPr>
+                <w:sz w:val="17"/>
               </w:rPr>
               <w:t>section_code is VARCHAR(20); class_id is INT.</w:t>
             </w:r>
@@ -1770,12 +2257,12 @@
         </w:tc>
         <w:tc>
           <w:tcPr>
-            <w:tcW w:type="dxa" w:w="2880"/>
-          </w:tcPr>
-          <w:p>
-            <w:r>
-              <w:rPr>
-                <w:sz w:val="18"/>
+            <w:tcW w:type="dxa" w:w="2160"/>
+          </w:tcPr>
+          <w:p>
+            <w:r>
+              <w:rPr>
+                <w:sz w:val="17"/>
               </w:rPr>
               <w:t>section_code type mismatch - correct the data dictionary.</w:t>
             </w:r>
@@ -1785,13 +2272,13 @@
       <w:tr>
         <w:tc>
           <w:tcPr>
-            <w:tcW w:type="dxa" w:w="1656"/>
+            <w:tcW w:type="dxa" w:w="1296"/>
           </w:tcPr>
           <w:p>
             <w:r>
               <w:rPr>
                 <w:b/>
-                <w:sz w:val="18"/>
+                <w:sz w:val="17"/>
               </w:rPr>
               <w:t>parents</w:t>
             </w:r>
@@ -1799,12 +2286,26 @@
         </w:tc>
         <w:tc>
           <w:tcPr>
-            <w:tcW w:type="dxa" w:w="2808"/>
-          </w:tcPr>
-          <w:p>
-            <w:r>
-              <w:rPr>
-                <w:sz w:val="18"/>
+            <w:tcW w:type="dxa" w:w="2232"/>
+          </w:tcPr>
+          <w:p>
+            <w:r>
+              <w:rPr>
+                <w:b/>
+                <w:sz w:val="17"/>
+              </w:rPr>
+              <w:t>Section 3.2.8 data dictionary Table 3.2.8.2 "parents" (PDF p.57 / printed p.50)</w:t>
+            </w:r>
+          </w:p>
+        </w:tc>
+        <w:tc>
+          <w:tcPr>
+            <w:tcW w:type="dxa" w:w="2160"/>
+          </w:tcPr>
+          <w:p>
+            <w:r>
+              <w:rPr>
+                <w:sz w:val="17"/>
               </w:rPr>
               <w:t>Most fields NOT NULL.</w:t>
             </w:r>
@@ -1812,12 +2313,12 @@
         </w:tc>
         <w:tc>
           <w:tcPr>
-            <w:tcW w:type="dxa" w:w="2808"/>
-          </w:tcPr>
-          <w:p>
-            <w:r>
-              <w:rPr>
-                <w:sz w:val="18"/>
+            <w:tcW w:type="dxa" w:w="2232"/>
+          </w:tcPr>
+          <w:p>
+            <w:r>
+              <w:rPr>
+                <w:sz w:val="17"/>
               </w:rPr>
               <w:t>Most fields NULLABLE; uses relation, family_name, etc.</w:t>
             </w:r>
@@ -1825,12 +2326,12 @@
         </w:tc>
         <w:tc>
           <w:tcPr>
-            <w:tcW w:type="dxa" w:w="2880"/>
-          </w:tcPr>
-          <w:p>
-            <w:r>
-              <w:rPr>
-                <w:sz w:val="18"/>
+            <w:tcW w:type="dxa" w:w="2160"/>
+          </w:tcPr>
+          <w:p>
+            <w:r>
+              <w:rPr>
+                <w:sz w:val="17"/>
               </w:rPr>
               <w:t>Nullability relaxed in the live schema vs. the data dictionary.</w:t>
             </w:r>
@@ -1840,13 +2341,13 @@
       <w:tr>
         <w:tc>
           <w:tcPr>
-            <w:tcW w:type="dxa" w:w="1656"/>
+            <w:tcW w:type="dxa" w:w="1296"/>
           </w:tcPr>
           <w:p>
             <w:r>
               <w:rPr>
                 <w:b/>
-                <w:sz w:val="18"/>
+                <w:sz w:val="17"/>
               </w:rPr>
               <w:t>profile_picture</w:t>
             </w:r>
@@ -1854,12 +2355,26 @@
         </w:tc>
         <w:tc>
           <w:tcPr>
-            <w:tcW w:type="dxa" w:w="2808"/>
-          </w:tcPr>
-          <w:p>
-            <w:r>
-              <w:rPr>
-                <w:sz w:val="18"/>
+            <w:tcW w:type="dxa" w:w="2232"/>
+          </w:tcPr>
+          <w:p>
+            <w:r>
+              <w:rPr>
+                <w:b/>
+                <w:sz w:val="17"/>
+              </w:rPr>
+              <w:t>Section 3.2.8 data dictionary Table 3.2.8.1, profile_picture row (PDF p.56 / printed p.49)</w:t>
+            </w:r>
+          </w:p>
+        </w:tc>
+        <w:tc>
+          <w:tcPr>
+            <w:tcW w:type="dxa" w:w="2160"/>
+          </w:tcPr>
+          <w:p>
+            <w:r>
+              <w:rPr>
+                <w:sz w:val="17"/>
               </w:rPr>
               <w:t>BLOB, NOT NULL, default "Default Image".</w:t>
             </w:r>
@@ -1867,12 +2382,12 @@
         </w:tc>
         <w:tc>
           <w:tcPr>
-            <w:tcW w:type="dxa" w:w="2808"/>
-          </w:tcPr>
-          <w:p>
-            <w:r>
-              <w:rPr>
-                <w:sz w:val="18"/>
+            <w:tcW w:type="dxa" w:w="2232"/>
+          </w:tcPr>
+          <w:p>
+            <w:r>
+              <w:rPr>
+                <w:sz w:val="17"/>
               </w:rPr>
               <w:t>MEDIUMBLOB, NULLABLE.</w:t>
             </w:r>
@@ -1880,12 +2395,12 @@
         </w:tc>
         <w:tc>
           <w:tcPr>
-            <w:tcW w:type="dxa" w:w="2880"/>
-          </w:tcPr>
-          <w:p>
-            <w:r>
-              <w:rPr>
-                <w:sz w:val="18"/>
+            <w:tcW w:type="dxa" w:w="2160"/>
+          </w:tcPr>
+          <w:p>
+            <w:r>
+              <w:rPr>
+                <w:sz w:val="17"/>
               </w:rPr>
               <w:t>Nullability differs; no DB-level default image.</w:t>
             </w:r>
@@ -1923,21 +2438,22 @@
         <w:tblLook w:firstColumn="1" w:firstRow="1" w:lastColumn="0" w:lastRow="0" w:noHBand="0" w:noVBand="1" w:val="04A0"/>
       </w:tblPr>
       <w:tblGrid>
-        <w:gridCol w:w="2160"/>
-        <w:gridCol w:w="2160"/>
-        <w:gridCol w:w="2160"/>
-        <w:gridCol w:w="2160"/>
+        <w:gridCol w:w="1728"/>
+        <w:gridCol w:w="1728"/>
+        <w:gridCol w:w="1728"/>
+        <w:gridCol w:w="1728"/>
+        <w:gridCol w:w="1728"/>
       </w:tblGrid>
       <w:tr>
         <w:tc>
           <w:tcPr>
-            <w:tcW w:type="dxa" w:w="1656"/>
+            <w:tcW w:type="dxa" w:w="1296"/>
           </w:tcPr>
           <w:p>
             <w:r>
               <w:rPr>
                 <w:b/>
-                <w:sz w:val="18"/>
+                <w:sz w:val="17"/>
               </w:rPr>
               <w:t>Aspect</w:t>
             </w:r>
@@ -1945,27 +2461,41 @@
         </w:tc>
         <w:tc>
           <w:tcPr>
-            <w:tcW w:type="dxa" w:w="2808"/>
+            <w:tcW w:type="dxa" w:w="2232"/>
           </w:tcPr>
           <w:p>
             <w:r>
               <w:rPr>
                 <w:b/>
-                <w:sz w:val="18"/>
-              </w:rPr>
-              <w:t>Chapter 3 States</w:t>
-            </w:r>
-          </w:p>
-        </w:tc>
-        <w:tc>
-          <w:tcPr>
-            <w:tcW w:type="dxa" w:w="2808"/>
+                <w:sz w:val="17"/>
+              </w:rPr>
+              <w:t>Chapter 3 Location (section &amp; page)</w:t>
+            </w:r>
+          </w:p>
+        </w:tc>
+        <w:tc>
+          <w:tcPr>
+            <w:tcW w:type="dxa" w:w="2160"/>
           </w:tcPr>
           <w:p>
             <w:r>
               <w:rPr>
                 <w:b/>
-                <w:sz w:val="18"/>
+                <w:sz w:val="17"/>
+              </w:rPr>
+              <w:t>Chapter 3 (ITR Paper) States</w:t>
+            </w:r>
+          </w:p>
+        </w:tc>
+        <w:tc>
+          <w:tcPr>
+            <w:tcW w:type="dxa" w:w="2232"/>
+          </w:tcPr>
+          <w:p>
+            <w:r>
+              <w:rPr>
+                <w:b/>
+                <w:sz w:val="17"/>
               </w:rPr>
               <w:t>Current System</w:t>
             </w:r>
@@ -1973,13 +2503,13 @@
         </w:tc>
         <w:tc>
           <w:tcPr>
-            <w:tcW w:type="dxa" w:w="2880"/>
+            <w:tcW w:type="dxa" w:w="2160"/>
           </w:tcPr>
           <w:p>
             <w:r>
               <w:rPr>
                 <w:b/>
-                <w:sz w:val="18"/>
+                <w:sz w:val="17"/>
               </w:rPr>
               <w:t>Difference / Note</w:t>
             </w:r>
@@ -1989,13 +2519,13 @@
       <w:tr>
         <w:tc>
           <w:tcPr>
-            <w:tcW w:type="dxa" w:w="1656"/>
+            <w:tcW w:type="dxa" w:w="1296"/>
           </w:tcPr>
           <w:p>
             <w:r>
               <w:rPr>
                 <w:b/>
-                <w:sz w:val="18"/>
+                <w:sz w:val="17"/>
               </w:rPr>
               <w:t>Trainer account creation</w:t>
             </w:r>
@@ -2003,25 +2533,39 @@
         </w:tc>
         <w:tc>
           <w:tcPr>
-            <w:tcW w:type="dxa" w:w="2808"/>
-          </w:tcPr>
-          <w:p>
-            <w:r>
-              <w:rPr>
-                <w:sz w:val="18"/>
-              </w:rPr>
-              <w:t>Section 3.2 / Functional Requirements: Trainers register their own account and await Registrar/Admin approval ("await administrative approval").</w:t>
-            </w:r>
-          </w:p>
-        </w:tc>
-        <w:tc>
-          <w:tcPr>
-            <w:tcW w:type="dxa" w:w="2808"/>
-          </w:tcPr>
-          <w:p>
-            <w:r>
-              <w:rPr>
-                <w:sz w:val="18"/>
+            <w:tcW w:type="dxa" w:w="2232"/>
+          </w:tcPr>
+          <w:p>
+            <w:r>
+              <w:rPr>
+                <w:b/>
+                <w:sz w:val="17"/>
+              </w:rPr>
+              <w:t>Section 3.2.9 Functional Requirements, Trainer items 1, 1.1-1.2 (PDF p.65-66 / printed p.58-59); Section 3.3.1.6 Deployment (PDF p.71-72 / printed p.64-65)</w:t>
+            </w:r>
+          </w:p>
+        </w:tc>
+        <w:tc>
+          <w:tcPr>
+            <w:tcW w:type="dxa" w:w="2160"/>
+          </w:tcPr>
+          <w:p>
+            <w:r>
+              <w:rPr>
+                <w:sz w:val="17"/>
+              </w:rPr>
+              <w:t>Trainers register their own account and await Registrar/Admin approval ("await administrative approval").</w:t>
+            </w:r>
+          </w:p>
+        </w:tc>
+        <w:tc>
+          <w:tcPr>
+            <w:tcW w:type="dxa" w:w="2232"/>
+          </w:tcPr>
+          <w:p>
+            <w:r>
+              <w:rPr>
+                <w:sz w:val="17"/>
               </w:rPr>
               <w:t>No trainer self-registration. The Admin creates all user accounts directly. There is no "pending approval" account state.</w:t>
             </w:r>
@@ -2029,12 +2573,12 @@
         </w:tc>
         <w:tc>
           <w:tcPr>
-            <w:tcW w:type="dxa" w:w="2880"/>
-          </w:tcPr>
-          <w:p>
-            <w:r>
-              <w:rPr>
-                <w:sz w:val="18"/>
+            <w:tcW w:type="dxa" w:w="2160"/>
+          </w:tcPr>
+          <w:p>
+            <w:r>
+              <w:rPr>
+                <w:sz w:val="17"/>
               </w:rPr>
               <w:t>Chapter 3 should be corrected - account creation is admin-only.</w:t>
             </w:r>
@@ -2044,13 +2588,13 @@
       <w:tr>
         <w:tc>
           <w:tcPr>
-            <w:tcW w:type="dxa" w:w="1656"/>
+            <w:tcW w:type="dxa" w:w="1296"/>
           </w:tcPr>
           <w:p>
             <w:r>
               <w:rPr>
                 <w:b/>
-                <w:sz w:val="18"/>
+                <w:sz w:val="17"/>
               </w:rPr>
               <w:t>Student accounts</w:t>
             </w:r>
@@ -2058,12 +2602,26 @@
         </w:tc>
         <w:tc>
           <w:tcPr>
-            <w:tcW w:type="dxa" w:w="2808"/>
-          </w:tcPr>
-          <w:p>
-            <w:r>
-              <w:rPr>
-                <w:sz w:val="18"/>
+            <w:tcW w:type="dxa" w:w="2232"/>
+          </w:tcPr>
+          <w:p>
+            <w:r>
+              <w:rPr>
+                <w:b/>
+                <w:sz w:val="17"/>
+              </w:rPr>
+              <w:t>Section 3.2.9 Functional Requirements, Student items 1.1, 2.1 (PDF p.64-65 / printed p.57-58); Section 3.2.5 Class Diagram Figure 3.2.5.1 (AnihanUser, PDF p.44 / printed p.37); Section 3.2.6 Figure 3.2.6.2 (PDF p.47 / printed p.40)</w:t>
+            </w:r>
+          </w:p>
+        </w:tc>
+        <w:tc>
+          <w:tcPr>
+            <w:tcW w:type="dxa" w:w="2160"/>
+          </w:tcPr>
+          <w:p>
+            <w:r>
+              <w:rPr>
+                <w:sz w:val="17"/>
               </w:rPr>
               <w:t>Students "register a new account", "log in using their verified Student ID", and the AnihanUser interface gives them login/logout.</w:t>
             </w:r>
@@ -2071,27 +2629,27 @@
         </w:tc>
         <w:tc>
           <w:tcPr>
-            <w:tcW w:type="dxa" w:w="2808"/>
-          </w:tcPr>
-          <w:p>
-            <w:r>
-              <w:rPr>
-                <w:sz w:val="18"/>
-              </w:rPr>
-              <w:t>Students have no user accounts. The student portal (student-portal.html / student-details.html) is public (permitAll) - no login. Students cannot log in to view records.</w:t>
-            </w:r>
-          </w:p>
-        </w:tc>
-        <w:tc>
-          <w:tcPr>
-            <w:tcW w:type="dxa" w:w="2880"/>
-          </w:tcPr>
-          <w:p>
-            <w:r>
-              <w:rPr>
-                <w:sz w:val="18"/>
-              </w:rPr>
-              <w:t>Major design change. The Student use case (Figure 3.2.4 - View grades, View student record, Input student details) is only partly implemented: students input details via a public portal but cannot log in to view grades/records.</w:t>
+            <w:tcW w:type="dxa" w:w="2232"/>
+          </w:tcPr>
+          <w:p>
+            <w:r>
+              <w:rPr>
+                <w:sz w:val="17"/>
+              </w:rPr>
+              <w:t>Students have no user accounts. The student portal (student-portal.html / student-details.html) is public (permitAll) - no login.</w:t>
+            </w:r>
+          </w:p>
+        </w:tc>
+        <w:tc>
+          <w:tcPr>
+            <w:tcW w:type="dxa" w:w="2160"/>
+          </w:tcPr>
+          <w:p>
+            <w:r>
+              <w:rPr>
+                <w:sz w:val="17"/>
+              </w:rPr>
+              <w:t>Major design change. The Student use case (Figure 3.2.4.4, PDF p.43) is only partly implemented: students input details via a public portal but cannot log in to view grades/records.</w:t>
             </w:r>
           </w:p>
         </w:tc>
@@ -2099,13 +2657,13 @@
       <w:tr>
         <w:tc>
           <w:tcPr>
-            <w:tcW w:type="dxa" w:w="1656"/>
+            <w:tcW w:type="dxa" w:w="1296"/>
           </w:tcPr>
           <w:p>
             <w:r>
               <w:rPr>
                 <w:b/>
-                <w:sz w:val="18"/>
+                <w:sz w:val="17"/>
               </w:rPr>
               <w:t>Admin use case</w:t>
             </w:r>
@@ -2113,12 +2671,26 @@
         </w:tc>
         <w:tc>
           <w:tcPr>
-            <w:tcW w:type="dxa" w:w="2808"/>
-          </w:tcPr>
-          <w:p>
-            <w:r>
-              <w:rPr>
-                <w:sz w:val="18"/>
+            <w:tcW w:type="dxa" w:w="2232"/>
+          </w:tcPr>
+          <w:p>
+            <w:r>
+              <w:rPr>
+                <w:b/>
+                <w:sz w:val="17"/>
+              </w:rPr>
+              <w:t>Section 3.2.4 Use Case Diagrams, Figure 3.2.4.1 Admin Use Case (PDF p.41-42 / printed p.34-35); Section 3.2.9 Functional Requirements, Admin items 1.1-1.4 (PDF p.63 / printed p.56)</w:t>
+            </w:r>
+          </w:p>
+        </w:tc>
+        <w:tc>
+          <w:tcPr>
+            <w:tcW w:type="dxa" w:w="2160"/>
+          </w:tcPr>
+          <w:p>
+            <w:r>
+              <w:rPr>
+                <w:sz w:val="17"/>
               </w:rPr>
               <w:t>View logs, create/delete users, view user list, assign roles, view/delete students, view batches, view subjects.</w:t>
             </w:r>
@@ -2126,25 +2698,25 @@
         </w:tc>
         <w:tc>
           <w:tcPr>
-            <w:tcW w:type="dxa" w:w="2808"/>
-          </w:tcPr>
-          <w:p>
-            <w:r>
-              <w:rPr>
-                <w:sz w:val="18"/>
-              </w:rPr>
-              <w:t>Implemented: user management (create, edit, soft-delete, hard-delete, re-enable), system logs with date filtering + export. Admin does not have a student-records or subjects page in the active navbar.</w:t>
-            </w:r>
-          </w:p>
-        </w:tc>
-        <w:tc>
-          <w:tcPr>
-            <w:tcW w:type="dxa" w:w="2880"/>
-          </w:tcPr>
-          <w:p>
-            <w:r>
-              <w:rPr>
-                <w:sz w:val="18"/>
+            <w:tcW w:type="dxa" w:w="2232"/>
+          </w:tcPr>
+          <w:p>
+            <w:r>
+              <w:rPr>
+                <w:sz w:val="17"/>
+              </w:rPr>
+              <w:t>Implemented: user management (create, edit, soft-delete, hard-delete, re-enable), system logs with date filtering + export. No student-records or subjects page in the active admin navbar.</w:t>
+            </w:r>
+          </w:p>
+        </w:tc>
+        <w:tc>
+          <w:tcPr>
+            <w:tcW w:type="dxa" w:w="2160"/>
+          </w:tcPr>
+          <w:p>
+            <w:r>
+              <w:rPr>
+                <w:sz w:val="17"/>
               </w:rPr>
               <w:t>Largely consistent; "view/delete students" and "view subjects/batches" are not in the current admin navigation (registrar owns those).</w:t>
             </w:r>
@@ -2154,13 +2726,13 @@
       <w:tr>
         <w:tc>
           <w:tcPr>
-            <w:tcW w:type="dxa" w:w="1656"/>
+            <w:tcW w:type="dxa" w:w="1296"/>
           </w:tcPr>
           <w:p>
             <w:r>
               <w:rPr>
                 <w:b/>
-                <w:sz w:val="18"/>
+                <w:sz w:val="17"/>
               </w:rPr>
               <w:t>Registrar use case</w:t>
             </w:r>
@@ -2168,12 +2740,26 @@
         </w:tc>
         <w:tc>
           <w:tcPr>
-            <w:tcW w:type="dxa" w:w="2808"/>
-          </w:tcPr>
-          <w:p>
-            <w:r>
-              <w:rPr>
-                <w:sz w:val="18"/>
+            <w:tcW w:type="dxa" w:w="2232"/>
+          </w:tcPr>
+          <w:p>
+            <w:r>
+              <w:rPr>
+                <w:b/>
+                <w:sz w:val="17"/>
+              </w:rPr>
+              <w:t>Section 3.2.4 Use Case Diagrams, Figure 3.2.4.2 Registrar Use Case (PDF p.42 / printed p.35); Section 3.2.9 Functional Requirements, Registrar items 1.1-1.7, 2 (PDF p.63-64 / printed p.56-57)</w:t>
+            </w:r>
+          </w:p>
+        </w:tc>
+        <w:tc>
+          <w:tcPr>
+            <w:tcW w:type="dxa" w:w="2160"/>
+          </w:tcPr>
+          <w:p>
+            <w:r>
+              <w:rPr>
+                <w:sz w:val="17"/>
               </w:rPr>
               <w:t>View student list/batches/sections, encode/download documents, create/delete subjects, assign trainers, create student records.</w:t>
             </w:r>
@@ -2181,12 +2767,12 @@
         </w:tc>
         <w:tc>
           <w:tcPr>
-            <w:tcW w:type="dxa" w:w="2808"/>
-          </w:tcPr>
-          <w:p>
-            <w:r>
-              <w:rPr>
-                <w:sz w:val="18"/>
+            <w:tcW w:type="dxa" w:w="2232"/>
+          </w:tcPr>
+          <w:p>
+            <w:r>
+              <w:rPr>
+                <w:sz w:val="17"/>
               </w:rPr>
               <w:t>Implemented and expanded: full student record CRUD, subjects CRUD, classes CRUD, sections CRUD, class enrollment (single + bulk), trainer assignment at both subject and class level, status filtering.</w:t>
             </w:r>
@@ -2194,12 +2780,12 @@
         </w:tc>
         <w:tc>
           <w:tcPr>
-            <w:tcW w:type="dxa" w:w="2880"/>
-          </w:tcPr>
-          <w:p>
-            <w:r>
-              <w:rPr>
-                <w:sz w:val="18"/>
+            <w:tcW w:type="dxa" w:w="2160"/>
+          </w:tcPr>
+          <w:p>
+            <w:r>
+              <w:rPr>
+                <w:sz w:val="17"/>
               </w:rPr>
               <w:t>The system exceeds Chapter 3 here - classes and sections management are more developed than documented.</w:t>
             </w:r>
@@ -2209,13 +2795,13 @@
       <w:tr>
         <w:tc>
           <w:tcPr>
-            <w:tcW w:type="dxa" w:w="1656"/>
+            <w:tcW w:type="dxa" w:w="1296"/>
           </w:tcPr>
           <w:p>
             <w:r>
               <w:rPr>
                 <w:b/>
-                <w:sz w:val="18"/>
+                <w:sz w:val="17"/>
               </w:rPr>
               <w:t>Trainer use case</w:t>
             </w:r>
@@ -2223,12 +2809,26 @@
         </w:tc>
         <w:tc>
           <w:tcPr>
-            <w:tcW w:type="dxa" w:w="2808"/>
-          </w:tcPr>
-          <w:p>
-            <w:r>
-              <w:rPr>
-                <w:sz w:val="18"/>
+            <w:tcW w:type="dxa" w:w="2232"/>
+          </w:tcPr>
+          <w:p>
+            <w:r>
+              <w:rPr>
+                <w:b/>
+                <w:sz w:val="17"/>
+              </w:rPr>
+              <w:t>Section 3.2.4 Use Case Diagrams, Figure 3.2.4.3 Trainer Use Case (PDF p.43 / printed p.36); Section 3.2.9 Functional Requirements, Trainer items 1.3-1.4, 2.1-2.5 (PDF p.65-66 / printed p.58-59)</w:t>
+            </w:r>
+          </w:p>
+        </w:tc>
+        <w:tc>
+          <w:tcPr>
+            <w:tcW w:type="dxa" w:w="2160"/>
+          </w:tcPr>
+          <w:p>
+            <w:r>
+              <w:rPr>
+                <w:sz w:val="17"/>
               </w:rPr>
               <w:t>View assigned subjects, view class list, update grades, update remarks.</w:t>
             </w:r>
@@ -2236,12 +2836,12 @@
         </w:tc>
         <w:tc>
           <w:tcPr>
-            <w:tcW w:type="dxa" w:w="2808"/>
-          </w:tcPr>
-          <w:p>
-            <w:r>
-              <w:rPr>
-                <w:sz w:val="18"/>
+            <w:tcW w:type="dxa" w:w="2232"/>
+          </w:tcPr>
+          <w:p>
+            <w:r>
+              <w:rPr>
+                <w:sz w:val="17"/>
               </w:rPr>
               <w:t>Implemented: view assigned subjects and classes with student rosters, grade input window with midterm/finals, save, and lock/unlock grades.</w:t>
             </w:r>
@@ -2249,12 +2849,12 @@
         </w:tc>
         <w:tc>
           <w:tcPr>
-            <w:tcW w:type="dxa" w:w="2880"/>
-          </w:tcPr>
-          <w:p>
-            <w:r>
-              <w:rPr>
-                <w:sz w:val="18"/>
+            <w:tcW w:type="dxa" w:w="2160"/>
+          </w:tcPr>
+          <w:p>
+            <w:r>
+              <w:rPr>
+                <w:sz w:val="17"/>
               </w:rPr>
               <w:t>Consistent, plus a grade lock/unlock capability beyond Chapter 3.</w:t>
             </w:r>
@@ -2264,13 +2864,13 @@
       <w:tr>
         <w:tc>
           <w:tcPr>
-            <w:tcW w:type="dxa" w:w="1656"/>
+            <w:tcW w:type="dxa" w:w="1296"/>
           </w:tcPr>
           <w:p>
             <w:r>
               <w:rPr>
                 <w:b/>
-                <w:sz w:val="18"/>
+                <w:sz w:val="17"/>
               </w:rPr>
               <w:t>Trainer-to-class assignment</w:t>
             </w:r>
@@ -2278,25 +2878,39 @@
         </w:tc>
         <w:tc>
           <w:tcPr>
-            <w:tcW w:type="dxa" w:w="2808"/>
-          </w:tcPr>
-          <w:p>
-            <w:r>
-              <w:rPr>
-                <w:sz w:val="18"/>
-              </w:rPr>
-              <w:t>Figure 3.2.13: Registrar assigns a trainer to a class.</w:t>
-            </w:r>
-          </w:p>
-        </w:tc>
-        <w:tc>
-          <w:tcPr>
-            <w:tcW w:type="dxa" w:w="2808"/>
-          </w:tcPr>
-          <w:p>
-            <w:r>
-              <w:rPr>
-                <w:sz w:val="18"/>
+            <w:tcW w:type="dxa" w:w="2232"/>
+          </w:tcPr>
+          <w:p>
+            <w:r>
+              <w:rPr>
+                <w:b/>
+                <w:sz w:val="17"/>
+              </w:rPr>
+              <w:t>Section 3.2.6 Sequence Diagram, Figure 3.2.6.8 (Register Assigning Trainer to a Class, PDF p.53 / printed p.46)</w:t>
+            </w:r>
+          </w:p>
+        </w:tc>
+        <w:tc>
+          <w:tcPr>
+            <w:tcW w:type="dxa" w:w="2160"/>
+          </w:tcPr>
+          <w:p>
+            <w:r>
+              <w:rPr>
+                <w:sz w:val="17"/>
+              </w:rPr>
+              <w:t>Registrar assigns a trainer to a class.</w:t>
+            </w:r>
+          </w:p>
+        </w:tc>
+        <w:tc>
+          <w:tcPr>
+            <w:tcW w:type="dxa" w:w="2232"/>
+          </w:tcPr>
+          <w:p>
+            <w:r>
+              <w:rPr>
+                <w:sz w:val="17"/>
               </w:rPr>
               <w:t>Implemented (PUT /api/registrar/classes/{id}/trainer). A subject can also carry a default trainer.</w:t>
             </w:r>
@@ -2304,12 +2918,12 @@
         </w:tc>
         <w:tc>
           <w:tcPr>
-            <w:tcW w:type="dxa" w:w="2880"/>
-          </w:tcPr>
-          <w:p>
-            <w:r>
-              <w:rPr>
-                <w:sz w:val="18"/>
+            <w:tcW w:type="dxa" w:w="2160"/>
+          </w:tcPr>
+          <w:p>
+            <w:r>
+              <w:rPr>
+                <w:sz w:val="17"/>
               </w:rPr>
               <w:t>Consistent. Note the two trainer touchpoints (subject default + class).</w:t>
             </w:r>
@@ -2337,21 +2951,22 @@
         <w:tblLook w:firstColumn="1" w:firstRow="1" w:lastColumn="0" w:lastRow="0" w:noHBand="0" w:noVBand="1" w:val="04A0"/>
       </w:tblPr>
       <w:tblGrid>
-        <w:gridCol w:w="2160"/>
-        <w:gridCol w:w="2160"/>
-        <w:gridCol w:w="2160"/>
-        <w:gridCol w:w="2160"/>
+        <w:gridCol w:w="1728"/>
+        <w:gridCol w:w="1728"/>
+        <w:gridCol w:w="1728"/>
+        <w:gridCol w:w="1728"/>
+        <w:gridCol w:w="1728"/>
       </w:tblGrid>
       <w:tr>
         <w:tc>
           <w:tcPr>
-            <w:tcW w:type="dxa" w:w="1656"/>
+            <w:tcW w:type="dxa" w:w="1296"/>
           </w:tcPr>
           <w:p>
             <w:r>
               <w:rPr>
                 <w:b/>
-                <w:sz w:val="18"/>
+                <w:sz w:val="17"/>
               </w:rPr>
               <w:t>Aspect</w:t>
             </w:r>
@@ -2359,27 +2974,41 @@
         </w:tc>
         <w:tc>
           <w:tcPr>
-            <w:tcW w:type="dxa" w:w="2808"/>
+            <w:tcW w:type="dxa" w:w="2232"/>
           </w:tcPr>
           <w:p>
             <w:r>
               <w:rPr>
                 <w:b/>
-                <w:sz w:val="18"/>
-              </w:rPr>
-              <w:t>Chapter 3 States</w:t>
-            </w:r>
-          </w:p>
-        </w:tc>
-        <w:tc>
-          <w:tcPr>
-            <w:tcW w:type="dxa" w:w="2808"/>
+                <w:sz w:val="17"/>
+              </w:rPr>
+              <w:t>Chapter 3 Location (section &amp; page)</w:t>
+            </w:r>
+          </w:p>
+        </w:tc>
+        <w:tc>
+          <w:tcPr>
+            <w:tcW w:type="dxa" w:w="2160"/>
           </w:tcPr>
           <w:p>
             <w:r>
               <w:rPr>
                 <w:b/>
-                <w:sz w:val="18"/>
+                <w:sz w:val="17"/>
+              </w:rPr>
+              <w:t>Chapter 3 (ITR Paper) States</w:t>
+            </w:r>
+          </w:p>
+        </w:tc>
+        <w:tc>
+          <w:tcPr>
+            <w:tcW w:type="dxa" w:w="2232"/>
+          </w:tcPr>
+          <w:p>
+            <w:r>
+              <w:rPr>
+                <w:b/>
+                <w:sz w:val="17"/>
               </w:rPr>
               <w:t>Current System</w:t>
             </w:r>
@@ -2387,13 +3016,13 @@
         </w:tc>
         <w:tc>
           <w:tcPr>
-            <w:tcW w:type="dxa" w:w="2880"/>
+            <w:tcW w:type="dxa" w:w="2160"/>
           </w:tcPr>
           <w:p>
             <w:r>
               <w:rPr>
                 <w:b/>
-                <w:sz w:val="18"/>
+                <w:sz w:val="17"/>
               </w:rPr>
               <w:t>Difference / Note</w:t>
             </w:r>
@@ -2403,13 +3032,13 @@
       <w:tr>
         <w:tc>
           <w:tcPr>
-            <w:tcW w:type="dxa" w:w="1656"/>
+            <w:tcW w:type="dxa" w:w="1296"/>
           </w:tcPr>
           <w:p>
             <w:r>
               <w:rPr>
                 <w:b/>
-                <w:sz w:val="18"/>
+                <w:sz w:val="17"/>
               </w:rPr>
               <w:t>Auth mechanism</w:t>
             </w:r>
@@ -2417,25 +3046,39 @@
         </w:tc>
         <w:tc>
           <w:tcPr>
-            <w:tcW w:type="dxa" w:w="2808"/>
-          </w:tcPr>
-          <w:p>
-            <w:r>
-              <w:rPr>
-                <w:sz w:val="18"/>
-              </w:rPr>
-              <w:t>Sequence diagram 3.2.7: login() returns an "Auth Token".</w:t>
-            </w:r>
-          </w:p>
-        </w:tc>
-        <w:tc>
-          <w:tcPr>
-            <w:tcW w:type="dxa" w:w="2808"/>
-          </w:tcPr>
-          <w:p>
-            <w:r>
-              <w:rPr>
-                <w:sz w:val="18"/>
+            <w:tcW w:type="dxa" w:w="2232"/>
+          </w:tcPr>
+          <w:p>
+            <w:r>
+              <w:rPr>
+                <w:b/>
+                <w:sz w:val="17"/>
+              </w:rPr>
+              <w:t>Section 3.2.6 Sequence Diagram, Figure 3.2.6.2 (User Log-In Authentication, PDF p.47 / printed p.40)</w:t>
+            </w:r>
+          </w:p>
+        </w:tc>
+        <w:tc>
+          <w:tcPr>
+            <w:tcW w:type="dxa" w:w="2160"/>
+          </w:tcPr>
+          <w:p>
+            <w:r>
+              <w:rPr>
+                <w:sz w:val="17"/>
+              </w:rPr>
+              <w:t>login() returns an "Auth Token".</w:t>
+            </w:r>
+          </w:p>
+        </w:tc>
+        <w:tc>
+          <w:tcPr>
+            <w:tcW w:type="dxa" w:w="2232"/>
+          </w:tcPr>
+          <w:p>
+            <w:r>
+              <w:rPr>
+                <w:sz w:val="17"/>
               </w:rPr>
               <w:t>Spring Security form/session authentication. Server-side HTTP session (JSESSIONID cookie), not a token. BCrypt password hashing.</w:t>
             </w:r>
@@ -2443,12 +3086,12 @@
         </w:tc>
         <w:tc>
           <w:tcPr>
-            <w:tcW w:type="dxa" w:w="2880"/>
-          </w:tcPr>
-          <w:p>
-            <w:r>
-              <w:rPr>
-                <w:sz w:val="18"/>
+            <w:tcW w:type="dxa" w:w="2160"/>
+          </w:tcPr>
+          <w:p>
+            <w:r>
+              <w:rPr>
+                <w:sz w:val="17"/>
               </w:rPr>
               <w:t>The "Auth Token" wording is inaccurate - the system is session-based.</w:t>
             </w:r>
@@ -2458,13 +3101,13 @@
       <w:tr>
         <w:tc>
           <w:tcPr>
-            <w:tcW w:type="dxa" w:w="1656"/>
+            <w:tcW w:type="dxa" w:w="1296"/>
           </w:tcPr>
           <w:p>
             <w:r>
               <w:rPr>
                 <w:b/>
-                <w:sz w:val="18"/>
+                <w:sz w:val="17"/>
               </w:rPr>
               <w:t>Session timeout</w:t>
             </w:r>
@@ -2472,25 +3115,39 @@
         </w:tc>
         <w:tc>
           <w:tcPr>
-            <w:tcW w:type="dxa" w:w="2808"/>
-          </w:tcPr>
-          <w:p>
-            <w:r>
-              <w:rPr>
-                <w:sz w:val="18"/>
-              </w:rPr>
-              <w:t>Non-functional Requirements (Authenticity): "session will time out if a user is inactive for 15 minutes."</w:t>
-            </w:r>
-          </w:p>
-        </w:tc>
-        <w:tc>
-          <w:tcPr>
-            <w:tcW w:type="dxa" w:w="2808"/>
-          </w:tcPr>
-          <w:p>
-            <w:r>
-              <w:rPr>
-                <w:sz w:val="18"/>
+            <w:tcW w:type="dxa" w:w="2232"/>
+          </w:tcPr>
+          <w:p>
+            <w:r>
+              <w:rPr>
+                <w:b/>
+                <w:sz w:val="17"/>
+              </w:rPr>
+              <w:t>Section 3.2.10 Non-Functional Requirements, Security &gt; Authenticity (PDF p.68 / printed p.61)</w:t>
+            </w:r>
+          </w:p>
+        </w:tc>
+        <w:tc>
+          <w:tcPr>
+            <w:tcW w:type="dxa" w:w="2160"/>
+          </w:tcPr>
+          <w:p>
+            <w:r>
+              <w:rPr>
+                <w:sz w:val="17"/>
+              </w:rPr>
+              <w:t>"the session will time out if a user is inactive for 15 minutes."</w:t>
+            </w:r>
+          </w:p>
+        </w:tc>
+        <w:tc>
+          <w:tcPr>
+            <w:tcW w:type="dxa" w:w="2232"/>
+          </w:tcPr>
+          <w:p>
+            <w:r>
+              <w:rPr>
+                <w:sz w:val="17"/>
               </w:rPr>
               <w:t>Session timeout is 30 minutes (server.servlet.session.timeout=30m).</w:t>
             </w:r>
@@ -2498,12 +3155,12 @@
         </w:tc>
         <w:tc>
           <w:tcPr>
-            <w:tcW w:type="dxa" w:w="2880"/>
-          </w:tcPr>
-          <w:p>
-            <w:r>
-              <w:rPr>
-                <w:sz w:val="18"/>
+            <w:tcW w:type="dxa" w:w="2160"/>
+          </w:tcPr>
+          <w:p>
+            <w:r>
+              <w:rPr>
+                <w:sz w:val="17"/>
               </w:rPr>
               <w:t>Correct Chapter 3 to 30 minutes, or change the system to 15 - they disagree.</w:t>
             </w:r>
@@ -2513,13 +3170,13 @@
       <w:tr>
         <w:tc>
           <w:tcPr>
-            <w:tcW w:type="dxa" w:w="1656"/>
+            <w:tcW w:type="dxa" w:w="1296"/>
           </w:tcPr>
           <w:p>
             <w:r>
               <w:rPr>
                 <w:b/>
-                <w:sz w:val="18"/>
+                <w:sz w:val="17"/>
               </w:rPr>
               <w:t>Audit-log trace target</w:t>
             </w:r>
@@ -2527,25 +3184,39 @@
         </w:tc>
         <w:tc>
           <w:tcPr>
-            <w:tcW w:type="dxa" w:w="2808"/>
-          </w:tcPr>
-          <w:p>
-            <w:r>
-              <w:rPr>
-                <w:sz w:val="18"/>
-              </w:rPr>
-              <w:t>Accountability: Admin can trace actions "within 7.2 seconds".</w:t>
-            </w:r>
-          </w:p>
-        </w:tc>
-        <w:tc>
-          <w:tcPr>
-            <w:tcW w:type="dxa" w:w="2808"/>
-          </w:tcPr>
-          <w:p>
-            <w:r>
-              <w:rPr>
-                <w:sz w:val="18"/>
+            <w:tcW w:type="dxa" w:w="2232"/>
+          </w:tcPr>
+          <w:p>
+            <w:r>
+              <w:rPr>
+                <w:b/>
+                <w:sz w:val="17"/>
+              </w:rPr>
+              <w:t>Section 3.2.10 Non-Functional Requirements, Security &gt; Accountability (PDF p.68 / printed p.61)</w:t>
+            </w:r>
+          </w:p>
+        </w:tc>
+        <w:tc>
+          <w:tcPr>
+            <w:tcW w:type="dxa" w:w="2160"/>
+          </w:tcPr>
+          <w:p>
+            <w:r>
+              <w:rPr>
+                <w:sz w:val="17"/>
+              </w:rPr>
+              <w:t>Admin can trace actions "within 7.2 seconds".</w:t>
+            </w:r>
+          </w:p>
+        </w:tc>
+        <w:tc>
+          <w:tcPr>
+            <w:tcW w:type="dxa" w:w="2232"/>
+          </w:tcPr>
+          <w:p>
+            <w:r>
+              <w:rPr>
+                <w:sz w:val="17"/>
               </w:rPr>
               <w:t>System logs are indexed by timestamp and date-filtered; no measured 7.2s figure exists.</w:t>
             </w:r>
@@ -2553,12 +3224,12 @@
         </w:tc>
         <w:tc>
           <w:tcPr>
-            <w:tcW w:type="dxa" w:w="2880"/>
-          </w:tcPr>
-          <w:p>
-            <w:r>
-              <w:rPr>
-                <w:sz w:val="18"/>
+            <w:tcW w:type="dxa" w:w="2160"/>
+          </w:tcPr>
+          <w:p>
+            <w:r>
+              <w:rPr>
+                <w:sz w:val="17"/>
               </w:rPr>
               <w:t>The 7.2-second figure is arbitrary; reword as a general performance goal.</w:t>
             </w:r>
@@ -2568,13 +3239,13 @@
       <w:tr>
         <w:tc>
           <w:tcPr>
-            <w:tcW w:type="dxa" w:w="1656"/>
+            <w:tcW w:type="dxa" w:w="1296"/>
           </w:tcPr>
           <w:p>
             <w:r>
               <w:rPr>
                 <w:b/>
-                <w:sz w:val="18"/>
+                <w:sz w:val="17"/>
               </w:rPr>
               <w:t>Roles</w:t>
             </w:r>
@@ -2582,12 +3253,26 @@
         </w:tc>
         <w:tc>
           <w:tcPr>
-            <w:tcW w:type="dxa" w:w="2808"/>
-          </w:tcPr>
-          <w:p>
-            <w:r>
-              <w:rPr>
-                <w:sz w:val="18"/>
+            <w:tcW w:type="dxa" w:w="2232"/>
+          </w:tcPr>
+          <w:p>
+            <w:r>
+              <w:rPr>
+                <w:b/>
+                <w:sz w:val="17"/>
+              </w:rPr>
+              <w:t>Section 3.2.5 Class Diagram Figure 3.2.5.1 and the AnihanUser paragraph (PDF p.44-46 / printed p.37-39); Section 3.2.4 Use Case Diagrams (PDF p.41-43 / printed p.34-36)</w:t>
+            </w:r>
+          </w:p>
+        </w:tc>
+        <w:tc>
+          <w:tcPr>
+            <w:tcW w:type="dxa" w:w="2160"/>
+          </w:tcPr>
+          <w:p>
+            <w:r>
+              <w:rPr>
+                <w:sz w:val="17"/>
               </w:rPr>
               <w:t>Admin, Registrar, Trainer, Student.</w:t>
             </w:r>
@@ -2595,12 +3280,12 @@
         </w:tc>
         <w:tc>
           <w:tcPr>
-            <w:tcW w:type="dxa" w:w="2808"/>
-          </w:tcPr>
-          <w:p>
-            <w:r>
-              <w:rPr>
-                <w:sz w:val="18"/>
+            <w:tcW w:type="dxa" w:w="2232"/>
+          </w:tcPr>
+          <w:p>
+            <w:r>
+              <w:rPr>
+                <w:sz w:val="17"/>
               </w:rPr>
               <w:t>ROLE_ADMIN, ROLE_REGISTRAR, ROLE_TRAINER. Student is NOT a security role (public portal).</w:t>
             </w:r>
@@ -2608,12 +3293,12 @@
         </w:tc>
         <w:tc>
           <w:tcPr>
-            <w:tcW w:type="dxa" w:w="2880"/>
-          </w:tcPr>
-          <w:p>
-            <w:r>
-              <w:rPr>
-                <w:sz w:val="18"/>
+            <w:tcW w:type="dxa" w:w="2160"/>
+          </w:tcPr>
+          <w:p>
+            <w:r>
+              <w:rPr>
+                <w:sz w:val="17"/>
               </w:rPr>
               <w:t>Three security roles, not four. Student access is unauthenticated.</w:t>
             </w:r>
@@ -2623,13 +3308,13 @@
       <w:tr>
         <w:tc>
           <w:tcPr>
-            <w:tcW w:type="dxa" w:w="1656"/>
+            <w:tcW w:type="dxa" w:w="1296"/>
           </w:tcPr>
           <w:p>
             <w:r>
               <w:rPr>
                 <w:b/>
-                <w:sz w:val="18"/>
+                <w:sz w:val="17"/>
               </w:rPr>
               <w:t>CSRF</w:t>
             </w:r>
@@ -2637,12 +3322,26 @@
         </w:tc>
         <w:tc>
           <w:tcPr>
-            <w:tcW w:type="dxa" w:w="2808"/>
-          </w:tcPr>
-          <w:p>
-            <w:r>
-              <w:rPr>
-                <w:sz w:val="18"/>
+            <w:tcW w:type="dxa" w:w="2232"/>
+          </w:tcPr>
+          <w:p>
+            <w:r>
+              <w:rPr>
+                <w:b/>
+                <w:sz w:val="17"/>
+              </w:rPr>
+              <w:t>Section 3.2.10 Non-Functional Requirements, Security (PDF p.68 / printed p.61) - not discussed</w:t>
+            </w:r>
+          </w:p>
+        </w:tc>
+        <w:tc>
+          <w:tcPr>
+            <w:tcW w:type="dxa" w:w="2160"/>
+          </w:tcPr>
+          <w:p>
+            <w:r>
+              <w:rPr>
+                <w:sz w:val="17"/>
               </w:rPr>
               <w:t>Not discussed.</w:t>
             </w:r>
@@ -2650,12 +3349,12 @@
         </w:tc>
         <w:tc>
           <w:tcPr>
-            <w:tcW w:type="dxa" w:w="2808"/>
-          </w:tcPr>
-          <w:p>
-            <w:r>
-              <w:rPr>
-                <w:sz w:val="18"/>
+            <w:tcW w:type="dxa" w:w="2232"/>
+          </w:tcPr>
+          <w:p>
+            <w:r>
+              <w:rPr>
+                <w:sz w:val="17"/>
               </w:rPr>
               <w:t>CSRF disabled for /api/** endpoints; cookies are HTTP-only, SameSite=Lax.</w:t>
             </w:r>
@@ -2663,12 +3362,12 @@
         </w:tc>
         <w:tc>
           <w:tcPr>
-            <w:tcW w:type="dxa" w:w="2880"/>
-          </w:tcPr>
-          <w:p>
-            <w:r>
-              <w:rPr>
-                <w:sz w:val="18"/>
+            <w:tcW w:type="dxa" w:w="2160"/>
+          </w:tcPr>
+          <w:p>
+            <w:r>
+              <w:rPr>
+                <w:sz w:val="17"/>
               </w:rPr>
               <w:t>Implementation detail Chapter 3 could mention.</w:t>
             </w:r>
@@ -2696,21 +3395,22 @@
         <w:tblLook w:firstColumn="1" w:firstRow="1" w:lastColumn="0" w:lastRow="0" w:noHBand="0" w:noVBand="1" w:val="04A0"/>
       </w:tblPr>
       <w:tblGrid>
-        <w:gridCol w:w="2160"/>
-        <w:gridCol w:w="2160"/>
-        <w:gridCol w:w="2160"/>
-        <w:gridCol w:w="2160"/>
+        <w:gridCol w:w="1728"/>
+        <w:gridCol w:w="1728"/>
+        <w:gridCol w:w="1728"/>
+        <w:gridCol w:w="1728"/>
+        <w:gridCol w:w="1728"/>
       </w:tblGrid>
       <w:tr>
         <w:tc>
           <w:tcPr>
-            <w:tcW w:type="dxa" w:w="1656"/>
+            <w:tcW w:type="dxa" w:w="1296"/>
           </w:tcPr>
           <w:p>
             <w:r>
               <w:rPr>
                 <w:b/>
-                <w:sz w:val="18"/>
+                <w:sz w:val="17"/>
               </w:rPr>
               <w:t>Aspect</w:t>
             </w:r>
@@ -2718,27 +3418,41 @@
         </w:tc>
         <w:tc>
           <w:tcPr>
-            <w:tcW w:type="dxa" w:w="2808"/>
+            <w:tcW w:type="dxa" w:w="2232"/>
           </w:tcPr>
           <w:p>
             <w:r>
               <w:rPr>
                 <w:b/>
-                <w:sz w:val="18"/>
-              </w:rPr>
-              <w:t>Chapter 3 States</w:t>
-            </w:r>
-          </w:p>
-        </w:tc>
-        <w:tc>
-          <w:tcPr>
-            <w:tcW w:type="dxa" w:w="2808"/>
+                <w:sz w:val="17"/>
+              </w:rPr>
+              <w:t>Chapter 3 Location (section &amp; page)</w:t>
+            </w:r>
+          </w:p>
+        </w:tc>
+        <w:tc>
+          <w:tcPr>
+            <w:tcW w:type="dxa" w:w="2160"/>
           </w:tcPr>
           <w:p>
             <w:r>
               <w:rPr>
                 <w:b/>
-                <w:sz w:val="18"/>
+                <w:sz w:val="17"/>
+              </w:rPr>
+              <w:t>Chapter 3 (ITR Paper) States</w:t>
+            </w:r>
+          </w:p>
+        </w:tc>
+        <w:tc>
+          <w:tcPr>
+            <w:tcW w:type="dxa" w:w="2232"/>
+          </w:tcPr>
+          <w:p>
+            <w:r>
+              <w:rPr>
+                <w:b/>
+                <w:sz w:val="17"/>
               </w:rPr>
               <w:t>Current System</w:t>
             </w:r>
@@ -2746,13 +3460,13 @@
         </w:tc>
         <w:tc>
           <w:tcPr>
-            <w:tcW w:type="dxa" w:w="2880"/>
+            <w:tcW w:type="dxa" w:w="2160"/>
           </w:tcPr>
           <w:p>
             <w:r>
               <w:rPr>
                 <w:b/>
-                <w:sz w:val="18"/>
+                <w:sz w:val="17"/>
               </w:rPr>
               <w:t>Difference / Note</w:t>
             </w:r>
@@ -2762,13 +3476,13 @@
       <w:tr>
         <w:tc>
           <w:tcPr>
-            <w:tcW w:type="dxa" w:w="1656"/>
+            <w:tcW w:type="dxa" w:w="1296"/>
           </w:tcPr>
           <w:p>
             <w:r>
               <w:rPr>
                 <w:b/>
-                <w:sz w:val="18"/>
+                <w:sz w:val="17"/>
               </w:rPr>
               <w:t>Student status values</w:t>
             </w:r>
@@ -2776,12 +3490,26 @@
         </w:tc>
         <w:tc>
           <w:tcPr>
-            <w:tcW w:type="dxa" w:w="2808"/>
-          </w:tcPr>
-          <w:p>
-            <w:r>
-              <w:rPr>
-                <w:sz w:val="18"/>
+            <w:tcW w:type="dxa" w:w="2232"/>
+          </w:tcPr>
+          <w:p>
+            <w:r>
+              <w:rPr>
+                <w:b/>
+                <w:sz w:val="17"/>
+              </w:rPr>
+              <w:t>Section 3.2.9 Functional Requirements, Registrar item 2.1 (PDF p.64 / printed p.57)</w:t>
+            </w:r>
+          </w:p>
+        </w:tc>
+        <w:tc>
+          <w:tcPr>
+            <w:tcW w:type="dxa" w:w="2160"/>
+          </w:tcPr>
+          <w:p>
+            <w:r>
+              <w:rPr>
+                <w:sz w:val="17"/>
               </w:rPr>
               <w:t>Registrar can change status between "Enrolling", "Active", and "Graduated".</w:t>
             </w:r>
@@ -2789,12 +3517,12 @@
         </w:tc>
         <w:tc>
           <w:tcPr>
-            <w:tcW w:type="dxa" w:w="2808"/>
-          </w:tcPr>
-          <w:p>
-            <w:r>
-              <w:rPr>
-                <w:sz w:val="18"/>
+            <w:tcW w:type="dxa" w:w="2232"/>
+          </w:tcPr>
+          <w:p>
+            <w:r>
+              <w:rPr>
+                <w:sz w:val="17"/>
               </w:rPr>
               <w:t>Four statuses: Enrolling, Submitted, Active, Graduated. "Submitted" is a portal-only state added for the enrollment wizard.</w:t>
             </w:r>
@@ -2802,12 +3530,12 @@
         </w:tc>
         <w:tc>
           <w:tcPr>
-            <w:tcW w:type="dxa" w:w="2880"/>
-          </w:tcPr>
-          <w:p>
-            <w:r>
-              <w:rPr>
-                <w:sz w:val="18"/>
+            <w:tcW w:type="dxa" w:w="2160"/>
+          </w:tcPr>
+          <w:p>
+            <w:r>
+              <w:rPr>
+                <w:sz w:val="17"/>
               </w:rPr>
               <w:t>Add "Submitted" to Chapter 3.</w:t>
             </w:r>
@@ -2817,13 +3545,13 @@
       <w:tr>
         <w:tc>
           <w:tcPr>
-            <w:tcW w:type="dxa" w:w="1656"/>
+            <w:tcW w:type="dxa" w:w="1296"/>
           </w:tcPr>
           <w:p>
             <w:r>
               <w:rPr>
                 <w:b/>
-                <w:sz w:val="18"/>
+                <w:sz w:val="17"/>
               </w:rPr>
               <w:t>Document export formats</w:t>
             </w:r>
@@ -2831,25 +3559,39 @@
         </w:tc>
         <w:tc>
           <w:tcPr>
-            <w:tcW w:type="dxa" w:w="2808"/>
-          </w:tcPr>
-          <w:p>
-            <w:r>
-              <w:rPr>
-                <w:sz w:val="18"/>
-              </w:rPr>
-              <w:t>Interoperability: export reports in PDF, CSV, Docx.</w:t>
-            </w:r>
-          </w:p>
-        </w:tc>
-        <w:tc>
-          <w:tcPr>
-            <w:tcW w:type="dxa" w:w="2808"/>
-          </w:tcPr>
-          <w:p>
-            <w:r>
-              <w:rPr>
-                <w:sz w:val="18"/>
+            <w:tcW w:type="dxa" w:w="2232"/>
+          </w:tcPr>
+          <w:p>
+            <w:r>
+              <w:rPr>
+                <w:b/>
+                <w:sz w:val="17"/>
+              </w:rPr>
+              <w:t>Section 3.2.10 Non-Functional Requirements, Compatibility &gt; Interoperability (PDF p.67 / printed p.60)</w:t>
+            </w:r>
+          </w:p>
+        </w:tc>
+        <w:tc>
+          <w:tcPr>
+            <w:tcW w:type="dxa" w:w="2160"/>
+          </w:tcPr>
+          <w:p>
+            <w:r>
+              <w:rPr>
+                <w:sz w:val="17"/>
+              </w:rPr>
+              <w:t>Export reports in PDF, CSV, Docx.</w:t>
+            </w:r>
+          </w:p>
+        </w:tc>
+        <w:tc>
+          <w:tcPr>
+            <w:tcW w:type="dxa" w:w="2232"/>
+          </w:tcPr>
+          <w:p>
+            <w:r>
+              <w:rPr>
+                <w:sz w:val="17"/>
               </w:rPr>
               <w:t>System logs export to CSV, XLSX, and DOCX (Apache POI). No PDF export; no TOR/grade-sheet export yet.</w:t>
             </w:r>
@@ -2857,12 +3599,12 @@
         </w:tc>
         <w:tc>
           <w:tcPr>
-            <w:tcW w:type="dxa" w:w="2880"/>
-          </w:tcPr>
-          <w:p>
-            <w:r>
-              <w:rPr>
-                <w:sz w:val="18"/>
+            <w:tcW w:type="dxa" w:w="2160"/>
+          </w:tcPr>
+          <w:p>
+            <w:r>
+              <w:rPr>
+                <w:sz w:val="17"/>
               </w:rPr>
               <w:t>XLSX is supported instead of/alongside; PDF export is not implemented.</w:t>
             </w:r>
@@ -2872,13 +3614,13 @@
       <w:tr>
         <w:tc>
           <w:tcPr>
-            <w:tcW w:type="dxa" w:w="1656"/>
+            <w:tcW w:type="dxa" w:w="1296"/>
           </w:tcPr>
           <w:p>
             <w:r>
               <w:rPr>
                 <w:b/>
-                <w:sz w:val="18"/>
+                <w:sz w:val="17"/>
               </w:rPr>
               <w:t>Age field</w:t>
             </w:r>
@@ -2886,25 +3628,39 @@
         </w:tc>
         <w:tc>
           <w:tcPr>
-            <w:tcW w:type="dxa" w:w="2808"/>
-          </w:tcPr>
-          <w:p>
-            <w:r>
-              <w:rPr>
-                <w:sz w:val="18"/>
-              </w:rPr>
-              <w:t>Data dictionary lists "age" as a stored NOT NULL field.</w:t>
-            </w:r>
-          </w:p>
-        </w:tc>
-        <w:tc>
-          <w:tcPr>
-            <w:tcW w:type="dxa" w:w="2808"/>
-          </w:tcPr>
-          <w:p>
-            <w:r>
-              <w:rPr>
-                <w:sz w:val="18"/>
+            <w:tcW w:type="dxa" w:w="2232"/>
+          </w:tcPr>
+          <w:p>
+            <w:r>
+              <w:rPr>
+                <w:b/>
+                <w:sz w:val="17"/>
+              </w:rPr>
+              <w:t>Section 3.2.8 data dictionary Table 3.2.8.1, "age" row (PDF p.55 / printed p.48)</w:t>
+            </w:r>
+          </w:p>
+        </w:tc>
+        <w:tc>
+          <w:tcPr>
+            <w:tcW w:type="dxa" w:w="2160"/>
+          </w:tcPr>
+          <w:p>
+            <w:r>
+              <w:rPr>
+                <w:sz w:val="17"/>
+              </w:rPr>
+              <w:t>Lists "age" as a stored NOT NULL field.</w:t>
+            </w:r>
+          </w:p>
+        </w:tc>
+        <w:tc>
+          <w:tcPr>
+            <w:tcW w:type="dxa" w:w="2232"/>
+          </w:tcPr>
+          <w:p>
+            <w:r>
+              <w:rPr>
+                <w:sz w:val="17"/>
               </w:rPr>
               <w:t>age is auto-calculated from birthdate (AgeCalculator) and never user-entered; it is nullable until birthdate is set.</w:t>
             </w:r>
@@ -2912,12 +3668,12 @@
         </w:tc>
         <w:tc>
           <w:tcPr>
-            <w:tcW w:type="dxa" w:w="2880"/>
-          </w:tcPr>
-          <w:p>
-            <w:r>
-              <w:rPr>
-                <w:sz w:val="18"/>
+            <w:tcW w:type="dxa" w:w="2160"/>
+          </w:tcPr>
+          <w:p>
+            <w:r>
+              <w:rPr>
+                <w:sz w:val="17"/>
               </w:rPr>
               <w:t>Chapter 3 should note age is derived, not directly entered.</w:t>
             </w:r>
@@ -2927,13 +3683,13 @@
       <w:tr>
         <w:tc>
           <w:tcPr>
-            <w:tcW w:type="dxa" w:w="1656"/>
+            <w:tcW w:type="dxa" w:w="1296"/>
           </w:tcPr>
           <w:p>
             <w:r>
               <w:rPr>
                 <w:b/>
-                <w:sz w:val="18"/>
+                <w:sz w:val="17"/>
               </w:rPr>
               <w:t>Fault tolerance / offline queue</w:t>
             </w:r>
@@ -2941,25 +3697,39 @@
         </w:tc>
         <w:tc>
           <w:tcPr>
-            <w:tcW w:type="dxa" w:w="2808"/>
-          </w:tcPr>
-          <w:p>
-            <w:r>
-              <w:rPr>
-                <w:sz w:val="18"/>
-              </w:rPr>
-              <w:t>Fault Tolerance: users can queue a grade update if the network drops and it syncs on reconnect.</w:t>
-            </w:r>
-          </w:p>
-        </w:tc>
-        <w:tc>
-          <w:tcPr>
-            <w:tcW w:type="dxa" w:w="2808"/>
-          </w:tcPr>
-          <w:p>
-            <w:r>
-              <w:rPr>
-                <w:sz w:val="18"/>
+            <w:tcW w:type="dxa" w:w="2232"/>
+          </w:tcPr>
+          <w:p>
+            <w:r>
+              <w:rPr>
+                <w:b/>
+                <w:sz w:val="17"/>
+              </w:rPr>
+              <w:t>Section 3.2.10 Non-Functional Requirements, Reliability &gt; Fault Tolerance (PDF p.68 / printed p.61)</w:t>
+            </w:r>
+          </w:p>
+        </w:tc>
+        <w:tc>
+          <w:tcPr>
+            <w:tcW w:type="dxa" w:w="2160"/>
+          </w:tcPr>
+          <w:p>
+            <w:r>
+              <w:rPr>
+                <w:sz w:val="17"/>
+              </w:rPr>
+              <w:t>Users can queue a grade update if the network drops and it syncs on reconnect.</w:t>
+            </w:r>
+          </w:p>
+        </w:tc>
+        <w:tc>
+          <w:tcPr>
+            <w:tcW w:type="dxa" w:w="2232"/>
+          </w:tcPr>
+          <w:p>
+            <w:r>
+              <w:rPr>
+                <w:sz w:val="17"/>
               </w:rPr>
               <w:t>Not implemented. The system is a standard request/response web app with no offline queue.</w:t>
             </w:r>
@@ -2967,12 +3737,12 @@
         </w:tc>
         <w:tc>
           <w:tcPr>
-            <w:tcW w:type="dxa" w:w="2880"/>
-          </w:tcPr>
-          <w:p>
-            <w:r>
-              <w:rPr>
-                <w:sz w:val="18"/>
+            <w:tcW w:type="dxa" w:w="2160"/>
+          </w:tcPr>
+          <w:p>
+            <w:r>
+              <w:rPr>
+                <w:sz w:val="17"/>
               </w:rPr>
               <w:t>Remove or mark as future work - this is not built.</w:t>
             </w:r>
@@ -2982,13 +3752,13 @@
       <w:tr>
         <w:tc>
           <w:tcPr>
-            <w:tcW w:type="dxa" w:w="1656"/>
+            <w:tcW w:type="dxa" w:w="1296"/>
           </w:tcPr>
           <w:p>
             <w:r>
               <w:rPr>
                 <w:b/>
-                <w:sz w:val="18"/>
+                <w:sz w:val="17"/>
               </w:rPr>
               <w:t>Baptismal certificate</w:t>
             </w:r>
@@ -2996,12 +3766,26 @@
         </w:tc>
         <w:tc>
           <w:tcPr>
-            <w:tcW w:type="dxa" w:w="2808"/>
-          </w:tcPr>
-          <w:p>
-            <w:r>
-              <w:rPr>
-                <w:sz w:val="18"/>
+            <w:tcW w:type="dxa" w:w="2232"/>
+          </w:tcPr>
+          <w:p>
+            <w:r>
+              <w:rPr>
+                <w:b/>
+                <w:sz w:val="17"/>
+              </w:rPr>
+              <w:t>Section 3.1.1 enrollment description / required documents (PDF p.28 / printed p.21); Section 3.2.6 Figure 3.2.6.1 enrollment sequence (Document Checklist, PDF p.46 / printed p.39)</w:t>
+            </w:r>
+          </w:p>
+        </w:tc>
+        <w:tc>
+          <w:tcPr>
+            <w:tcW w:type="dxa" w:w="2160"/>
+          </w:tcPr>
+          <w:p>
+            <w:r>
+              <w:rPr>
+                <w:sz w:val="17"/>
               </w:rPr>
               <w:t>Implied as a required document in the enrollment flow.</w:t>
             </w:r>
@@ -3009,12 +3793,12 @@
         </w:tc>
         <w:tc>
           <w:tcPr>
-            <w:tcW w:type="dxa" w:w="2808"/>
-          </w:tcPr>
-          <w:p>
-            <w:r>
-              <w:rPr>
-                <w:sz w:val="18"/>
+            <w:tcW w:type="dxa" w:w="2232"/>
+          </w:tcPr>
+          <w:p>
+            <w:r>
+              <w:rPr>
+                <w:sz w:val="17"/>
               </w:rPr>
               <w:t>Baptismal certificate upload is optional in the student wizard.</w:t>
             </w:r>
@@ -3022,12 +3806,12 @@
         </w:tc>
         <w:tc>
           <w:tcPr>
-            <w:tcW w:type="dxa" w:w="2880"/>
-          </w:tcPr>
-          <w:p>
-            <w:r>
-              <w:rPr>
-                <w:sz w:val="18"/>
+            <w:tcW w:type="dxa" w:w="2160"/>
+          </w:tcPr>
+          <w:p>
+            <w:r>
+              <w:rPr>
+                <w:sz w:val="17"/>
               </w:rPr>
               <w:t>Minor - reconcile with the current wizard.</w:t>
             </w:r>
@@ -3037,13 +3821,13 @@
       <w:tr>
         <w:tc>
           <w:tcPr>
-            <w:tcW w:type="dxa" w:w="1656"/>
+            <w:tcW w:type="dxa" w:w="1296"/>
           </w:tcPr>
           <w:p>
             <w:r>
               <w:rPr>
                 <w:b/>
-                <w:sz w:val="18"/>
+                <w:sz w:val="17"/>
               </w:rPr>
               <w:t>Capacity / performance targets</w:t>
             </w:r>
@@ -3051,12 +3835,26 @@
         </w:tc>
         <w:tc>
           <w:tcPr>
-            <w:tcW w:type="dxa" w:w="2808"/>
-          </w:tcPr>
-          <w:p>
-            <w:r>
-              <w:rPr>
-                <w:sz w:val="18"/>
+            <w:tcW w:type="dxa" w:w="2232"/>
+          </w:tcPr>
+          <w:p>
+            <w:r>
+              <w:rPr>
+                <w:b/>
+                <w:sz w:val="17"/>
+              </w:rPr>
+              <w:t>Section 3.2.10 Non-Functional Requirements, Performance (PDF p.66-67 / printed p.59-60)</w:t>
+            </w:r>
+          </w:p>
+        </w:tc>
+        <w:tc>
+          <w:tcPr>
+            <w:tcW w:type="dxa" w:w="2160"/>
+          </w:tcPr>
+          <w:p>
+            <w:r>
+              <w:rPr>
+                <w:sz w:val="17"/>
               </w:rPr>
               <w:t>50+ concurrent users; search &lt; 5s; upload &lt; 3s (&lt;5MB); list load &lt; 5s; &lt; 6GB RAM.</w:t>
             </w:r>
@@ -3064,12 +3862,12 @@
         </w:tc>
         <w:tc>
           <w:tcPr>
-            <w:tcW w:type="dxa" w:w="2808"/>
-          </w:tcPr>
-          <w:p>
-            <w:r>
-              <w:rPr>
-                <w:sz w:val="18"/>
+            <w:tcW w:type="dxa" w:w="2232"/>
+          </w:tcPr>
+          <w:p>
+            <w:r>
+              <w:rPr>
+                <w:sz w:val="17"/>
               </w:rPr>
               <w:t>These are the stated NFR targets; the system is built to them and bulk-load tests assert sub-5s behaviour. Not independently re-measured here.</w:t>
             </w:r>
@@ -3077,12 +3875,12 @@
         </w:tc>
         <w:tc>
           <w:tcPr>
-            <w:tcW w:type="dxa" w:w="2880"/>
-          </w:tcPr>
-          <w:p>
-            <w:r>
-              <w:rPr>
-                <w:sz w:val="18"/>
+            <w:tcW w:type="dxa" w:w="2160"/>
+          </w:tcPr>
+          <w:p>
+            <w:r>
+              <w:rPr>
+                <w:sz w:val="17"/>
               </w:rPr>
               <w:t>Consistent as targets.</w:t>
             </w:r>
@@ -3110,21 +3908,22 @@
         <w:tblLook w:firstColumn="1" w:firstRow="1" w:lastColumn="0" w:lastRow="0" w:noHBand="0" w:noVBand="1" w:val="04A0"/>
       </w:tblPr>
       <w:tblGrid>
-        <w:gridCol w:w="2160"/>
-        <w:gridCol w:w="2160"/>
-        <w:gridCol w:w="2160"/>
-        <w:gridCol w:w="2160"/>
+        <w:gridCol w:w="1728"/>
+        <w:gridCol w:w="1728"/>
+        <w:gridCol w:w="1728"/>
+        <w:gridCol w:w="1728"/>
+        <w:gridCol w:w="1728"/>
       </w:tblGrid>
       <w:tr>
         <w:tc>
           <w:tcPr>
-            <w:tcW w:type="dxa" w:w="1656"/>
+            <w:tcW w:type="dxa" w:w="1296"/>
           </w:tcPr>
           <w:p>
             <w:r>
               <w:rPr>
                 <w:b/>
-                <w:sz w:val="18"/>
+                <w:sz w:val="17"/>
               </w:rPr>
               <w:t>Aspect</w:t>
             </w:r>
@@ -3132,27 +3931,41 @@
         </w:tc>
         <w:tc>
           <w:tcPr>
-            <w:tcW w:type="dxa" w:w="2808"/>
+            <w:tcW w:type="dxa" w:w="2232"/>
           </w:tcPr>
           <w:p>
             <w:r>
               <w:rPr>
                 <w:b/>
-                <w:sz w:val="18"/>
-              </w:rPr>
-              <w:t>Chapter 3 States</w:t>
-            </w:r>
-          </w:p>
-        </w:tc>
-        <w:tc>
-          <w:tcPr>
-            <w:tcW w:type="dxa" w:w="2808"/>
+                <w:sz w:val="17"/>
+              </w:rPr>
+              <w:t>Chapter 3 Location (section &amp; page)</w:t>
+            </w:r>
+          </w:p>
+        </w:tc>
+        <w:tc>
+          <w:tcPr>
+            <w:tcW w:type="dxa" w:w="2160"/>
           </w:tcPr>
           <w:p>
             <w:r>
               <w:rPr>
                 <w:b/>
-                <w:sz w:val="18"/>
+                <w:sz w:val="17"/>
+              </w:rPr>
+              <w:t>Chapter 3 (ITR Paper) States</w:t>
+            </w:r>
+          </w:p>
+        </w:tc>
+        <w:tc>
+          <w:tcPr>
+            <w:tcW w:type="dxa" w:w="2232"/>
+          </w:tcPr>
+          <w:p>
+            <w:r>
+              <w:rPr>
+                <w:b/>
+                <w:sz w:val="17"/>
               </w:rPr>
               <w:t>Current System</w:t>
             </w:r>
@@ -3160,13 +3973,13 @@
         </w:tc>
         <w:tc>
           <w:tcPr>
-            <w:tcW w:type="dxa" w:w="2880"/>
+            <w:tcW w:type="dxa" w:w="2160"/>
           </w:tcPr>
           <w:p>
             <w:r>
               <w:rPr>
                 <w:b/>
-                <w:sz w:val="18"/>
+                <w:sz w:val="17"/>
               </w:rPr>
               <w:t>Difference / Note</w:t>
             </w:r>
@@ -3176,13 +3989,13 @@
       <w:tr>
         <w:tc>
           <w:tcPr>
-            <w:tcW w:type="dxa" w:w="1656"/>
+            <w:tcW w:type="dxa" w:w="1296"/>
           </w:tcPr>
           <w:p>
             <w:r>
               <w:rPr>
                 <w:b/>
-                <w:sz w:val="18"/>
+                <w:sz w:val="17"/>
               </w:rPr>
               <w:t>Development methodology</w:t>
             </w:r>
@@ -3190,25 +4003,39 @@
         </w:tc>
         <w:tc>
           <w:tcPr>
-            <w:tcW w:type="dxa" w:w="2808"/>
-          </w:tcPr>
-          <w:p>
-            <w:r>
-              <w:rPr>
-                <w:sz w:val="18"/>
-              </w:rPr>
-              <w:t>Section 3.3.1: Agile, iterative sprints.</w:t>
-            </w:r>
-          </w:p>
-        </w:tc>
-        <w:tc>
-          <w:tcPr>
-            <w:tcW w:type="dxa" w:w="2808"/>
-          </w:tcPr>
-          <w:p>
-            <w:r>
-              <w:rPr>
-                <w:sz w:val="18"/>
+            <w:tcW w:type="dxa" w:w="2232"/>
+          </w:tcPr>
+          <w:p>
+            <w:r>
+              <w:rPr>
+                <w:b/>
+                <w:sz w:val="17"/>
+              </w:rPr>
+              <w:t>Section 3.3.1 Project Development Methodology and sub-sections 3.3.1.1 Planning, 3.3.1.2 Requirements Analysis (PDF p.69-70 / printed p.62-63)</w:t>
+            </w:r>
+          </w:p>
+        </w:tc>
+        <w:tc>
+          <w:tcPr>
+            <w:tcW w:type="dxa" w:w="2160"/>
+          </w:tcPr>
+          <w:p>
+            <w:r>
+              <w:rPr>
+                <w:sz w:val="17"/>
+              </w:rPr>
+              <w:t>Agile, iterative sprints.</w:t>
+            </w:r>
+          </w:p>
+        </w:tc>
+        <w:tc>
+          <w:tcPr>
+            <w:tcW w:type="dxa" w:w="2232"/>
+          </w:tcPr>
+          <w:p>
+            <w:r>
+              <w:rPr>
+                <w:sz w:val="17"/>
               </w:rPr>
               <w:t>Consistent - work is tracked in dated sprint-style sessions (memory-bank), with AGILE-xxx ticket references.</w:t>
             </w:r>
@@ -3216,12 +4043,12 @@
         </w:tc>
         <w:tc>
           <w:tcPr>
-            <w:tcW w:type="dxa" w:w="2880"/>
-          </w:tcPr>
-          <w:p>
-            <w:r>
-              <w:rPr>
-                <w:sz w:val="18"/>
+            <w:tcW w:type="dxa" w:w="2160"/>
+          </w:tcPr>
+          <w:p>
+            <w:r>
+              <w:rPr>
+                <w:sz w:val="17"/>
               </w:rPr>
               <w:t>Consistent.</w:t>
             </w:r>
@@ -3231,13 +4058,13 @@
       <w:tr>
         <w:tc>
           <w:tcPr>
-            <w:tcW w:type="dxa" w:w="1656"/>
+            <w:tcW w:type="dxa" w:w="1296"/>
           </w:tcPr>
           <w:p>
             <w:r>
               <w:rPr>
                 <w:b/>
-                <w:sz w:val="18"/>
+                <w:sz w:val="17"/>
               </w:rPr>
               <w:t>Deployment model</w:t>
             </w:r>
@@ -3245,12 +4072,26 @@
         </w:tc>
         <w:tc>
           <w:tcPr>
-            <w:tcW w:type="dxa" w:w="2808"/>
-          </w:tcPr>
-          <w:p>
-            <w:r>
-              <w:rPr>
-                <w:sz w:val="18"/>
+            <w:tcW w:type="dxa" w:w="2232"/>
+          </w:tcPr>
+          <w:p>
+            <w:r>
+              <w:rPr>
+                <w:b/>
+                <w:sz w:val="17"/>
+              </w:rPr>
+              <w:t>Section 3.2.1 External Design (PDF p.37-38 / printed p.30-31); Section 3.3.1.6 Deployment (PDF p.71-72 / printed p.64-65)</w:t>
+            </w:r>
+          </w:p>
+        </w:tc>
+        <w:tc>
+          <w:tcPr>
+            <w:tcW w:type="dxa" w:w="2160"/>
+          </w:tcPr>
+          <w:p>
+            <w:r>
+              <w:rPr>
+                <w:sz w:val="17"/>
               </w:rPr>
               <w:t>On-premise, in-house server, LAN-only, no internet, Registrar workstation, desktop/laptop only, no mobile.</w:t>
             </w:r>
@@ -3258,12 +4099,12 @@
         </w:tc>
         <w:tc>
           <w:tcPr>
-            <w:tcW w:type="dxa" w:w="2808"/>
-          </w:tcPr>
-          <w:p>
-            <w:r>
-              <w:rPr>
-                <w:sz w:val="18"/>
+            <w:tcW w:type="dxa" w:w="2232"/>
+          </w:tcPr>
+          <w:p>
+            <w:r>
+              <w:rPr>
+                <w:sz w:val="17"/>
               </w:rPr>
               <w:t>Consistent - Windows Server 2025, air-gapped LAN, on-premise MySQL in Docker.</w:t>
             </w:r>
@@ -3271,14 +4112,14 @@
         </w:tc>
         <w:tc>
           <w:tcPr>
-            <w:tcW w:type="dxa" w:w="2880"/>
-          </w:tcPr>
-          <w:p>
-            <w:r>
-              <w:rPr>
-                <w:sz w:val="18"/>
-              </w:rPr>
-              <w:t>Consistent. Chapter 3 external design (3.2.1) matches techContext.md.</w:t>
+            <w:tcW w:type="dxa" w:w="2160"/>
+          </w:tcPr>
+          <w:p>
+            <w:r>
+              <w:rPr>
+                <w:sz w:val="17"/>
+              </w:rPr>
+              <w:t>Consistent. Chapter 3 external design matches techContext.md.</w:t>
             </w:r>
           </w:p>
         </w:tc>
@@ -3286,13 +4127,13 @@
       <w:tr>
         <w:tc>
           <w:tcPr>
-            <w:tcW w:type="dxa" w:w="1656"/>
+            <w:tcW w:type="dxa" w:w="1296"/>
           </w:tcPr>
           <w:p>
             <w:r>
               <w:rPr>
                 <w:b/>
-                <w:sz w:val="18"/>
+                <w:sz w:val="17"/>
               </w:rPr>
               <w:t>Testing</w:t>
             </w:r>
@@ -3300,25 +4141,39 @@
         </w:tc>
         <w:tc>
           <w:tcPr>
-            <w:tcW w:type="dxa" w:w="2808"/>
-          </w:tcPr>
-          <w:p>
-            <w:r>
-              <w:rPr>
-                <w:sz w:val="18"/>
-              </w:rPr>
-              <w:t>Functional testing of login(), updateGrade(), uploadDocument(); usability testing with task scenarios.</w:t>
-            </w:r>
-          </w:p>
-        </w:tc>
-        <w:tc>
-          <w:tcPr>
-            <w:tcW w:type="dxa" w:w="2808"/>
-          </w:tcPr>
-          <w:p>
-            <w:r>
-              <w:rPr>
-                <w:sz w:val="18"/>
+            <w:tcW w:type="dxa" w:w="2232"/>
+          </w:tcPr>
+          <w:p>
+            <w:r>
+              <w:rPr>
+                <w:b/>
+                <w:sz w:val="17"/>
+              </w:rPr>
+              <w:t>Section 3.3.1.5 Testing (PDF p.71 / printed p.64); Section 3.3.2 Evaluation Procedure (PDF p.72-73 / printed p.65-66)</w:t>
+            </w:r>
+          </w:p>
+        </w:tc>
+        <w:tc>
+          <w:tcPr>
+            <w:tcW w:type="dxa" w:w="2160"/>
+          </w:tcPr>
+          <w:p>
+            <w:r>
+              <w:rPr>
+                <w:sz w:val="17"/>
+              </w:rPr>
+              <w:t>Functional testing of login(), updateGrade(), uploadDocument(); usability testing with task scenarios; ISO/IEC 25010 evaluation.</w:t>
+            </w:r>
+          </w:p>
+        </w:tc>
+        <w:tc>
+          <w:tcPr>
+            <w:tcW w:type="dxa" w:w="2232"/>
+          </w:tcPr>
+          <w:p>
+            <w:r>
+              <w:rPr>
+                <w:sz w:val="17"/>
               </w:rPr>
               <w:t>Automated test suite (JUnit/Mockito/WebMvc, ~156+ tests) plus a UAT thread testing workbook. Consistent in spirit.</w:t>
             </w:r>
@@ -3326,12 +4181,12 @@
         </w:tc>
         <w:tc>
           <w:tcPr>
-            <w:tcW w:type="dxa" w:w="2880"/>
-          </w:tcPr>
-          <w:p>
-            <w:r>
-              <w:rPr>
-                <w:sz w:val="18"/>
+            <w:tcW w:type="dxa" w:w="2160"/>
+          </w:tcPr>
+          <w:p>
+            <w:r>
+              <w:rPr>
+                <w:sz w:val="17"/>
               </w:rPr>
               <w:t>Consistent; Chapter 3 could mention the automated test suite.</w:t>
             </w:r>
@@ -3358,7 +4213,7 @@
           <w:i w:val="0"/>
           <w:sz w:val="22"/>
         </w:rPr>
-        <w:t>The following changes would bring Chapter 3 in line with the delivered system. They are ordered by importance.</w:t>
+        <w:t>The following changes would bring Chapter 3 of the ITR Paper in line with the delivered system. Each row cites the exact location (section and page) to edit. They are ordered by importance.</w:t>
       </w:r>
     </w:p>
     <w:tbl>
@@ -3368,20 +4223,21 @@
         <w:tblLook w:firstColumn="1" w:firstRow="1" w:lastColumn="0" w:lastRow="0" w:noHBand="0" w:noVBand="1" w:val="04A0"/>
       </w:tblPr>
       <w:tblGrid>
-        <w:gridCol w:w="2880"/>
-        <w:gridCol w:w="2880"/>
-        <w:gridCol w:w="2880"/>
+        <w:gridCol w:w="2160"/>
+        <w:gridCol w:w="2160"/>
+        <w:gridCol w:w="2160"/>
+        <w:gridCol w:w="2160"/>
       </w:tblGrid>
       <w:tr>
         <w:tc>
           <w:tcPr>
-            <w:tcW w:type="dxa" w:w="1296"/>
+            <w:tcW w:type="dxa" w:w="1008"/>
           </w:tcPr>
           <w:p>
             <w:r>
               <w:rPr>
                 <w:b/>
-                <w:sz w:val="18"/>
+                <w:sz w:val="17"/>
               </w:rPr>
               <w:t>Priority</w:t>
             </w:r>
@@ -3389,13 +4245,27 @@
         </w:tc>
         <w:tc>
           <w:tcPr>
-            <w:tcW w:type="dxa" w:w="7488"/>
+            <w:tcW w:type="dxa" w:w="3384"/>
           </w:tcPr>
           <w:p>
             <w:r>
               <w:rPr>
                 <w:b/>
-                <w:sz w:val="18"/>
+                <w:sz w:val="17"/>
+              </w:rPr>
+              <w:t>Chapter 3 Location (section &amp; page)</w:t>
+            </w:r>
+          </w:p>
+        </w:tc>
+        <w:tc>
+          <w:tcPr>
+            <w:tcW w:type="dxa" w:w="4536"/>
+          </w:tcPr>
+          <w:p>
+            <w:r>
+              <w:rPr>
+                <w:b/>
+                <w:sz w:val="17"/>
               </w:rPr>
               <w:t>Recommended Edit to Chapter 3</w:t>
             </w:r>
@@ -3403,13 +4273,13 @@
         </w:tc>
         <w:tc>
           <w:tcPr>
-            <w:tcW w:type="dxa" w:w="1296"/>
+            <w:tcW w:type="dxa" w:w="1008"/>
           </w:tcPr>
           <w:p>
             <w:r>
               <w:rPr>
                 <w:b/>
-                <w:sz w:val="18"/>
+                <w:sz w:val="17"/>
               </w:rPr>
               <w:t>Done?</w:t>
             </w:r>
@@ -3419,39 +4289,53 @@
       <w:tr>
         <w:tc>
           <w:tcPr>
-            <w:tcW w:type="dxa" w:w="1296"/>
+            <w:tcW w:type="dxa" w:w="1008"/>
           </w:tcPr>
           <w:p>
             <w:r>
               <w:rPr>
                 <w:b/>
-                <w:sz w:val="18"/>
-              </w:rPr>
-              <w:t>Critical</w:t>
-            </w:r>
-          </w:p>
-        </w:tc>
-        <w:tc>
-          <w:tcPr>
-            <w:tcW w:type="dxa" w:w="7488"/>
-          </w:tcPr>
-          <w:p>
-            <w:r>
-              <w:rPr>
-                <w:sz w:val="18"/>
-              </w:rPr>
-              <w:t>Change the Coding section (3.3.1) from "Python" to "Java 25 (LTS) with Spring Boot 4.0".</w:t>
-            </w:r>
-          </w:p>
-        </w:tc>
-        <w:tc>
-          <w:tcPr>
-            <w:tcW w:type="dxa" w:w="1296"/>
-          </w:tcPr>
-          <w:p>
-            <w:r>
-              <w:rPr>
-                <w:sz w:val="18"/>
+                <w:sz w:val="17"/>
+              </w:rPr>
+              <w:t>High</w:t>
+            </w:r>
+          </w:p>
+        </w:tc>
+        <w:tc>
+          <w:tcPr>
+            <w:tcW w:type="dxa" w:w="3384"/>
+          </w:tcPr>
+          <w:p>
+            <w:r>
+              <w:rPr>
+                <w:b/>
+                <w:sz w:val="17"/>
+              </w:rPr>
+              <w:t>Section 3.3.1.4 Coding (PDF p.71 / printed p.64)</w:t>
+            </w:r>
+          </w:p>
+        </w:tc>
+        <w:tc>
+          <w:tcPr>
+            <w:tcW w:type="dxa" w:w="4536"/>
+          </w:tcPr>
+          <w:p>
+            <w:r>
+              <w:rPr>
+                <w:sz w:val="17"/>
+              </w:rPr>
+              <w:t>Correct the IDE: the project is built in VS Code / Antigravity IDE with a Gradle (Kotlin DSL) build - not NetBeans. Add Gradle as the build tool.</w:t>
+            </w:r>
+          </w:p>
+        </w:tc>
+        <w:tc>
+          <w:tcPr>
+            <w:tcW w:type="dxa" w:w="1008"/>
+          </w:tcPr>
+          <w:p>
+            <w:r>
+              <w:rPr>
+                <w:sz w:val="17"/>
               </w:rPr>
             </w:r>
           </w:p>
@@ -3460,39 +4344,53 @@
       <w:tr>
         <w:tc>
           <w:tcPr>
-            <w:tcW w:type="dxa" w:w="1296"/>
+            <w:tcW w:type="dxa" w:w="1008"/>
           </w:tcPr>
           <w:p>
             <w:r>
               <w:rPr>
                 <w:b/>
-                <w:sz w:val="18"/>
-              </w:rPr>
-              <w:t>Critical</w:t>
-            </w:r>
-          </w:p>
-        </w:tc>
-        <w:tc>
-          <w:tcPr>
-            <w:tcW w:type="dxa" w:w="7488"/>
-          </w:tcPr>
-          <w:p>
-            <w:r>
-              <w:rPr>
-                <w:sz w:val="18"/>
-              </w:rPr>
-              <w:t>Name the real stack in Section 3.2: Spring Boot 4.0, Spring Security 7, Spring Data JPA, MySQL 8 (Docker), Gradle (Kotlin DSL).</w:t>
-            </w:r>
-          </w:p>
-        </w:tc>
-        <w:tc>
-          <w:tcPr>
-            <w:tcW w:type="dxa" w:w="1296"/>
-          </w:tcPr>
-          <w:p>
-            <w:r>
-              <w:rPr>
-                <w:sz w:val="18"/>
+                <w:sz w:val="17"/>
+              </w:rPr>
+              <w:t>High</w:t>
+            </w:r>
+          </w:p>
+        </w:tc>
+        <w:tc>
+          <w:tcPr>
+            <w:tcW w:type="dxa" w:w="3384"/>
+          </w:tcPr>
+          <w:p>
+            <w:r>
+              <w:rPr>
+                <w:b/>
+                <w:sz w:val="17"/>
+              </w:rPr>
+              <w:t>Section 3.2.7 ERD Figure 3.2.7.1 (PDF p.54); Section 3.2.8 Tables 3.2.8.10, 3.2.8.14, 3.2.8.15 (PDF p.60-63)</w:t>
+            </w:r>
+          </w:p>
+        </w:tc>
+        <w:tc>
+          <w:tcPr>
+            <w:tcW w:type="dxa" w:w="4536"/>
+          </w:tcPr>
+          <w:p>
+            <w:r>
+              <w:rPr>
+                <w:sz w:val="17"/>
+              </w:rPr>
+              <w:t>Rename log -&gt; system_logs and previous_school -&gt; student_education; remove qualification_assessment; add class_enrollments, student_ojt, student_tesda_qualifications, student_school_years, student_uploads.</w:t>
+            </w:r>
+          </w:p>
+        </w:tc>
+        <w:tc>
+          <w:tcPr>
+            <w:tcW w:type="dxa" w:w="1008"/>
+          </w:tcPr>
+          <w:p>
+            <w:r>
+              <w:rPr>
+                <w:sz w:val="17"/>
               </w:rPr>
             </w:r>
           </w:p>
@@ -3501,13 +4399,13 @@
       <w:tr>
         <w:tc>
           <w:tcPr>
-            <w:tcW w:type="dxa" w:w="1296"/>
+            <w:tcW w:type="dxa" w:w="1008"/>
           </w:tcPr>
           <w:p>
             <w:r>
               <w:rPr>
                 <w:b/>
-                <w:sz w:val="18"/>
+                <w:sz w:val="17"/>
               </w:rPr>
               <w:t>High</w:t>
             </w:r>
@@ -3515,25 +4413,39 @@
         </w:tc>
         <w:tc>
           <w:tcPr>
-            <w:tcW w:type="dxa" w:w="7488"/>
-          </w:tcPr>
-          <w:p>
-            <w:r>
-              <w:rPr>
-                <w:sz w:val="18"/>
-              </w:rPr>
-              <w:t>Update the ERD (Figure 3.2.14) and data dictionary: rename log -&gt; system_logs and previous_school -&gt; student_education; remove qualification_assessment; add class_enrollments, student_ojt, student_tesda_qualifications, student_school_years, student_uploads.</w:t>
-            </w:r>
-          </w:p>
-        </w:tc>
-        <w:tc>
-          <w:tcPr>
-            <w:tcW w:type="dxa" w:w="1296"/>
-          </w:tcPr>
-          <w:p>
-            <w:r>
-              <w:rPr>
-                <w:sz w:val="18"/>
+            <w:tcW w:type="dxa" w:w="3384"/>
+          </w:tcPr>
+          <w:p>
+            <w:r>
+              <w:rPr>
+                <w:b/>
+                <w:sz w:val="17"/>
+              </w:rPr>
+              <w:t>Section 3.2.8 Table 3.2.8.1 student_records (PDF p.55-57 / printed p.48-50)</w:t>
+            </w:r>
+          </w:p>
+        </w:tc>
+        <w:tc>
+          <w:tcPr>
+            <w:tcW w:type="dxa" w:w="4536"/>
+          </w:tcPr>
+          <w:p>
+            <w:r>
+              <w:rPr>
+                <w:sz w:val="17"/>
+              </w:rPr>
+              <w:t>Remove the user_id FK, mark most personal fields nullable, add civil_status / enrollment_date / student_status.</w:t>
+            </w:r>
+          </w:p>
+        </w:tc>
+        <w:tc>
+          <w:tcPr>
+            <w:tcW w:type="dxa" w:w="1008"/>
+          </w:tcPr>
+          <w:p>
+            <w:r>
+              <w:rPr>
+                <w:sz w:val="17"/>
               </w:rPr>
             </w:r>
           </w:p>
@@ -3542,13 +4454,13 @@
       <w:tr>
         <w:tc>
           <w:tcPr>
-            <w:tcW w:type="dxa" w:w="1296"/>
+            <w:tcW w:type="dxa" w:w="1008"/>
           </w:tcPr>
           <w:p>
             <w:r>
               <w:rPr>
                 <w:b/>
-                <w:sz w:val="18"/>
+                <w:sz w:val="17"/>
               </w:rPr>
               <w:t>High</w:t>
             </w:r>
@@ -3556,25 +4468,39 @@
         </w:tc>
         <w:tc>
           <w:tcPr>
-            <w:tcW w:type="dxa" w:w="7488"/>
-          </w:tcPr>
-          <w:p>
-            <w:r>
-              <w:rPr>
-                <w:sz w:val="18"/>
-              </w:rPr>
-              <w:t>Correct the student_records data dictionary: remove the user_id FK, mark most personal fields nullable, add civil_status / enrollment_date / student_status.</w:t>
-            </w:r>
-          </w:p>
-        </w:tc>
-        <w:tc>
-          <w:tcPr>
-            <w:tcW w:type="dxa" w:w="1296"/>
-          </w:tcPr>
-          <w:p>
-            <w:r>
-              <w:rPr>
-                <w:sz w:val="18"/>
+            <w:tcW w:type="dxa" w:w="3384"/>
+          </w:tcPr>
+          <w:p>
+            <w:r>
+              <w:rPr>
+                <w:b/>
+                <w:sz w:val="17"/>
+              </w:rPr>
+              <w:t>Section 3.2.8 Table 3.2.8.5 grades (PDF p.58-59 / printed p.51-52)</w:t>
+            </w:r>
+          </w:p>
+        </w:tc>
+        <w:tc>
+          <w:tcPr>
+            <w:tcW w:type="dxa" w:w="4536"/>
+          </w:tcPr>
+          <w:p>
+            <w:r>
+              <w:rPr>
+                <w:sz w:val="17"/>
+              </w:rPr>
+              <w:t>Update to the class-scoped midterm/finals/lock design (add class_id, midterm_grade, finals_grade, locked, locked_at).</w:t>
+            </w:r>
+          </w:p>
+        </w:tc>
+        <w:tc>
+          <w:tcPr>
+            <w:tcW w:type="dxa" w:w="1008"/>
+          </w:tcPr>
+          <w:p>
+            <w:r>
+              <w:rPr>
+                <w:sz w:val="17"/>
               </w:rPr>
             </w:r>
           </w:p>
@@ -3583,13 +4509,13 @@
       <w:tr>
         <w:tc>
           <w:tcPr>
-            <w:tcW w:type="dxa" w:w="1296"/>
+            <w:tcW w:type="dxa" w:w="1008"/>
           </w:tcPr>
           <w:p>
             <w:r>
               <w:rPr>
                 <w:b/>
-                <w:sz w:val="18"/>
+                <w:sz w:val="17"/>
               </w:rPr>
               <w:t>High</w:t>
             </w:r>
@@ -3597,25 +4523,39 @@
         </w:tc>
         <w:tc>
           <w:tcPr>
-            <w:tcW w:type="dxa" w:w="7488"/>
-          </w:tcPr>
-          <w:p>
-            <w:r>
-              <w:rPr>
-                <w:sz w:val="18"/>
-              </w:rPr>
-              <w:t>Update the grades data dictionary to the class-scoped midterm/finals/lock design (add class_id, midterm_grade, finals_grade, locked, locked_at).</w:t>
-            </w:r>
-          </w:p>
-        </w:tc>
-        <w:tc>
-          <w:tcPr>
-            <w:tcW w:type="dxa" w:w="1296"/>
-          </w:tcPr>
-          <w:p>
-            <w:r>
-              <w:rPr>
-                <w:sz w:val="18"/>
+            <w:tcW w:type="dxa" w:w="3384"/>
+          </w:tcPr>
+          <w:p>
+            <w:r>
+              <w:rPr>
+                <w:b/>
+                <w:sz w:val="17"/>
+              </w:rPr>
+              <w:t>Section 3.2.4 Figure 3.2.4.4 Student Use Case (PDF p.43); Section 3.2.9 Functional Requirements, Student items (PDF p.64-65)</w:t>
+            </w:r>
+          </w:p>
+        </w:tc>
+        <w:tc>
+          <w:tcPr>
+            <w:tcW w:type="dxa" w:w="4536"/>
+          </w:tcPr>
+          <w:p>
+            <w:r>
+              <w:rPr>
+                <w:sz w:val="17"/>
+              </w:rPr>
+              <w:t>Correct the Student role: students have no accounts and cannot log in; the enrollment portal is public.</w:t>
+            </w:r>
+          </w:p>
+        </w:tc>
+        <w:tc>
+          <w:tcPr>
+            <w:tcW w:type="dxa" w:w="1008"/>
+          </w:tcPr>
+          <w:p>
+            <w:r>
+              <w:rPr>
+                <w:sz w:val="17"/>
               </w:rPr>
             </w:r>
           </w:p>
@@ -3624,13 +4564,13 @@
       <w:tr>
         <w:tc>
           <w:tcPr>
-            <w:tcW w:type="dxa" w:w="1296"/>
+            <w:tcW w:type="dxa" w:w="1008"/>
           </w:tcPr>
           <w:p>
             <w:r>
               <w:rPr>
                 <w:b/>
-                <w:sz w:val="18"/>
+                <w:sz w:val="17"/>
               </w:rPr>
               <w:t>High</w:t>
             </w:r>
@@ -3638,25 +4578,39 @@
         </w:tc>
         <w:tc>
           <w:tcPr>
-            <w:tcW w:type="dxa" w:w="7488"/>
-          </w:tcPr>
-          <w:p>
-            <w:r>
-              <w:rPr>
-                <w:sz w:val="18"/>
-              </w:rPr>
-              <w:t>Correct the Student role: students have no accounts and cannot log in; the enrollment portal is public. Revise Figure 3.2.4 and the Student functional requirements accordingly.</w:t>
-            </w:r>
-          </w:p>
-        </w:tc>
-        <w:tc>
-          <w:tcPr>
-            <w:tcW w:type="dxa" w:w="1296"/>
-          </w:tcPr>
-          <w:p>
-            <w:r>
-              <w:rPr>
-                <w:sz w:val="18"/>
+            <w:tcW w:type="dxa" w:w="3384"/>
+          </w:tcPr>
+          <w:p>
+            <w:r>
+              <w:rPr>
+                <w:b/>
+                <w:sz w:val="17"/>
+              </w:rPr>
+              <w:t>Section 3.2.9 Functional Requirements, Trainer items 1-1.2 (PDF p.65-66); Section 3.3.1.6 Deployment (PDF p.71-72)</w:t>
+            </w:r>
+          </w:p>
+        </w:tc>
+        <w:tc>
+          <w:tcPr>
+            <w:tcW w:type="dxa" w:w="4536"/>
+          </w:tcPr>
+          <w:p>
+            <w:r>
+              <w:rPr>
+                <w:sz w:val="17"/>
+              </w:rPr>
+              <w:t>Correct trainer onboarding: there is no trainer self-registration or "pending approval" - the Admin creates all accounts.</w:t>
+            </w:r>
+          </w:p>
+        </w:tc>
+        <w:tc>
+          <w:tcPr>
+            <w:tcW w:type="dxa" w:w="1008"/>
+          </w:tcPr>
+          <w:p>
+            <w:r>
+              <w:rPr>
+                <w:sz w:val="17"/>
               </w:rPr>
             </w:r>
           </w:p>
@@ -3665,39 +4619,53 @@
       <w:tr>
         <w:tc>
           <w:tcPr>
-            <w:tcW w:type="dxa" w:w="1296"/>
+            <w:tcW w:type="dxa" w:w="1008"/>
           </w:tcPr>
           <w:p>
             <w:r>
               <w:rPr>
                 <w:b/>
-                <w:sz w:val="18"/>
-              </w:rPr>
-              <w:t>High</w:t>
-            </w:r>
-          </w:p>
-        </w:tc>
-        <w:tc>
-          <w:tcPr>
-            <w:tcW w:type="dxa" w:w="7488"/>
-          </w:tcPr>
-          <w:p>
-            <w:r>
-              <w:rPr>
-                <w:sz w:val="18"/>
-              </w:rPr>
-              <w:t>Correct trainer onboarding: there is no trainer self-registration or "pending approval" - the Admin creates all accounts.</w:t>
-            </w:r>
-          </w:p>
-        </w:tc>
-        <w:tc>
-          <w:tcPr>
-            <w:tcW w:type="dxa" w:w="1296"/>
-          </w:tcPr>
-          <w:p>
-            <w:r>
-              <w:rPr>
-                <w:sz w:val="18"/>
+                <w:sz w:val="17"/>
+              </w:rPr>
+              <w:t>Medium</w:t>
+            </w:r>
+          </w:p>
+        </w:tc>
+        <w:tc>
+          <w:tcPr>
+            <w:tcW w:type="dxa" w:w="3384"/>
+          </w:tcPr>
+          <w:p>
+            <w:r>
+              <w:rPr>
+                <w:b/>
+                <w:sz w:val="17"/>
+              </w:rPr>
+              <w:t>Section 3.2.10 NFR, Security &gt; Authenticity (PDF p.68 / printed p.61)</w:t>
+            </w:r>
+          </w:p>
+        </w:tc>
+        <w:tc>
+          <w:tcPr>
+            <w:tcW w:type="dxa" w:w="4536"/>
+          </w:tcPr>
+          <w:p>
+            <w:r>
+              <w:rPr>
+                <w:sz w:val="17"/>
+              </w:rPr>
+              <w:t>Fix the session timeout: state 30 minutes (or change the system to 15) so the paper and code agree.</w:t>
+            </w:r>
+          </w:p>
+        </w:tc>
+        <w:tc>
+          <w:tcPr>
+            <w:tcW w:type="dxa" w:w="1008"/>
+          </w:tcPr>
+          <w:p>
+            <w:r>
+              <w:rPr>
+                <w:sz w:val="17"/>
               </w:rPr>
             </w:r>
           </w:p>
@@ -3706,13 +4674,13 @@
       <w:tr>
         <w:tc>
           <w:tcPr>
-            <w:tcW w:type="dxa" w:w="1296"/>
+            <w:tcW w:type="dxa" w:w="1008"/>
           </w:tcPr>
           <w:p>
             <w:r>
               <w:rPr>
                 <w:b/>
-                <w:sz w:val="18"/>
+                <w:sz w:val="17"/>
               </w:rPr>
               <w:t>Medium</w:t>
             </w:r>
@@ -3720,25 +4688,39 @@
         </w:tc>
         <w:tc>
           <w:tcPr>
-            <w:tcW w:type="dxa" w:w="7488"/>
-          </w:tcPr>
-          <w:p>
-            <w:r>
-              <w:rPr>
-                <w:sz w:val="18"/>
-              </w:rPr>
-              <w:t>Fix the session timeout: state 30 minutes (or change the system to 15) so the paper and code agree.</w:t>
-            </w:r>
-          </w:p>
-        </w:tc>
-        <w:tc>
-          <w:tcPr>
-            <w:tcW w:type="dxa" w:w="1296"/>
-          </w:tcPr>
-          <w:p>
-            <w:r>
-              <w:rPr>
-                <w:sz w:val="18"/>
+            <w:tcW w:type="dxa" w:w="3384"/>
+          </w:tcPr>
+          <w:p>
+            <w:r>
+              <w:rPr>
+                <w:b/>
+                <w:sz w:val="17"/>
+              </w:rPr>
+              <w:t>Section 3.2.3 Table 3.2.3.1 Data Structures of the Program (PDF p.39-41 / printed p.32-34)</w:t>
+            </w:r>
+          </w:p>
+        </w:tc>
+        <w:tc>
+          <w:tcPr>
+            <w:tcW w:type="dxa" w:w="4536"/>
+          </w:tcPr>
+          <w:p>
+            <w:r>
+              <w:rPr>
+                <w:sz w:val="17"/>
+              </w:rPr>
+              <w:t>Reframe Table 3.2.3.1 - persistence is handled by JPA + MySQL, not in-memory HashMaps / ArrayLists / ErrorLog.</w:t>
+            </w:r>
+          </w:p>
+        </w:tc>
+        <w:tc>
+          <w:tcPr>
+            <w:tcW w:type="dxa" w:w="1008"/>
+          </w:tcPr>
+          <w:p>
+            <w:r>
+              <w:rPr>
+                <w:sz w:val="17"/>
               </w:rPr>
             </w:r>
           </w:p>
@@ -3747,13 +4729,13 @@
       <w:tr>
         <w:tc>
           <w:tcPr>
-            <w:tcW w:type="dxa" w:w="1296"/>
+            <w:tcW w:type="dxa" w:w="1008"/>
           </w:tcPr>
           <w:p>
             <w:r>
               <w:rPr>
                 <w:b/>
-                <w:sz w:val="18"/>
+                <w:sz w:val="17"/>
               </w:rPr>
               <w:t>Medium</w:t>
             </w:r>
@@ -3761,25 +4743,39 @@
         </w:tc>
         <w:tc>
           <w:tcPr>
-            <w:tcW w:type="dxa" w:w="7488"/>
-          </w:tcPr>
-          <w:p>
-            <w:r>
-              <w:rPr>
-                <w:sz w:val="18"/>
-              </w:rPr>
-              <w:t>Reframe Table 3.2.1 (HashMaps / ArrayLists / ErrorLog) - persistence is handled by JPA + MySQL, not in-memory structures.</w:t>
-            </w:r>
-          </w:p>
-        </w:tc>
-        <w:tc>
-          <w:tcPr>
-            <w:tcW w:type="dxa" w:w="1296"/>
-          </w:tcPr>
-          <w:p>
-            <w:r>
-              <w:rPr>
-                <w:sz w:val="18"/>
+            <w:tcW w:type="dxa" w:w="3384"/>
+          </w:tcPr>
+          <w:p>
+            <w:r>
+              <w:rPr>
+                <w:b/>
+                <w:sz w:val="17"/>
+              </w:rPr>
+              <w:t>Section 3.2.6 Figure 3.2.6.2 User Log-In Authentication (PDF p.47 / printed p.40)</w:t>
+            </w:r>
+          </w:p>
+        </w:tc>
+        <w:tc>
+          <w:tcPr>
+            <w:tcW w:type="dxa" w:w="4536"/>
+          </w:tcPr>
+          <w:p>
+            <w:r>
+              <w:rPr>
+                <w:sz w:val="17"/>
+              </w:rPr>
+              <w:t>Correct the auth description: session-based login (JSESSIONID + BCrypt), not an "Auth Token".</w:t>
+            </w:r>
+          </w:p>
+        </w:tc>
+        <w:tc>
+          <w:tcPr>
+            <w:tcW w:type="dxa" w:w="1008"/>
+          </w:tcPr>
+          <w:p>
+            <w:r>
+              <w:rPr>
+                <w:sz w:val="17"/>
               </w:rPr>
             </w:r>
           </w:p>
@@ -3788,13 +4784,13 @@
       <w:tr>
         <w:tc>
           <w:tcPr>
-            <w:tcW w:type="dxa" w:w="1296"/>
+            <w:tcW w:type="dxa" w:w="1008"/>
           </w:tcPr>
           <w:p>
             <w:r>
               <w:rPr>
                 <w:b/>
-                <w:sz w:val="18"/>
+                <w:sz w:val="17"/>
               </w:rPr>
               <w:t>Medium</w:t>
             </w:r>
@@ -3802,25 +4798,39 @@
         </w:tc>
         <w:tc>
           <w:tcPr>
-            <w:tcW w:type="dxa" w:w="7488"/>
-          </w:tcPr>
-          <w:p>
-            <w:r>
-              <w:rPr>
-                <w:sz w:val="18"/>
-              </w:rPr>
-              <w:t>Correct the auth description: session-based login (JSESSIONID + BCrypt), not an "Auth Token".</w:t>
-            </w:r>
-          </w:p>
-        </w:tc>
-        <w:tc>
-          <w:tcPr>
-            <w:tcW w:type="dxa" w:w="1296"/>
-          </w:tcPr>
-          <w:p>
-            <w:r>
-              <w:rPr>
-                <w:sz w:val="18"/>
+            <w:tcW w:type="dxa" w:w="3384"/>
+          </w:tcPr>
+          <w:p>
+            <w:r>
+              <w:rPr>
+                <w:b/>
+                <w:sz w:val="17"/>
+              </w:rPr>
+              <w:t>Section 3.2.9 Registrar item 2.1 (PDF p.64); Section 3.2.10 Interoperability (PDF p.67)</w:t>
+            </w:r>
+          </w:p>
+        </w:tc>
+        <w:tc>
+          <w:tcPr>
+            <w:tcW w:type="dxa" w:w="4536"/>
+          </w:tcPr>
+          <w:p>
+            <w:r>
+              <w:rPr>
+                <w:sz w:val="17"/>
+              </w:rPr>
+              <w:t>Add the "Submitted" student status; note XLSX export; note that PDF export and TOR/Permanent-Record generation are future work.</w:t>
+            </w:r>
+          </w:p>
+        </w:tc>
+        <w:tc>
+          <w:tcPr>
+            <w:tcW w:type="dxa" w:w="1008"/>
+          </w:tcPr>
+          <w:p>
+            <w:r>
+              <w:rPr>
+                <w:sz w:val="17"/>
               </w:rPr>
             </w:r>
           </w:p>
@@ -3829,39 +4839,53 @@
       <w:tr>
         <w:tc>
           <w:tcPr>
-            <w:tcW w:type="dxa" w:w="1296"/>
+            <w:tcW w:type="dxa" w:w="1008"/>
           </w:tcPr>
           <w:p>
             <w:r>
               <w:rPr>
                 <w:b/>
-                <w:sz w:val="18"/>
-              </w:rPr>
-              <w:t>Medium</w:t>
-            </w:r>
-          </w:p>
-        </w:tc>
-        <w:tc>
-          <w:tcPr>
-            <w:tcW w:type="dxa" w:w="7488"/>
-          </w:tcPr>
-          <w:p>
-            <w:r>
-              <w:rPr>
-                <w:sz w:val="18"/>
-              </w:rPr>
-              <w:t>Add the "Submitted" student status; note XLSX export; note that PDF export and TOR/Permanent-Record generation are future work.</w:t>
-            </w:r>
-          </w:p>
-        </w:tc>
-        <w:tc>
-          <w:tcPr>
-            <w:tcW w:type="dxa" w:w="1296"/>
-          </w:tcPr>
-          <w:p>
-            <w:r>
-              <w:rPr>
-                <w:sz w:val="18"/>
+                <w:sz w:val="17"/>
+              </w:rPr>
+              <w:t>Low</w:t>
+            </w:r>
+          </w:p>
+        </w:tc>
+        <w:tc>
+          <w:tcPr>
+            <w:tcW w:type="dxa" w:w="3384"/>
+          </w:tcPr>
+          <w:p>
+            <w:r>
+              <w:rPr>
+                <w:b/>
+                <w:sz w:val="17"/>
+              </w:rPr>
+              <w:t>Section 3.2.10 NFR, Reliability &gt; Fault Tolerance (PDF p.68 / printed p.61)</w:t>
+            </w:r>
+          </w:p>
+        </w:tc>
+        <w:tc>
+          <w:tcPr>
+            <w:tcW w:type="dxa" w:w="4536"/>
+          </w:tcPr>
+          <w:p>
+            <w:r>
+              <w:rPr>
+                <w:sz w:val="17"/>
+              </w:rPr>
+              <w:t>Mark the fault-tolerance offline-queue requirement as future work - it is not implemented.</w:t>
+            </w:r>
+          </w:p>
+        </w:tc>
+        <w:tc>
+          <w:tcPr>
+            <w:tcW w:type="dxa" w:w="1008"/>
+          </w:tcPr>
+          <w:p>
+            <w:r>
+              <w:rPr>
+                <w:sz w:val="17"/>
               </w:rPr>
             </w:r>
           </w:p>
@@ -3870,13 +4894,13 @@
       <w:tr>
         <w:tc>
           <w:tcPr>
-            <w:tcW w:type="dxa" w:w="1296"/>
+            <w:tcW w:type="dxa" w:w="1008"/>
           </w:tcPr>
           <w:p>
             <w:r>
               <w:rPr>
                 <w:b/>
-                <w:sz w:val="18"/>
+                <w:sz w:val="17"/>
               </w:rPr>
               <w:t>Low</w:t>
             </w:r>
@@ -3884,53 +4908,26 @@
         </w:tc>
         <w:tc>
           <w:tcPr>
-            <w:tcW w:type="dxa" w:w="7488"/>
-          </w:tcPr>
-          <w:p>
-            <w:r>
-              <w:rPr>
-                <w:sz w:val="18"/>
-              </w:rPr>
-              <w:t>Mark the fault-tolerance offline-queue requirement as future work - it is not implemented.</w:t>
-            </w:r>
-          </w:p>
-        </w:tc>
-        <w:tc>
-          <w:tcPr>
-            <w:tcW w:type="dxa" w:w="1296"/>
-          </w:tcPr>
-          <w:p>
-            <w:r>
-              <w:rPr>
-                <w:sz w:val="18"/>
-              </w:rPr>
-            </w:r>
-          </w:p>
-        </w:tc>
-      </w:tr>
-      <w:tr>
-        <w:tc>
-          <w:tcPr>
-            <w:tcW w:type="dxa" w:w="1296"/>
+            <w:tcW w:type="dxa" w:w="3384"/>
           </w:tcPr>
           <w:p>
             <w:r>
               <w:rPr>
                 <w:b/>
-                <w:sz w:val="18"/>
-              </w:rPr>
-              <w:t>Low</w:t>
-            </w:r>
-          </w:p>
-        </w:tc>
-        <w:tc>
-          <w:tcPr>
-            <w:tcW w:type="dxa" w:w="7488"/>
-          </w:tcPr>
-          <w:p>
-            <w:r>
-              <w:rPr>
-                <w:sz w:val="18"/>
+                <w:sz w:val="17"/>
+              </w:rPr>
+              <w:t>Section 3.2.8 Table 3.2.8.7 batches (PDF p.59); Table 3.2.8.6 sections (PDF p.59); Section 3.2.10 Accountability (PDF p.68)</w:t>
+            </w:r>
+          </w:p>
+        </w:tc>
+        <w:tc>
+          <w:tcPr>
+            <w:tcW w:type="dxa" w:w="4536"/>
+          </w:tcPr>
+          <w:p>
+            <w:r>
+              <w:rPr>
+                <w:sz w:val="17"/>
               </w:rPr>
               <w:t>Fix data-type details: batches.batch_year is YEAR; sections.section_code is VARCHAR; remove the arbitrary "7.2 seconds" log-trace figure.</w:t>
             </w:r>
@@ -3938,12 +4935,12 @@
         </w:tc>
         <w:tc>
           <w:tcPr>
-            <w:tcW w:type="dxa" w:w="1296"/>
-          </w:tcPr>
-          <w:p>
-            <w:r>
-              <w:rPr>
-                <w:sz w:val="18"/>
+            <w:tcW w:type="dxa" w:w="1008"/>
+          </w:tcPr>
+          <w:p>
+            <w:r>
+              <w:rPr>
+                <w:sz w:val="17"/>
               </w:rPr>
             </w:r>
           </w:p>
@@ -3969,7 +4966,7 @@
           <w:i w:val="0"/>
           <w:sz w:val="22"/>
         </w:rPr>
-        <w:t>The implemented Anihan SRMS is a faithful realisation of Chapter 3's core vision: a centralised, role-based, on-premise student records system built on an MVC architecture with audit logging. The divergences listed above are mostly the natural result of detailed design decisions made during development - choosing the Java/Spring ecosystem, letting JPA and MySQL own persistence, making the student portal public, and expanding the schema to cover OJT, TESDA qualifications, school years, and class-scoped grading.</w:t>
+        <w:t>Measured against the ITR Paper, the implemented Anihan SRMS is a faithful realisation of Chapter 3's core vision: a centralised, role-based, on-premise student records system built on an MVC architecture with audit logging. The ITR Paper's Chapter 3 is more accurate than the earlier draft - it now names the correct Java/Spring technology stack and MySQL. The remaining divergences are mostly the natural result of detailed design decisions made during development - letting JPA and MySQL own persistence, making the student portal public, choosing admin-only account creation, and expanding the schema to cover OJT, TESDA qualifications, school years, and class-scoped grading.</w:t>
       </w:r>
     </w:p>
     <w:p>
@@ -3979,7 +4976,7 @@
           <w:i/>
           <w:sz w:val="22"/>
         </w:rPr>
-        <w:t>No code or system file was modified to produce this comparison. The recommendations in Section 9 are documentation edits only - applying them keeps the capstone paper an accurate description of the delivered software.</w:t>
+        <w:t>No code or system file was modified to produce this comparison. The recommendations in Section 9 are documentation edits only - applying them at the cited sections and pages keeps the capstone paper an accurate description of the delivered software.</w:t>
       </w:r>
     </w:p>
     <w:sectPr>
